--- a/3-能力管理/运行记录类文件/030201-运维服务能力管理计划.docx
+++ b/3-能力管理/运行记录类文件/030201-运维服务能力管理计划.docx
@@ -6232,6 +6232,7 @@
             <w:insideH w:val="none" w:color="auto" w:sz="0" w:space="0"/>
             <w:insideV w:val="none" w:color="auto" w:sz="0" w:space="0"/>
           </w:tblBorders>
+          <w:shd w:val="clear" w:color="auto" w:fill="auto"/>
           <w:tblCellMar>
             <w:top w:w="0" w:type="dxa"/>
             <w:left w:w="108" w:type="dxa"/>
@@ -7773,6 +7774,7 @@
             <w:insideH w:val="none" w:color="auto" w:sz="0" w:space="0"/>
             <w:insideV w:val="none" w:color="auto" w:sz="0" w:space="0"/>
           </w:tblBorders>
+          <w:shd w:val="clear" w:color="auto" w:fill="auto"/>
           <w:tblCellMar>
             <w:top w:w="0" w:type="dxa"/>
             <w:left w:w="108" w:type="dxa"/>
@@ -8309,6 +8311,7 @@
             <w:insideH w:val="none" w:color="auto" w:sz="0" w:space="0"/>
             <w:insideV w:val="none" w:color="auto" w:sz="0" w:space="0"/>
           </w:tblBorders>
+          <w:shd w:val="clear" w:color="auto" w:fill="auto"/>
           <w:tblCellMar>
             <w:top w:w="0" w:type="dxa"/>
             <w:left w:w="108" w:type="dxa"/>
@@ -8404,6 +8407,266 @@
                 <w:lang w:val="en-US" w:eastAsia="zh-CN"/>
               </w:rPr>
               <w:t>高级开发培训</w:t>
+            </w:r>
+          </w:p>
+        </w:tc>
+        <w:tc>
+          <w:tcPr>
+            <w:tcW w:w="1850" w:type="dxa"/>
+            <w:tcBorders>
+              <w:top w:val="single" w:color="000000" w:sz="4" w:space="0"/>
+              <w:left w:val="single" w:color="000000" w:sz="4" w:space="0"/>
+              <w:bottom w:val="single" w:color="000000" w:sz="4" w:space="0"/>
+              <w:right w:val="single" w:color="000000" w:sz="4" w:space="0"/>
+            </w:tcBorders>
+            <w:shd w:val="clear" w:color="auto" w:fill="auto"/>
+            <w:vAlign w:val="center"/>
+          </w:tcPr>
+          <w:p>
+            <w:pPr>
+              <w:keepNext w:val="0"/>
+              <w:keepLines w:val="0"/>
+              <w:widowControl/>
+              <w:suppressLineNumbers w:val="0"/>
+              <w:jc w:val="left"/>
+              <w:textAlignment w:val="center"/>
+              <w:rPr>
+                <w:rFonts w:hint="eastAsia" w:ascii="宋体" w:hAnsi="宋体" w:eastAsia="宋体" w:cs="宋体"/>
+                <w:i w:val="0"/>
+                <w:iCs w:val="0"/>
+                <w:color w:val="000000"/>
+                <w:sz w:val="16"/>
+                <w:szCs w:val="16"/>
+                <w:u w:val="none"/>
+              </w:rPr>
+            </w:pPr>
+            <w:r>
+              <w:rPr>
+                <w:rFonts w:hint="eastAsia" w:ascii="宋体" w:hAnsi="宋体" w:eastAsia="宋体" w:cs="宋体"/>
+                <w:i w:val="0"/>
+                <w:iCs w:val="0"/>
+                <w:snapToGrid w:val="0"/>
+                <w:color w:val="000000"/>
+                <w:kern w:val="0"/>
+                <w:sz w:val="16"/>
+                <w:szCs w:val="16"/>
+                <w:u w:val="none"/>
+                <w:lang w:val="en-US" w:eastAsia="zh-CN"/>
+              </w:rPr>
+              <w:t>研发部全员</w:t>
+            </w:r>
+          </w:p>
+        </w:tc>
+        <w:tc>
+          <w:tcPr>
+            <w:tcW w:w="750" w:type="dxa"/>
+            <w:tcBorders>
+              <w:top w:val="single" w:color="000000" w:sz="4" w:space="0"/>
+              <w:left w:val="single" w:color="000000" w:sz="4" w:space="0"/>
+              <w:bottom w:val="single" w:color="000000" w:sz="4" w:space="0"/>
+              <w:right w:val="single" w:color="000000" w:sz="4" w:space="0"/>
+            </w:tcBorders>
+            <w:shd w:val="clear" w:color="auto" w:fill="auto"/>
+            <w:vAlign w:val="center"/>
+          </w:tcPr>
+          <w:p>
+            <w:pPr>
+              <w:keepNext w:val="0"/>
+              <w:keepLines w:val="0"/>
+              <w:widowControl/>
+              <w:suppressLineNumbers w:val="0"/>
+              <w:jc w:val="both"/>
+              <w:textAlignment w:val="center"/>
+              <w:rPr>
+                <w:rFonts w:hint="eastAsia" w:ascii="宋体" w:hAnsi="宋体" w:eastAsia="宋体" w:cs="宋体"/>
+                <w:i w:val="0"/>
+                <w:iCs w:val="0"/>
+                <w:color w:val="000000"/>
+                <w:sz w:val="16"/>
+                <w:szCs w:val="16"/>
+                <w:u w:val="none"/>
+              </w:rPr>
+            </w:pPr>
+            <w:r>
+              <w:rPr>
+                <w:rFonts w:hint="eastAsia" w:ascii="宋体" w:hAnsi="宋体" w:eastAsia="宋体" w:cs="宋体"/>
+                <w:i w:val="0"/>
+                <w:iCs w:val="0"/>
+                <w:snapToGrid w:val="0"/>
+                <w:color w:val="000000"/>
+                <w:kern w:val="0"/>
+                <w:sz w:val="16"/>
+                <w:szCs w:val="16"/>
+                <w:u w:val="none"/>
+                <w:lang w:val="en-US" w:eastAsia="zh-CN"/>
+              </w:rPr>
+              <w:t>田力</w:t>
+            </w:r>
+          </w:p>
+        </w:tc>
+        <w:tc>
+          <w:tcPr>
+            <w:tcW w:w="1189" w:type="dxa"/>
+            <w:tcBorders>
+              <w:top w:val="single" w:color="000000" w:sz="4" w:space="0"/>
+              <w:left w:val="single" w:color="000000" w:sz="4" w:space="0"/>
+              <w:bottom w:val="single" w:color="000000" w:sz="4" w:space="0"/>
+              <w:right w:val="single" w:color="000000" w:sz="4" w:space="0"/>
+            </w:tcBorders>
+            <w:shd w:val="clear" w:color="auto" w:fill="auto"/>
+            <w:vAlign w:val="center"/>
+          </w:tcPr>
+          <w:p>
+            <w:pPr>
+              <w:keepNext w:val="0"/>
+              <w:keepLines w:val="0"/>
+              <w:widowControl/>
+              <w:suppressLineNumbers w:val="0"/>
+              <w:jc w:val="both"/>
+              <w:textAlignment w:val="center"/>
+              <w:rPr>
+                <w:rFonts w:hint="eastAsia" w:ascii="宋体" w:hAnsi="宋体" w:eastAsia="宋体" w:cs="宋体"/>
+                <w:i w:val="0"/>
+                <w:iCs w:val="0"/>
+                <w:color w:val="000000"/>
+                <w:sz w:val="16"/>
+                <w:szCs w:val="16"/>
+                <w:u w:val="none"/>
+              </w:rPr>
+            </w:pPr>
+            <w:r>
+              <w:rPr>
+                <w:rFonts w:hint="eastAsia" w:ascii="宋体" w:hAnsi="宋体" w:eastAsia="宋体" w:cs="宋体"/>
+                <w:i w:val="0"/>
+                <w:iCs w:val="0"/>
+                <w:snapToGrid w:val="0"/>
+                <w:color w:val="000000"/>
+                <w:kern w:val="0"/>
+                <w:sz w:val="16"/>
+                <w:szCs w:val="16"/>
+                <w:u w:val="none"/>
+                <w:lang w:val="en-US" w:eastAsia="zh-CN"/>
+              </w:rPr>
+              <w:t>4月</w:t>
+            </w:r>
+          </w:p>
+        </w:tc>
+      </w:tr>
+      <w:tr>
+        <w:tblPrEx>
+          <w:tblBorders>
+            <w:top w:val="none" w:color="auto" w:sz="0" w:space="0"/>
+            <w:left w:val="none" w:color="auto" w:sz="0" w:space="0"/>
+            <w:bottom w:val="none" w:color="auto" w:sz="0" w:space="0"/>
+            <w:right w:val="none" w:color="auto" w:sz="0" w:space="0"/>
+            <w:insideH w:val="none" w:color="auto" w:sz="0" w:space="0"/>
+            <w:insideV w:val="none" w:color="auto" w:sz="0" w:space="0"/>
+          </w:tblBorders>
+          <w:shd w:val="clear" w:color="auto" w:fill="auto"/>
+          <w:tblCellMar>
+            <w:top w:w="0" w:type="dxa"/>
+            <w:left w:w="108" w:type="dxa"/>
+            <w:bottom w:w="0" w:type="dxa"/>
+            <w:right w:w="108" w:type="dxa"/>
+          </w:tblCellMar>
+        </w:tblPrEx>
+        <w:trPr>
+          <w:trHeight w:val="540" w:hRule="atLeast"/>
+          <w:jc w:val="center"/>
+        </w:trPr>
+        <w:tc>
+          <w:tcPr>
+            <w:tcW w:w="661" w:type="dxa"/>
+            <w:tcBorders>
+              <w:top w:val="single" w:color="000000" w:sz="4" w:space="0"/>
+              <w:left w:val="single" w:color="000000" w:sz="4" w:space="0"/>
+              <w:bottom w:val="single" w:color="000000" w:sz="4" w:space="0"/>
+              <w:right w:val="single" w:color="000000" w:sz="4" w:space="0"/>
+            </w:tcBorders>
+            <w:shd w:val="clear" w:color="auto" w:fill="auto"/>
+            <w:vAlign w:val="center"/>
+          </w:tcPr>
+          <w:p>
+            <w:pPr>
+              <w:keepNext w:val="0"/>
+              <w:keepLines w:val="0"/>
+              <w:widowControl/>
+              <w:numPr>
+                <w:ilvl w:val="0"/>
+                <w:numId w:val="4"/>
+              </w:numPr>
+              <w:suppressLineNumbers w:val="0"/>
+              <w:ind w:left="425" w:leftChars="0" w:hanging="425" w:firstLineChars="0"/>
+              <w:jc w:val="center"/>
+              <w:textAlignment w:val="center"/>
+              <w:rPr>
+                <w:rFonts w:hint="eastAsia" w:ascii="宋体" w:hAnsi="宋体" w:eastAsia="宋体" w:cs="宋体"/>
+                <w:i w:val="0"/>
+                <w:iCs w:val="0"/>
+                <w:snapToGrid w:val="0"/>
+                <w:color w:val="000000"/>
+                <w:kern w:val="0"/>
+                <w:sz w:val="16"/>
+                <w:szCs w:val="16"/>
+                <w:u w:val="none"/>
+                <w:lang w:val="en-US" w:eastAsia="zh-CN"/>
+              </w:rPr>
+            </w:pPr>
+          </w:p>
+        </w:tc>
+        <w:tc>
+          <w:tcPr>
+            <w:tcW w:w="2100" w:type="dxa"/>
+            <w:tcBorders>
+              <w:top w:val="single" w:color="000000" w:sz="4" w:space="0"/>
+              <w:left w:val="single" w:color="000000" w:sz="4" w:space="0"/>
+              <w:bottom w:val="single" w:color="000000" w:sz="4" w:space="0"/>
+              <w:right w:val="single" w:color="000000" w:sz="4" w:space="0"/>
+            </w:tcBorders>
+            <w:shd w:val="clear" w:color="auto" w:fill="auto"/>
+            <w:vAlign w:val="center"/>
+          </w:tcPr>
+          <w:p>
+            <w:pPr>
+              <w:keepNext w:val="0"/>
+              <w:keepLines w:val="0"/>
+              <w:widowControl/>
+              <w:suppressLineNumbers w:val="0"/>
+              <w:jc w:val="left"/>
+              <w:textAlignment w:val="center"/>
+              <w:rPr>
+                <w:rFonts w:hint="eastAsia" w:ascii="宋体" w:hAnsi="宋体" w:eastAsia="宋体" w:cs="宋体"/>
+                <w:i w:val="0"/>
+                <w:iCs w:val="0"/>
+                <w:color w:val="000000"/>
+                <w:sz w:val="16"/>
+                <w:szCs w:val="16"/>
+                <w:u w:val="none"/>
+              </w:rPr>
+            </w:pPr>
+            <w:r>
+              <w:rPr>
+                <w:rFonts w:hint="eastAsia" w:ascii="宋体" w:hAnsi="宋体" w:eastAsia="宋体" w:cs="宋体"/>
+                <w:i w:val="0"/>
+                <w:iCs w:val="0"/>
+                <w:snapToGrid w:val="0"/>
+                <w:color w:val="000000"/>
+                <w:kern w:val="0"/>
+                <w:sz w:val="16"/>
+                <w:szCs w:val="16"/>
+                <w:u w:val="none"/>
+                <w:lang w:val="en-US" w:eastAsia="zh-CN"/>
+              </w:rPr>
+              <w:t>开发规范及代码质量</w:t>
+            </w:r>
+            <w:r>
+              <w:rPr>
+                <w:rStyle w:val="42"/>
+                <w:snapToGrid w:val="0"/>
+                <w:color w:val="000000"/>
+                <w:lang w:val="en-US" w:eastAsia="zh-CN"/>
+              </w:rPr>
+              <w:t>介绍</w:t>
             </w:r>
           </w:p>
         </w:tc>
@@ -8634,26 +8897,29 @@
                 <w:rFonts w:hint="eastAsia" w:ascii="宋体" w:hAnsi="宋体" w:eastAsia="宋体" w:cs="宋体"/>
                 <w:i w:val="0"/>
                 <w:iCs w:val="0"/>
-                <w:color w:val="000000"/>
-                <w:sz w:val="16"/>
-                <w:szCs w:val="16"/>
-                <w:u w:val="none"/>
-              </w:rPr>
-            </w:pPr>
-            <w:r>
-              <w:rPr>
-                <w:rFonts w:hint="eastAsia" w:ascii="宋体" w:hAnsi="宋体" w:eastAsia="宋体" w:cs="宋体"/>
-                <w:i w:val="0"/>
-                <w:iCs w:val="0"/>
-                <w:snapToGrid w:val="0"/>
-                <w:color w:val="000000"/>
-                <w:kern w:val="0"/>
-                <w:sz w:val="16"/>
-                <w:szCs w:val="16"/>
-                <w:u w:val="none"/>
-                <w:lang w:val="en-US" w:eastAsia="zh-CN"/>
-              </w:rPr>
-              <w:t>开发规范及代码质量</w:t>
+                <w:snapToGrid w:val="0"/>
+                <w:color w:val="000000"/>
+                <w:kern w:val="0"/>
+                <w:sz w:val="16"/>
+                <w:szCs w:val="16"/>
+                <w:u w:val="none"/>
+                <w:lang w:val="en-US" w:eastAsia="zh-CN" w:bidi="ar-SA"/>
+              </w:rPr>
+            </w:pPr>
+            <w:r>
+              <w:rPr>
+                <w:rFonts w:hint="eastAsia" w:ascii="宋体" w:hAnsi="宋体" w:eastAsia="宋体" w:cs="宋体"/>
+                <w:i w:val="0"/>
+                <w:iCs w:val="0"/>
+                <w:snapToGrid w:val="0"/>
+                <w:color w:val="000000"/>
+                <w:kern w:val="0"/>
+                <w:sz w:val="16"/>
+                <w:szCs w:val="16"/>
+                <w:u w:val="none"/>
+                <w:lang w:val="en-US" w:eastAsia="zh-CN"/>
+              </w:rPr>
+              <w:t>信息、数据安全常识</w:t>
             </w:r>
             <w:r>
               <w:rPr>
@@ -8662,7 +8928,7 @@
                 <w:color w:val="000000"/>
                 <w:lang w:val="en-US" w:eastAsia="zh-CN"/>
               </w:rPr>
-              <w:t>介绍</w:t>
+              <w:t>及应对策略</w:t>
             </w:r>
           </w:p>
         </w:tc>
@@ -8690,26 +8956,38 @@
                 <w:rFonts w:hint="eastAsia" w:ascii="宋体" w:hAnsi="宋体" w:eastAsia="宋体" w:cs="宋体"/>
                 <w:i w:val="0"/>
                 <w:iCs w:val="0"/>
-                <w:color w:val="000000"/>
-                <w:sz w:val="16"/>
-                <w:szCs w:val="16"/>
-                <w:u w:val="none"/>
-              </w:rPr>
-            </w:pPr>
-            <w:r>
-              <w:rPr>
-                <w:rFonts w:hint="eastAsia" w:ascii="宋体" w:hAnsi="宋体" w:eastAsia="宋体" w:cs="宋体"/>
-                <w:i w:val="0"/>
-                <w:iCs w:val="0"/>
-                <w:snapToGrid w:val="0"/>
-                <w:color w:val="000000"/>
-                <w:kern w:val="0"/>
-                <w:sz w:val="16"/>
-                <w:szCs w:val="16"/>
-                <w:u w:val="none"/>
-                <w:lang w:val="en-US" w:eastAsia="zh-CN"/>
-              </w:rPr>
-              <w:t>研发部全员</w:t>
+                <w:snapToGrid w:val="0"/>
+                <w:color w:val="000000"/>
+                <w:kern w:val="0"/>
+                <w:sz w:val="16"/>
+                <w:szCs w:val="16"/>
+                <w:u w:val="none"/>
+                <w:lang w:val="en-US" w:eastAsia="zh-CN" w:bidi="ar-SA"/>
+              </w:rPr>
+            </w:pPr>
+            <w:r>
+              <w:rPr>
+                <w:rFonts w:hint="eastAsia" w:ascii="宋体" w:hAnsi="宋体" w:eastAsia="宋体" w:cs="宋体"/>
+                <w:i w:val="0"/>
+                <w:iCs w:val="0"/>
+                <w:snapToGrid w:val="0"/>
+                <w:color w:val="000000"/>
+                <w:kern w:val="0"/>
+                <w:sz w:val="16"/>
+                <w:szCs w:val="16"/>
+                <w:u w:val="none"/>
+                <w:lang w:val="en-US" w:eastAsia="zh-CN"/>
+              </w:rPr>
+              <w:t>运维项目经理、安全检</w:t>
+            </w:r>
+            <w:r>
+              <w:rPr>
+                <w:rStyle w:val="42"/>
+                <w:snapToGrid w:val="0"/>
+                <w:color w:val="000000"/>
+                <w:lang w:val="en-US" w:eastAsia="zh-CN"/>
+              </w:rPr>
+              <w:t>测工程师</w:t>
             </w:r>
           </w:p>
         </w:tc>
@@ -8737,26 +9015,29 @@
                 <w:rFonts w:hint="eastAsia" w:ascii="宋体" w:hAnsi="宋体" w:eastAsia="宋体" w:cs="宋体"/>
                 <w:i w:val="0"/>
                 <w:iCs w:val="0"/>
-                <w:color w:val="000000"/>
-                <w:sz w:val="16"/>
-                <w:szCs w:val="16"/>
-                <w:u w:val="none"/>
-              </w:rPr>
-            </w:pPr>
-            <w:r>
-              <w:rPr>
-                <w:rFonts w:hint="eastAsia" w:ascii="宋体" w:hAnsi="宋体" w:eastAsia="宋体" w:cs="宋体"/>
-                <w:i w:val="0"/>
-                <w:iCs w:val="0"/>
-                <w:snapToGrid w:val="0"/>
-                <w:color w:val="000000"/>
-                <w:kern w:val="0"/>
-                <w:sz w:val="16"/>
-                <w:szCs w:val="16"/>
-                <w:u w:val="none"/>
-                <w:lang w:val="en-US" w:eastAsia="zh-CN"/>
-              </w:rPr>
-              <w:t>田力</w:t>
+                <w:snapToGrid w:val="0"/>
+                <w:color w:val="000000"/>
+                <w:kern w:val="0"/>
+                <w:sz w:val="16"/>
+                <w:szCs w:val="16"/>
+                <w:u w:val="none"/>
+                <w:lang w:val="en-US" w:eastAsia="zh-CN" w:bidi="ar-SA"/>
+              </w:rPr>
+            </w:pPr>
+            <w:r>
+              <w:rPr>
+                <w:rFonts w:hint="eastAsia" w:ascii="宋体" w:hAnsi="宋体" w:eastAsia="宋体" w:cs="宋体"/>
+                <w:i w:val="0"/>
+                <w:iCs w:val="0"/>
+                <w:snapToGrid w:val="0"/>
+                <w:color w:val="000000"/>
+                <w:kern w:val="0"/>
+                <w:sz w:val="16"/>
+                <w:szCs w:val="16"/>
+                <w:u w:val="none"/>
+                <w:lang w:val="en-US" w:eastAsia="zh-CN"/>
+              </w:rPr>
+              <w:t>毛彦超</w:t>
             </w:r>
           </w:p>
         </w:tc>
@@ -8784,10 +9065,13 @@
                 <w:rFonts w:hint="eastAsia" w:ascii="宋体" w:hAnsi="宋体" w:eastAsia="宋体" w:cs="宋体"/>
                 <w:i w:val="0"/>
                 <w:iCs w:val="0"/>
-                <w:color w:val="000000"/>
-                <w:sz w:val="16"/>
-                <w:szCs w:val="16"/>
-                <w:u w:val="none"/>
+                <w:snapToGrid w:val="0"/>
+                <w:color w:val="000000"/>
+                <w:kern w:val="0"/>
+                <w:sz w:val="16"/>
+                <w:szCs w:val="16"/>
+                <w:u w:val="none"/>
+                <w:lang w:val="en-US" w:eastAsia="zh-CN" w:bidi="ar-SA"/>
               </w:rPr>
             </w:pPr>
             <w:r>
@@ -8915,16 +9199,7 @@
                 <w:u w:val="none"/>
                 <w:lang w:val="en-US" w:eastAsia="zh-CN"/>
               </w:rPr>
-              <w:t>信息、数据安全常识</w:t>
-            </w:r>
-            <w:r>
-              <w:rPr>
-                <w:rStyle w:val="42"/>
-                <w:snapToGrid w:val="0"/>
-                <w:color w:val="000000"/>
-                <w:lang w:val="en-US" w:eastAsia="zh-CN"/>
-              </w:rPr>
-              <w:t>及应对策略</w:t>
+              <w:t>服务台人员操作流程</w:t>
             </w:r>
           </w:p>
         </w:tc>
@@ -8974,16 +9249,7 @@
                 <w:u w:val="none"/>
                 <w:lang w:val="en-US" w:eastAsia="zh-CN"/>
               </w:rPr>
-              <w:t>运维项目经理、安全检</w:t>
-            </w:r>
-            <w:r>
-              <w:rPr>
-                <w:rStyle w:val="42"/>
-                <w:snapToGrid w:val="0"/>
-                <w:color w:val="000000"/>
-                <w:lang w:val="en-US" w:eastAsia="zh-CN"/>
-              </w:rPr>
-              <w:t>测工程师</w:t>
+              <w:t>服务台全员</w:t>
             </w:r>
           </w:p>
         </w:tc>
@@ -9008,16 +9274,16 @@
               <w:jc w:val="both"/>
               <w:textAlignment w:val="center"/>
               <w:rPr>
-                <w:rFonts w:hint="eastAsia" w:ascii="宋体" w:hAnsi="宋体" w:eastAsia="宋体" w:cs="宋体"/>
-                <w:i w:val="0"/>
-                <w:iCs w:val="0"/>
-                <w:snapToGrid w:val="0"/>
-                <w:color w:val="000000"/>
-                <w:kern w:val="0"/>
-                <w:sz w:val="16"/>
-                <w:szCs w:val="16"/>
-                <w:u w:val="none"/>
-                <w:lang w:val="en-US" w:eastAsia="zh-CN" w:bidi="ar-SA"/>
+                <w:rFonts w:hint="default" w:ascii="宋体" w:hAnsi="宋体" w:eastAsia="宋体" w:cs="宋体"/>
+                <w:i w:val="0"/>
+                <w:iCs w:val="0"/>
+                <w:snapToGrid w:val="0"/>
+                <w:color w:val="000000"/>
+                <w:kern w:val="0"/>
+                <w:sz w:val="16"/>
+                <w:szCs w:val="16"/>
+                <w:u w:val="none"/>
+                <w:lang w:val="en-US" w:eastAsia="zh-CN"/>
               </w:rPr>
             </w:pPr>
             <w:r>
@@ -9058,16 +9324,16 @@
               <w:jc w:val="both"/>
               <w:textAlignment w:val="center"/>
               <w:rPr>
-                <w:rFonts w:hint="eastAsia" w:ascii="宋体" w:hAnsi="宋体" w:eastAsia="宋体" w:cs="宋体"/>
-                <w:i w:val="0"/>
-                <w:iCs w:val="0"/>
-                <w:snapToGrid w:val="0"/>
-                <w:color w:val="000000"/>
-                <w:kern w:val="0"/>
-                <w:sz w:val="16"/>
-                <w:szCs w:val="16"/>
-                <w:u w:val="none"/>
-                <w:lang w:val="en-US" w:eastAsia="zh-CN" w:bidi="ar-SA"/>
+                <w:rFonts w:hint="default" w:ascii="宋体" w:hAnsi="宋体" w:eastAsia="宋体" w:cs="宋体"/>
+                <w:i w:val="0"/>
+                <w:iCs w:val="0"/>
+                <w:snapToGrid w:val="0"/>
+                <w:color w:val="000000"/>
+                <w:kern w:val="0"/>
+                <w:sz w:val="16"/>
+                <w:szCs w:val="16"/>
+                <w:u w:val="none"/>
+                <w:lang w:val="en-US" w:eastAsia="zh-CN"/>
               </w:rPr>
             </w:pPr>
             <w:r>
@@ -9195,7 +9461,16 @@
                 <w:u w:val="none"/>
                 <w:lang w:val="en-US" w:eastAsia="zh-CN"/>
               </w:rPr>
-              <w:t>服务台人员操作流程</w:t>
+              <w:t>应急响应规范与应急</w:t>
+            </w:r>
+            <w:r>
+              <w:rPr>
+                <w:rStyle w:val="42"/>
+                <w:snapToGrid w:val="0"/>
+                <w:color w:val="000000"/>
+                <w:lang w:val="en-US" w:eastAsia="zh-CN"/>
+              </w:rPr>
+              <w:t>预案培训</w:t>
             </w:r>
           </w:p>
         </w:tc>
@@ -9245,7 +9520,7 @@
                 <w:u w:val="none"/>
                 <w:lang w:val="en-US" w:eastAsia="zh-CN"/>
               </w:rPr>
-              <w:t>服务台全员</w:t>
+              <w:t>运维项目经理</w:t>
             </w:r>
           </w:p>
         </w:tc>
@@ -9270,32 +9545,32 @@
               <w:jc w:val="both"/>
               <w:textAlignment w:val="center"/>
               <w:rPr>
-                <w:rFonts w:hint="default" w:ascii="宋体" w:hAnsi="宋体" w:eastAsia="宋体" w:cs="宋体"/>
-                <w:i w:val="0"/>
-                <w:iCs w:val="0"/>
-                <w:snapToGrid w:val="0"/>
-                <w:color w:val="000000"/>
-                <w:kern w:val="0"/>
-                <w:sz w:val="16"/>
-                <w:szCs w:val="16"/>
-                <w:u w:val="none"/>
-                <w:lang w:val="en-US" w:eastAsia="zh-CN"/>
-              </w:rPr>
-            </w:pPr>
-            <w:r>
-              <w:rPr>
-                <w:rFonts w:hint="eastAsia" w:ascii="宋体" w:hAnsi="宋体" w:eastAsia="宋体" w:cs="宋体"/>
-                <w:i w:val="0"/>
-                <w:iCs w:val="0"/>
-                <w:snapToGrid w:val="0"/>
-                <w:color w:val="000000"/>
-                <w:kern w:val="0"/>
-                <w:sz w:val="16"/>
-                <w:szCs w:val="16"/>
-                <w:u w:val="none"/>
-                <w:lang w:val="en-US" w:eastAsia="zh-CN"/>
-              </w:rPr>
-              <w:t>毛彦超</w:t>
+                <w:rFonts w:hint="eastAsia" w:ascii="宋体" w:hAnsi="宋体" w:eastAsia="宋体" w:cs="宋体"/>
+                <w:i w:val="0"/>
+                <w:iCs w:val="0"/>
+                <w:snapToGrid w:val="0"/>
+                <w:color w:val="000000"/>
+                <w:kern w:val="0"/>
+                <w:sz w:val="16"/>
+                <w:szCs w:val="16"/>
+                <w:u w:val="none"/>
+                <w:lang w:val="en-US" w:eastAsia="zh-CN" w:bidi="ar-SA"/>
+              </w:rPr>
+            </w:pPr>
+            <w:r>
+              <w:rPr>
+                <w:rFonts w:hint="eastAsia" w:ascii="宋体" w:hAnsi="宋体" w:eastAsia="宋体" w:cs="宋体"/>
+                <w:i w:val="0"/>
+                <w:iCs w:val="0"/>
+                <w:snapToGrid w:val="0"/>
+                <w:color w:val="000000"/>
+                <w:kern w:val="0"/>
+                <w:sz w:val="16"/>
+                <w:szCs w:val="16"/>
+                <w:u w:val="none"/>
+                <w:lang w:val="en-US" w:eastAsia="zh-CN"/>
+              </w:rPr>
+              <w:t>孙文</w:t>
             </w:r>
           </w:p>
         </w:tc>
@@ -9320,16 +9595,16 @@
               <w:jc w:val="both"/>
               <w:textAlignment w:val="center"/>
               <w:rPr>
-                <w:rFonts w:hint="default" w:ascii="宋体" w:hAnsi="宋体" w:eastAsia="宋体" w:cs="宋体"/>
-                <w:i w:val="0"/>
-                <w:iCs w:val="0"/>
-                <w:snapToGrid w:val="0"/>
-                <w:color w:val="000000"/>
-                <w:kern w:val="0"/>
-                <w:sz w:val="16"/>
-                <w:szCs w:val="16"/>
-                <w:u w:val="none"/>
-                <w:lang w:val="en-US" w:eastAsia="zh-CN"/>
+                <w:rFonts w:hint="eastAsia" w:ascii="宋体" w:hAnsi="宋体" w:eastAsia="宋体" w:cs="宋体"/>
+                <w:i w:val="0"/>
+                <w:iCs w:val="0"/>
+                <w:snapToGrid w:val="0"/>
+                <w:color w:val="000000"/>
+                <w:kern w:val="0"/>
+                <w:sz w:val="16"/>
+                <w:szCs w:val="16"/>
+                <w:u w:val="none"/>
+                <w:lang w:val="en-US" w:eastAsia="zh-CN" w:bidi="ar-SA"/>
               </w:rPr>
             </w:pPr>
             <w:r>
@@ -9457,7 +9732,7 @@
                 <w:u w:val="none"/>
                 <w:lang w:val="en-US" w:eastAsia="zh-CN"/>
               </w:rPr>
-              <w:t>应急响应规范与应急</w:t>
+              <w:t>ITSS</w:t>
             </w:r>
             <w:r>
               <w:rPr>
@@ -9466,7 +9741,7 @@
                 <w:color w:val="000000"/>
                 <w:lang w:val="en-US" w:eastAsia="zh-CN"/>
               </w:rPr>
-              <w:t>预案培训</w:t>
+              <w:t>标准培训</w:t>
             </w:r>
           </w:p>
         </w:tc>
@@ -9516,7 +9791,7 @@
                 <w:u w:val="none"/>
                 <w:lang w:val="en-US" w:eastAsia="zh-CN"/>
               </w:rPr>
-              <w:t>运维项目经理</w:t>
+              <w:t>运服务相关人员</w:t>
             </w:r>
           </w:p>
         </w:tc>
@@ -9566,7 +9841,7 @@
                 <w:u w:val="none"/>
                 <w:lang w:val="en-US" w:eastAsia="zh-CN"/>
               </w:rPr>
-              <w:t>孙文</w:t>
+              <w:t>外聘</w:t>
             </w:r>
           </w:p>
         </w:tc>
@@ -9600,7 +9875,7 @@
                 <w:sz w:val="16"/>
                 <w:szCs w:val="16"/>
                 <w:u w:val="none"/>
-                <w:lang w:val="en-US" w:eastAsia="zh-CN" w:bidi="ar-SA"/>
+                <w:lang w:val="en-US" w:eastAsia="zh-CN"/>
               </w:rPr>
             </w:pPr>
             <w:r>
@@ -9631,6 +9906,7 @@
             <w:insideH w:val="none" w:color="auto" w:sz="0" w:space="0"/>
             <w:insideV w:val="none" w:color="auto" w:sz="0" w:space="0"/>
           </w:tblBorders>
+          <w:shd w:val="clear" w:color="auto" w:fill="auto"/>
           <w:tblCellMar>
             <w:top w:w="0" w:type="dxa"/>
             <w:left w:w="108" w:type="dxa"/>
@@ -9639,7 +9915,7 @@
           </w:tblCellMar>
         </w:tblPrEx>
         <w:trPr>
-          <w:trHeight w:val="540" w:hRule="atLeast"/>
+          <w:trHeight w:val="384" w:hRule="atLeast"/>
           <w:jc w:val="center"/>
         </w:trPr>
         <w:tc>
@@ -9706,29 +9982,26 @@
                 <w:rFonts w:hint="eastAsia" w:ascii="宋体" w:hAnsi="宋体" w:eastAsia="宋体" w:cs="宋体"/>
                 <w:i w:val="0"/>
                 <w:iCs w:val="0"/>
-                <w:snapToGrid w:val="0"/>
-                <w:color w:val="000000"/>
-                <w:kern w:val="0"/>
-                <w:sz w:val="16"/>
-                <w:szCs w:val="16"/>
-                <w:u w:val="none"/>
-                <w:lang w:val="en-US" w:eastAsia="zh-CN" w:bidi="ar-SA"/>
-              </w:rPr>
-            </w:pPr>
-            <w:r>
-              <w:rPr>
-                <w:rFonts w:hint="eastAsia" w:ascii="宋体" w:hAnsi="宋体" w:eastAsia="宋体" w:cs="宋体"/>
-                <w:i w:val="0"/>
-                <w:iCs w:val="0"/>
-                <w:snapToGrid w:val="0"/>
-                <w:color w:val="000000"/>
-                <w:kern w:val="0"/>
-                <w:sz w:val="16"/>
-                <w:szCs w:val="16"/>
-                <w:u w:val="none"/>
-                <w:lang w:val="en-US" w:eastAsia="zh-CN"/>
-              </w:rPr>
-              <w:t>ITSS</w:t>
+                <w:color w:val="000000"/>
+                <w:sz w:val="16"/>
+                <w:szCs w:val="16"/>
+                <w:u w:val="none"/>
+              </w:rPr>
+            </w:pPr>
+            <w:r>
+              <w:rPr>
+                <w:rFonts w:hint="eastAsia" w:ascii="宋体" w:hAnsi="宋体" w:eastAsia="宋体" w:cs="宋体"/>
+                <w:i w:val="0"/>
+                <w:iCs w:val="0"/>
+                <w:snapToGrid w:val="0"/>
+                <w:color w:val="000000"/>
+                <w:kern w:val="0"/>
+                <w:sz w:val="16"/>
+                <w:szCs w:val="16"/>
+                <w:u w:val="none"/>
+                <w:lang w:val="en-US" w:eastAsia="zh-CN"/>
+              </w:rPr>
+              <w:t>Antd</w:t>
             </w:r>
             <w:r>
               <w:rPr>
@@ -9737,7 +10010,7 @@
                 <w:color w:val="000000"/>
                 <w:lang w:val="en-US" w:eastAsia="zh-CN"/>
               </w:rPr>
-              <w:t>标准培训</w:t>
+              <w:t>前端框架介绍</w:t>
             </w:r>
           </w:p>
         </w:tc>
@@ -9765,29 +10038,26 @@
                 <w:rFonts w:hint="eastAsia" w:ascii="宋体" w:hAnsi="宋体" w:eastAsia="宋体" w:cs="宋体"/>
                 <w:i w:val="0"/>
                 <w:iCs w:val="0"/>
-                <w:snapToGrid w:val="0"/>
-                <w:color w:val="000000"/>
-                <w:kern w:val="0"/>
-                <w:sz w:val="16"/>
-                <w:szCs w:val="16"/>
-                <w:u w:val="none"/>
-                <w:lang w:val="en-US" w:eastAsia="zh-CN" w:bidi="ar-SA"/>
-              </w:rPr>
-            </w:pPr>
-            <w:r>
-              <w:rPr>
-                <w:rFonts w:hint="eastAsia" w:ascii="宋体" w:hAnsi="宋体" w:eastAsia="宋体" w:cs="宋体"/>
-                <w:i w:val="0"/>
-                <w:iCs w:val="0"/>
-                <w:snapToGrid w:val="0"/>
-                <w:color w:val="000000"/>
-                <w:kern w:val="0"/>
-                <w:sz w:val="16"/>
-                <w:szCs w:val="16"/>
-                <w:u w:val="none"/>
-                <w:lang w:val="en-US" w:eastAsia="zh-CN"/>
-              </w:rPr>
-              <w:t>运服务相关人员</w:t>
+                <w:color w:val="000000"/>
+                <w:sz w:val="16"/>
+                <w:szCs w:val="16"/>
+                <w:u w:val="none"/>
+              </w:rPr>
+            </w:pPr>
+            <w:r>
+              <w:rPr>
+                <w:rFonts w:hint="eastAsia" w:ascii="宋体" w:hAnsi="宋体" w:eastAsia="宋体" w:cs="宋体"/>
+                <w:i w:val="0"/>
+                <w:iCs w:val="0"/>
+                <w:snapToGrid w:val="0"/>
+                <w:color w:val="000000"/>
+                <w:kern w:val="0"/>
+                <w:sz w:val="16"/>
+                <w:szCs w:val="16"/>
+                <w:u w:val="none"/>
+                <w:lang w:val="en-US" w:eastAsia="zh-CN"/>
+              </w:rPr>
+              <w:t>研发部全员</w:t>
             </w:r>
           </w:p>
         </w:tc>
@@ -9815,29 +10085,26 @@
                 <w:rFonts w:hint="eastAsia" w:ascii="宋体" w:hAnsi="宋体" w:eastAsia="宋体" w:cs="宋体"/>
                 <w:i w:val="0"/>
                 <w:iCs w:val="0"/>
-                <w:snapToGrid w:val="0"/>
-                <w:color w:val="000000"/>
-                <w:kern w:val="0"/>
-                <w:sz w:val="16"/>
-                <w:szCs w:val="16"/>
-                <w:u w:val="none"/>
-                <w:lang w:val="en-US" w:eastAsia="zh-CN" w:bidi="ar-SA"/>
-              </w:rPr>
-            </w:pPr>
-            <w:r>
-              <w:rPr>
-                <w:rFonts w:hint="eastAsia" w:ascii="宋体" w:hAnsi="宋体" w:eastAsia="宋体" w:cs="宋体"/>
-                <w:i w:val="0"/>
-                <w:iCs w:val="0"/>
-                <w:snapToGrid w:val="0"/>
-                <w:color w:val="000000"/>
-                <w:kern w:val="0"/>
-                <w:sz w:val="16"/>
-                <w:szCs w:val="16"/>
-                <w:u w:val="none"/>
-                <w:lang w:val="en-US" w:eastAsia="zh-CN"/>
-              </w:rPr>
-              <w:t>外聘</w:t>
+                <w:color w:val="000000"/>
+                <w:sz w:val="16"/>
+                <w:szCs w:val="16"/>
+                <w:u w:val="none"/>
+              </w:rPr>
+            </w:pPr>
+            <w:r>
+              <w:rPr>
+                <w:rFonts w:hint="eastAsia" w:ascii="宋体" w:hAnsi="宋体" w:eastAsia="宋体" w:cs="宋体"/>
+                <w:i w:val="0"/>
+                <w:iCs w:val="0"/>
+                <w:snapToGrid w:val="0"/>
+                <w:color w:val="000000"/>
+                <w:kern w:val="0"/>
+                <w:sz w:val="16"/>
+                <w:szCs w:val="16"/>
+                <w:u w:val="none"/>
+                <w:lang w:val="en-US" w:eastAsia="zh-CN"/>
+              </w:rPr>
+              <w:t>毛彦超</w:t>
             </w:r>
           </w:p>
         </w:tc>
@@ -9865,29 +10132,26 @@
                 <w:rFonts w:hint="eastAsia" w:ascii="宋体" w:hAnsi="宋体" w:eastAsia="宋体" w:cs="宋体"/>
                 <w:i w:val="0"/>
                 <w:iCs w:val="0"/>
-                <w:snapToGrid w:val="0"/>
-                <w:color w:val="000000"/>
-                <w:kern w:val="0"/>
-                <w:sz w:val="16"/>
-                <w:szCs w:val="16"/>
-                <w:u w:val="none"/>
-                <w:lang w:val="en-US" w:eastAsia="zh-CN"/>
-              </w:rPr>
-            </w:pPr>
-            <w:r>
-              <w:rPr>
-                <w:rFonts w:hint="eastAsia" w:ascii="宋体" w:hAnsi="宋体" w:eastAsia="宋体" w:cs="宋体"/>
-                <w:i w:val="0"/>
-                <w:iCs w:val="0"/>
-                <w:snapToGrid w:val="0"/>
-                <w:color w:val="000000"/>
-                <w:kern w:val="0"/>
-                <w:sz w:val="16"/>
-                <w:szCs w:val="16"/>
-                <w:u w:val="none"/>
-                <w:lang w:val="en-US" w:eastAsia="zh-CN"/>
-              </w:rPr>
-              <w:t>4月</w:t>
+                <w:color w:val="000000"/>
+                <w:sz w:val="16"/>
+                <w:szCs w:val="16"/>
+                <w:u w:val="none"/>
+              </w:rPr>
+            </w:pPr>
+            <w:r>
+              <w:rPr>
+                <w:rFonts w:hint="eastAsia" w:ascii="宋体" w:hAnsi="宋体" w:eastAsia="宋体" w:cs="宋体"/>
+                <w:i w:val="0"/>
+                <w:iCs w:val="0"/>
+                <w:snapToGrid w:val="0"/>
+                <w:color w:val="000000"/>
+                <w:kern w:val="0"/>
+                <w:sz w:val="16"/>
+                <w:szCs w:val="16"/>
+                <w:u w:val="none"/>
+                <w:lang w:val="en-US" w:eastAsia="zh-CN"/>
+              </w:rPr>
+              <w:t>5月</w:t>
             </w:r>
           </w:p>
         </w:tc>
@@ -9977,35 +10241,29 @@
                 <w:rFonts w:hint="eastAsia" w:ascii="宋体" w:hAnsi="宋体" w:eastAsia="宋体" w:cs="宋体"/>
                 <w:i w:val="0"/>
                 <w:iCs w:val="0"/>
-                <w:color w:val="000000"/>
-                <w:sz w:val="16"/>
-                <w:szCs w:val="16"/>
-                <w:u w:val="none"/>
-              </w:rPr>
-            </w:pPr>
-            <w:r>
-              <w:rPr>
-                <w:rFonts w:hint="eastAsia" w:ascii="宋体" w:hAnsi="宋体" w:eastAsia="宋体" w:cs="宋体"/>
-                <w:i w:val="0"/>
-                <w:iCs w:val="0"/>
-                <w:snapToGrid w:val="0"/>
-                <w:color w:val="000000"/>
-                <w:kern w:val="0"/>
-                <w:sz w:val="16"/>
-                <w:szCs w:val="16"/>
-                <w:u w:val="none"/>
-                <w:lang w:val="en-US" w:eastAsia="zh-CN"/>
-              </w:rPr>
-              <w:t>Antd</w:t>
-            </w:r>
-            <w:r>
-              <w:rPr>
-                <w:rStyle w:val="42"/>
-                <w:snapToGrid w:val="0"/>
-                <w:color w:val="000000"/>
-                <w:lang w:val="en-US" w:eastAsia="zh-CN"/>
-              </w:rPr>
-              <w:t>前端框架介绍</w:t>
+                <w:snapToGrid w:val="0"/>
+                <w:color w:val="000000"/>
+                <w:kern w:val="0"/>
+                <w:sz w:val="16"/>
+                <w:szCs w:val="16"/>
+                <w:u w:val="none"/>
+                <w:lang w:val="en-US" w:eastAsia="zh-CN" w:bidi="ar-SA"/>
+              </w:rPr>
+            </w:pPr>
+            <w:r>
+              <w:rPr>
+                <w:rFonts w:hint="eastAsia" w:ascii="宋体" w:hAnsi="宋体" w:eastAsia="宋体" w:cs="宋体"/>
+                <w:i w:val="0"/>
+                <w:iCs w:val="0"/>
+                <w:snapToGrid w:val="0"/>
+                <w:color w:val="000000"/>
+                <w:kern w:val="0"/>
+                <w:sz w:val="16"/>
+                <w:szCs w:val="16"/>
+                <w:u w:val="none"/>
+                <w:lang w:val="en-US" w:eastAsia="zh-CN"/>
+              </w:rPr>
+              <w:t>入职培训（包括制度与企业文化</w:t>
             </w:r>
           </w:p>
         </w:tc>
@@ -10033,26 +10291,29 @@
                 <w:rFonts w:hint="eastAsia" w:ascii="宋体" w:hAnsi="宋体" w:eastAsia="宋体" w:cs="宋体"/>
                 <w:i w:val="0"/>
                 <w:iCs w:val="0"/>
-                <w:color w:val="000000"/>
-                <w:sz w:val="16"/>
-                <w:szCs w:val="16"/>
-                <w:u w:val="none"/>
-              </w:rPr>
-            </w:pPr>
-            <w:r>
-              <w:rPr>
-                <w:rFonts w:hint="eastAsia" w:ascii="宋体" w:hAnsi="宋体" w:eastAsia="宋体" w:cs="宋体"/>
-                <w:i w:val="0"/>
-                <w:iCs w:val="0"/>
-                <w:snapToGrid w:val="0"/>
-                <w:color w:val="000000"/>
-                <w:kern w:val="0"/>
-                <w:sz w:val="16"/>
-                <w:szCs w:val="16"/>
-                <w:u w:val="none"/>
-                <w:lang w:val="en-US" w:eastAsia="zh-CN"/>
-              </w:rPr>
-              <w:t>研发部全员</w:t>
+                <w:snapToGrid w:val="0"/>
+                <w:color w:val="000000"/>
+                <w:kern w:val="0"/>
+                <w:sz w:val="16"/>
+                <w:szCs w:val="16"/>
+                <w:u w:val="none"/>
+                <w:lang w:val="en-US" w:eastAsia="zh-CN" w:bidi="ar-SA"/>
+              </w:rPr>
+            </w:pPr>
+            <w:r>
+              <w:rPr>
+                <w:rFonts w:hint="eastAsia" w:ascii="宋体" w:hAnsi="宋体" w:eastAsia="宋体" w:cs="宋体"/>
+                <w:i w:val="0"/>
+                <w:iCs w:val="0"/>
+                <w:snapToGrid w:val="0"/>
+                <w:color w:val="000000"/>
+                <w:kern w:val="0"/>
+                <w:sz w:val="16"/>
+                <w:szCs w:val="16"/>
+                <w:u w:val="none"/>
+                <w:lang w:val="en-US" w:eastAsia="zh-CN"/>
+              </w:rPr>
+              <w:t>公司全员</w:t>
             </w:r>
           </w:p>
         </w:tc>
@@ -10080,26 +10341,29 @@
                 <w:rFonts w:hint="eastAsia" w:ascii="宋体" w:hAnsi="宋体" w:eastAsia="宋体" w:cs="宋体"/>
                 <w:i w:val="0"/>
                 <w:iCs w:val="0"/>
-                <w:color w:val="000000"/>
-                <w:sz w:val="16"/>
-                <w:szCs w:val="16"/>
-                <w:u w:val="none"/>
-              </w:rPr>
-            </w:pPr>
-            <w:r>
-              <w:rPr>
-                <w:rFonts w:hint="eastAsia" w:ascii="宋体" w:hAnsi="宋体" w:eastAsia="宋体" w:cs="宋体"/>
-                <w:i w:val="0"/>
-                <w:iCs w:val="0"/>
-                <w:snapToGrid w:val="0"/>
-                <w:color w:val="000000"/>
-                <w:kern w:val="0"/>
-                <w:sz w:val="16"/>
-                <w:szCs w:val="16"/>
-                <w:u w:val="none"/>
-                <w:lang w:val="en-US" w:eastAsia="zh-CN"/>
-              </w:rPr>
-              <w:t>毛彦超</w:t>
+                <w:snapToGrid w:val="0"/>
+                <w:color w:val="000000"/>
+                <w:kern w:val="0"/>
+                <w:sz w:val="16"/>
+                <w:szCs w:val="16"/>
+                <w:u w:val="none"/>
+                <w:lang w:val="en-US" w:eastAsia="zh-CN" w:bidi="ar-SA"/>
+              </w:rPr>
+            </w:pPr>
+            <w:r>
+              <w:rPr>
+                <w:rFonts w:hint="eastAsia" w:ascii="宋体" w:hAnsi="宋体" w:eastAsia="宋体" w:cs="宋体"/>
+                <w:i w:val="0"/>
+                <w:iCs w:val="0"/>
+                <w:snapToGrid w:val="0"/>
+                <w:color w:val="000000"/>
+                <w:kern w:val="0"/>
+                <w:sz w:val="16"/>
+                <w:szCs w:val="16"/>
+                <w:u w:val="none"/>
+                <w:lang w:val="en-US" w:eastAsia="zh-CN"/>
+              </w:rPr>
+              <w:t>各模块</w:t>
             </w:r>
           </w:p>
         </w:tc>
@@ -10124,29 +10388,32 @@
               <w:jc w:val="both"/>
               <w:textAlignment w:val="center"/>
               <w:rPr>
-                <w:rFonts w:hint="eastAsia" w:ascii="宋体" w:hAnsi="宋体" w:eastAsia="宋体" w:cs="宋体"/>
-                <w:i w:val="0"/>
-                <w:iCs w:val="0"/>
-                <w:color w:val="000000"/>
-                <w:sz w:val="16"/>
-                <w:szCs w:val="16"/>
-                <w:u w:val="none"/>
-              </w:rPr>
-            </w:pPr>
-            <w:r>
-              <w:rPr>
-                <w:rFonts w:hint="eastAsia" w:ascii="宋体" w:hAnsi="宋体" w:eastAsia="宋体" w:cs="宋体"/>
-                <w:i w:val="0"/>
-                <w:iCs w:val="0"/>
-                <w:snapToGrid w:val="0"/>
-                <w:color w:val="000000"/>
-                <w:kern w:val="0"/>
-                <w:sz w:val="16"/>
-                <w:szCs w:val="16"/>
-                <w:u w:val="none"/>
-                <w:lang w:val="en-US" w:eastAsia="zh-CN"/>
-              </w:rPr>
-              <w:t>5月</w:t>
+                <w:rFonts w:hint="default" w:ascii="宋体" w:hAnsi="宋体" w:eastAsia="宋体" w:cs="宋体"/>
+                <w:i w:val="0"/>
+                <w:iCs w:val="0"/>
+                <w:snapToGrid w:val="0"/>
+                <w:color w:val="000000"/>
+                <w:kern w:val="0"/>
+                <w:sz w:val="16"/>
+                <w:szCs w:val="16"/>
+                <w:u w:val="none"/>
+                <w:lang w:val="en-US" w:eastAsia="zh-CN"/>
+              </w:rPr>
+            </w:pPr>
+            <w:r>
+              <w:rPr>
+                <w:rFonts w:hint="eastAsia" w:ascii="宋体" w:hAnsi="宋体" w:eastAsia="宋体" w:cs="宋体"/>
+                <w:i w:val="0"/>
+                <w:iCs w:val="0"/>
+                <w:snapToGrid w:val="0"/>
+                <w:color w:val="000000"/>
+                <w:kern w:val="0"/>
+                <w:sz w:val="16"/>
+                <w:szCs w:val="16"/>
+                <w:u w:val="none"/>
+                <w:lang w:val="en-US" w:eastAsia="zh-CN"/>
+              </w:rPr>
+              <w:t>6月</w:t>
             </w:r>
           </w:p>
         </w:tc>
@@ -10258,7 +10525,7 @@
                 <w:u w:val="none"/>
                 <w:lang w:val="en-US" w:eastAsia="zh-CN"/>
               </w:rPr>
-              <w:t>入职培训（包括制度与企业文化</w:t>
+              <w:t>公司产品培训</w:t>
             </w:r>
           </w:p>
         </w:tc>
@@ -10358,7 +10625,781 @@
                 <w:u w:val="none"/>
                 <w:lang w:val="en-US" w:eastAsia="zh-CN"/>
               </w:rPr>
-              <w:t>各模块</w:t>
+              <w:t>毛彦超</w:t>
+            </w:r>
+          </w:p>
+        </w:tc>
+        <w:tc>
+          <w:tcPr>
+            <w:tcW w:w="1189" w:type="dxa"/>
+            <w:tcBorders>
+              <w:top w:val="single" w:color="000000" w:sz="4" w:space="0"/>
+              <w:left w:val="single" w:color="000000" w:sz="4" w:space="0"/>
+              <w:bottom w:val="single" w:color="000000" w:sz="4" w:space="0"/>
+              <w:right w:val="single" w:color="000000" w:sz="4" w:space="0"/>
+            </w:tcBorders>
+            <w:shd w:val="clear" w:color="auto" w:fill="auto"/>
+            <w:vAlign w:val="center"/>
+          </w:tcPr>
+          <w:p>
+            <w:pPr>
+              <w:keepNext w:val="0"/>
+              <w:keepLines w:val="0"/>
+              <w:widowControl/>
+              <w:suppressLineNumbers w:val="0"/>
+              <w:jc w:val="both"/>
+              <w:textAlignment w:val="center"/>
+              <w:rPr>
+                <w:rFonts w:hint="default" w:ascii="宋体" w:hAnsi="宋体" w:eastAsia="宋体" w:cs="宋体"/>
+                <w:i w:val="0"/>
+                <w:iCs w:val="0"/>
+                <w:snapToGrid w:val="0"/>
+                <w:color w:val="000000"/>
+                <w:kern w:val="0"/>
+                <w:sz w:val="16"/>
+                <w:szCs w:val="16"/>
+                <w:u w:val="none"/>
+                <w:lang w:val="en-US" w:eastAsia="zh-CN"/>
+              </w:rPr>
+            </w:pPr>
+            <w:r>
+              <w:rPr>
+                <w:rFonts w:hint="eastAsia" w:ascii="宋体" w:hAnsi="宋体" w:eastAsia="宋体" w:cs="宋体"/>
+                <w:i w:val="0"/>
+                <w:iCs w:val="0"/>
+                <w:snapToGrid w:val="0"/>
+                <w:color w:val="000000"/>
+                <w:kern w:val="0"/>
+                <w:sz w:val="16"/>
+                <w:szCs w:val="16"/>
+                <w:u w:val="none"/>
+                <w:lang w:val="en-US" w:eastAsia="zh-CN"/>
+              </w:rPr>
+              <w:t>6月</w:t>
+            </w:r>
+          </w:p>
+        </w:tc>
+      </w:tr>
+      <w:tr>
+        <w:tblPrEx>
+          <w:tblBorders>
+            <w:top w:val="none" w:color="auto" w:sz="0" w:space="0"/>
+            <w:left w:val="none" w:color="auto" w:sz="0" w:space="0"/>
+            <w:bottom w:val="none" w:color="auto" w:sz="0" w:space="0"/>
+            <w:right w:val="none" w:color="auto" w:sz="0" w:space="0"/>
+            <w:insideH w:val="none" w:color="auto" w:sz="0" w:space="0"/>
+            <w:insideV w:val="none" w:color="auto" w:sz="0" w:space="0"/>
+          </w:tblBorders>
+          <w:shd w:val="clear" w:color="auto" w:fill="auto"/>
+          <w:tblCellMar>
+            <w:top w:w="0" w:type="dxa"/>
+            <w:left w:w="108" w:type="dxa"/>
+            <w:bottom w:w="0" w:type="dxa"/>
+            <w:right w:w="108" w:type="dxa"/>
+          </w:tblCellMar>
+        </w:tblPrEx>
+        <w:trPr>
+          <w:trHeight w:val="384" w:hRule="atLeast"/>
+          <w:jc w:val="center"/>
+        </w:trPr>
+        <w:tc>
+          <w:tcPr>
+            <w:tcW w:w="661" w:type="dxa"/>
+            <w:tcBorders>
+              <w:top w:val="single" w:color="000000" w:sz="4" w:space="0"/>
+              <w:left w:val="single" w:color="000000" w:sz="4" w:space="0"/>
+              <w:bottom w:val="single" w:color="000000" w:sz="4" w:space="0"/>
+              <w:right w:val="single" w:color="000000" w:sz="4" w:space="0"/>
+            </w:tcBorders>
+            <w:shd w:val="clear" w:color="auto" w:fill="auto"/>
+            <w:vAlign w:val="center"/>
+          </w:tcPr>
+          <w:p>
+            <w:pPr>
+              <w:keepNext w:val="0"/>
+              <w:keepLines w:val="0"/>
+              <w:widowControl/>
+              <w:numPr>
+                <w:ilvl w:val="0"/>
+                <w:numId w:val="4"/>
+              </w:numPr>
+              <w:suppressLineNumbers w:val="0"/>
+              <w:ind w:left="425" w:leftChars="0" w:hanging="425" w:firstLineChars="0"/>
+              <w:jc w:val="center"/>
+              <w:textAlignment w:val="center"/>
+              <w:rPr>
+                <w:rFonts w:hint="eastAsia" w:ascii="宋体" w:hAnsi="宋体" w:eastAsia="宋体" w:cs="宋体"/>
+                <w:i w:val="0"/>
+                <w:iCs w:val="0"/>
+                <w:snapToGrid w:val="0"/>
+                <w:color w:val="000000"/>
+                <w:kern w:val="0"/>
+                <w:sz w:val="16"/>
+                <w:szCs w:val="16"/>
+                <w:u w:val="none"/>
+                <w:lang w:val="en-US" w:eastAsia="zh-CN"/>
+              </w:rPr>
+            </w:pPr>
+          </w:p>
+        </w:tc>
+        <w:tc>
+          <w:tcPr>
+            <w:tcW w:w="2100" w:type="dxa"/>
+            <w:tcBorders>
+              <w:top w:val="single" w:color="000000" w:sz="4" w:space="0"/>
+              <w:left w:val="single" w:color="000000" w:sz="4" w:space="0"/>
+              <w:bottom w:val="single" w:color="000000" w:sz="4" w:space="0"/>
+              <w:right w:val="single" w:color="000000" w:sz="4" w:space="0"/>
+            </w:tcBorders>
+            <w:shd w:val="clear" w:color="auto" w:fill="auto"/>
+            <w:vAlign w:val="center"/>
+          </w:tcPr>
+          <w:p>
+            <w:pPr>
+              <w:keepNext w:val="0"/>
+              <w:keepLines w:val="0"/>
+              <w:widowControl/>
+              <w:suppressLineNumbers w:val="0"/>
+              <w:jc w:val="left"/>
+              <w:textAlignment w:val="center"/>
+              <w:rPr>
+                <w:rFonts w:hint="eastAsia" w:ascii="宋体" w:hAnsi="宋体" w:eastAsia="宋体" w:cs="宋体"/>
+                <w:i w:val="0"/>
+                <w:iCs w:val="0"/>
+                <w:color w:val="000000"/>
+                <w:sz w:val="16"/>
+                <w:szCs w:val="16"/>
+                <w:u w:val="none"/>
+              </w:rPr>
+            </w:pPr>
+            <w:r>
+              <w:rPr>
+                <w:rFonts w:hint="eastAsia" w:ascii="宋体" w:hAnsi="宋体" w:eastAsia="宋体" w:cs="宋体"/>
+                <w:i w:val="0"/>
+                <w:iCs w:val="0"/>
+                <w:snapToGrid w:val="0"/>
+                <w:color w:val="000000"/>
+                <w:kern w:val="0"/>
+                <w:sz w:val="16"/>
+                <w:szCs w:val="16"/>
+                <w:u w:val="none"/>
+                <w:lang w:val="en-US" w:eastAsia="zh-CN"/>
+              </w:rPr>
+              <w:t>数据库规范介绍</w:t>
+            </w:r>
+          </w:p>
+        </w:tc>
+        <w:tc>
+          <w:tcPr>
+            <w:tcW w:w="1850" w:type="dxa"/>
+            <w:tcBorders>
+              <w:top w:val="single" w:color="000000" w:sz="4" w:space="0"/>
+              <w:left w:val="single" w:color="000000" w:sz="4" w:space="0"/>
+              <w:bottom w:val="single" w:color="000000" w:sz="4" w:space="0"/>
+              <w:right w:val="single" w:color="000000" w:sz="4" w:space="0"/>
+            </w:tcBorders>
+            <w:shd w:val="clear" w:color="auto" w:fill="auto"/>
+            <w:vAlign w:val="center"/>
+          </w:tcPr>
+          <w:p>
+            <w:pPr>
+              <w:keepNext w:val="0"/>
+              <w:keepLines w:val="0"/>
+              <w:widowControl/>
+              <w:suppressLineNumbers w:val="0"/>
+              <w:jc w:val="left"/>
+              <w:textAlignment w:val="center"/>
+              <w:rPr>
+                <w:rFonts w:hint="eastAsia" w:ascii="宋体" w:hAnsi="宋体" w:eastAsia="宋体" w:cs="宋体"/>
+                <w:i w:val="0"/>
+                <w:iCs w:val="0"/>
+                <w:color w:val="000000"/>
+                <w:sz w:val="16"/>
+                <w:szCs w:val="16"/>
+                <w:u w:val="none"/>
+              </w:rPr>
+            </w:pPr>
+            <w:r>
+              <w:rPr>
+                <w:rFonts w:hint="eastAsia" w:ascii="宋体" w:hAnsi="宋体" w:eastAsia="宋体" w:cs="宋体"/>
+                <w:i w:val="0"/>
+                <w:iCs w:val="0"/>
+                <w:snapToGrid w:val="0"/>
+                <w:color w:val="000000"/>
+                <w:kern w:val="0"/>
+                <w:sz w:val="16"/>
+                <w:szCs w:val="16"/>
+                <w:u w:val="none"/>
+                <w:lang w:val="en-US" w:eastAsia="zh-CN"/>
+              </w:rPr>
+              <w:t>运维部、研发部</w:t>
+            </w:r>
+          </w:p>
+        </w:tc>
+        <w:tc>
+          <w:tcPr>
+            <w:tcW w:w="750" w:type="dxa"/>
+            <w:tcBorders>
+              <w:top w:val="single" w:color="000000" w:sz="4" w:space="0"/>
+              <w:left w:val="single" w:color="000000" w:sz="4" w:space="0"/>
+              <w:bottom w:val="single" w:color="000000" w:sz="4" w:space="0"/>
+              <w:right w:val="single" w:color="000000" w:sz="4" w:space="0"/>
+            </w:tcBorders>
+            <w:shd w:val="clear" w:color="auto" w:fill="auto"/>
+            <w:vAlign w:val="center"/>
+          </w:tcPr>
+          <w:p>
+            <w:pPr>
+              <w:keepNext w:val="0"/>
+              <w:keepLines w:val="0"/>
+              <w:widowControl/>
+              <w:suppressLineNumbers w:val="0"/>
+              <w:jc w:val="both"/>
+              <w:textAlignment w:val="center"/>
+              <w:rPr>
+                <w:rFonts w:hint="eastAsia" w:ascii="宋体" w:hAnsi="宋体" w:eastAsia="宋体" w:cs="宋体"/>
+                <w:i w:val="0"/>
+                <w:iCs w:val="0"/>
+                <w:color w:val="000000"/>
+                <w:sz w:val="16"/>
+                <w:szCs w:val="16"/>
+                <w:u w:val="none"/>
+              </w:rPr>
+            </w:pPr>
+            <w:r>
+              <w:rPr>
+                <w:rFonts w:hint="eastAsia" w:ascii="宋体" w:hAnsi="宋体" w:eastAsia="宋体" w:cs="宋体"/>
+                <w:i w:val="0"/>
+                <w:iCs w:val="0"/>
+                <w:snapToGrid w:val="0"/>
+                <w:color w:val="000000"/>
+                <w:kern w:val="0"/>
+                <w:sz w:val="16"/>
+                <w:szCs w:val="16"/>
+                <w:u w:val="none"/>
+                <w:lang w:val="en-US" w:eastAsia="zh-CN"/>
+              </w:rPr>
+              <w:t>毛彦超</w:t>
+            </w:r>
+          </w:p>
+        </w:tc>
+        <w:tc>
+          <w:tcPr>
+            <w:tcW w:w="1189" w:type="dxa"/>
+            <w:tcBorders>
+              <w:top w:val="single" w:color="000000" w:sz="4" w:space="0"/>
+              <w:left w:val="single" w:color="000000" w:sz="4" w:space="0"/>
+              <w:bottom w:val="single" w:color="000000" w:sz="4" w:space="0"/>
+              <w:right w:val="single" w:color="000000" w:sz="4" w:space="0"/>
+            </w:tcBorders>
+            <w:shd w:val="clear" w:color="auto" w:fill="auto"/>
+            <w:vAlign w:val="center"/>
+          </w:tcPr>
+          <w:p>
+            <w:pPr>
+              <w:keepNext w:val="0"/>
+              <w:keepLines w:val="0"/>
+              <w:widowControl/>
+              <w:suppressLineNumbers w:val="0"/>
+              <w:jc w:val="both"/>
+              <w:textAlignment w:val="center"/>
+              <w:rPr>
+                <w:rFonts w:hint="eastAsia" w:ascii="宋体" w:hAnsi="宋体" w:eastAsia="宋体" w:cs="宋体"/>
+                <w:i w:val="0"/>
+                <w:iCs w:val="0"/>
+                <w:color w:val="000000"/>
+                <w:sz w:val="16"/>
+                <w:szCs w:val="16"/>
+                <w:u w:val="none"/>
+              </w:rPr>
+            </w:pPr>
+            <w:r>
+              <w:rPr>
+                <w:rFonts w:hint="eastAsia" w:ascii="宋体" w:hAnsi="宋体" w:eastAsia="宋体" w:cs="宋体"/>
+                <w:i w:val="0"/>
+                <w:iCs w:val="0"/>
+                <w:snapToGrid w:val="0"/>
+                <w:color w:val="000000"/>
+                <w:kern w:val="0"/>
+                <w:sz w:val="16"/>
+                <w:szCs w:val="16"/>
+                <w:u w:val="none"/>
+                <w:lang w:val="en-US" w:eastAsia="zh-CN"/>
+              </w:rPr>
+              <w:t>6月</w:t>
+            </w:r>
+          </w:p>
+        </w:tc>
+      </w:tr>
+      <w:tr>
+        <w:tblPrEx>
+          <w:tblBorders>
+            <w:top w:val="none" w:color="auto" w:sz="0" w:space="0"/>
+            <w:left w:val="none" w:color="auto" w:sz="0" w:space="0"/>
+            <w:bottom w:val="none" w:color="auto" w:sz="0" w:space="0"/>
+            <w:right w:val="none" w:color="auto" w:sz="0" w:space="0"/>
+            <w:insideH w:val="none" w:color="auto" w:sz="0" w:space="0"/>
+            <w:insideV w:val="none" w:color="auto" w:sz="0" w:space="0"/>
+          </w:tblBorders>
+          <w:shd w:val="clear" w:color="auto" w:fill="auto"/>
+          <w:tblCellMar>
+            <w:top w:w="0" w:type="dxa"/>
+            <w:left w:w="108" w:type="dxa"/>
+            <w:bottom w:w="0" w:type="dxa"/>
+            <w:right w:w="108" w:type="dxa"/>
+          </w:tblCellMar>
+        </w:tblPrEx>
+        <w:trPr>
+          <w:trHeight w:val="384" w:hRule="atLeast"/>
+          <w:jc w:val="center"/>
+        </w:trPr>
+        <w:tc>
+          <w:tcPr>
+            <w:tcW w:w="661" w:type="dxa"/>
+            <w:tcBorders>
+              <w:top w:val="single" w:color="000000" w:sz="4" w:space="0"/>
+              <w:left w:val="single" w:color="000000" w:sz="4" w:space="0"/>
+              <w:bottom w:val="single" w:color="000000" w:sz="4" w:space="0"/>
+              <w:right w:val="single" w:color="000000" w:sz="4" w:space="0"/>
+            </w:tcBorders>
+            <w:shd w:val="clear" w:color="auto" w:fill="auto"/>
+            <w:vAlign w:val="center"/>
+          </w:tcPr>
+          <w:p>
+            <w:pPr>
+              <w:keepNext w:val="0"/>
+              <w:keepLines w:val="0"/>
+              <w:widowControl/>
+              <w:numPr>
+                <w:ilvl w:val="0"/>
+                <w:numId w:val="4"/>
+              </w:numPr>
+              <w:suppressLineNumbers w:val="0"/>
+              <w:ind w:left="425" w:leftChars="0" w:hanging="425" w:firstLineChars="0"/>
+              <w:jc w:val="center"/>
+              <w:textAlignment w:val="center"/>
+              <w:rPr>
+                <w:rFonts w:hint="eastAsia" w:ascii="宋体" w:hAnsi="宋体" w:eastAsia="宋体" w:cs="宋体"/>
+                <w:i w:val="0"/>
+                <w:iCs w:val="0"/>
+                <w:snapToGrid w:val="0"/>
+                <w:color w:val="000000"/>
+                <w:kern w:val="0"/>
+                <w:sz w:val="16"/>
+                <w:szCs w:val="16"/>
+                <w:u w:val="none"/>
+                <w:lang w:val="en-US" w:eastAsia="zh-CN"/>
+              </w:rPr>
+            </w:pPr>
+          </w:p>
+        </w:tc>
+        <w:tc>
+          <w:tcPr>
+            <w:tcW w:w="2100" w:type="dxa"/>
+            <w:tcBorders>
+              <w:top w:val="single" w:color="000000" w:sz="4" w:space="0"/>
+              <w:left w:val="single" w:color="000000" w:sz="4" w:space="0"/>
+              <w:bottom w:val="single" w:color="000000" w:sz="4" w:space="0"/>
+              <w:right w:val="single" w:color="000000" w:sz="4" w:space="0"/>
+            </w:tcBorders>
+            <w:shd w:val="clear" w:color="auto" w:fill="auto"/>
+            <w:vAlign w:val="center"/>
+          </w:tcPr>
+          <w:p>
+            <w:pPr>
+              <w:keepNext w:val="0"/>
+              <w:keepLines w:val="0"/>
+              <w:widowControl/>
+              <w:suppressLineNumbers w:val="0"/>
+              <w:jc w:val="left"/>
+              <w:textAlignment w:val="center"/>
+              <w:rPr>
+                <w:rFonts w:hint="eastAsia" w:ascii="宋体" w:hAnsi="宋体" w:eastAsia="宋体" w:cs="宋体"/>
+                <w:i w:val="0"/>
+                <w:iCs w:val="0"/>
+                <w:color w:val="000000"/>
+                <w:sz w:val="16"/>
+                <w:szCs w:val="16"/>
+                <w:u w:val="none"/>
+              </w:rPr>
+            </w:pPr>
+            <w:r>
+              <w:rPr>
+                <w:rFonts w:hint="eastAsia" w:ascii="宋体" w:hAnsi="宋体" w:eastAsia="宋体" w:cs="宋体"/>
+                <w:i w:val="0"/>
+                <w:iCs w:val="0"/>
+                <w:snapToGrid w:val="0"/>
+                <w:color w:val="000000"/>
+                <w:kern w:val="0"/>
+                <w:sz w:val="16"/>
+                <w:szCs w:val="16"/>
+                <w:u w:val="none"/>
+                <w:lang w:val="en-US" w:eastAsia="zh-CN"/>
+              </w:rPr>
+              <w:t>IT</w:t>
+            </w:r>
+            <w:r>
+              <w:rPr>
+                <w:rStyle w:val="42"/>
+                <w:snapToGrid w:val="0"/>
+                <w:color w:val="000000"/>
+                <w:lang w:val="en-US" w:eastAsia="zh-CN"/>
+              </w:rPr>
+              <w:t>服务项目经理</w:t>
+            </w:r>
+          </w:p>
+        </w:tc>
+        <w:tc>
+          <w:tcPr>
+            <w:tcW w:w="1850" w:type="dxa"/>
+            <w:tcBorders>
+              <w:top w:val="single" w:color="000000" w:sz="4" w:space="0"/>
+              <w:left w:val="single" w:color="000000" w:sz="4" w:space="0"/>
+              <w:bottom w:val="single" w:color="000000" w:sz="4" w:space="0"/>
+              <w:right w:val="single" w:color="000000" w:sz="4" w:space="0"/>
+            </w:tcBorders>
+            <w:shd w:val="clear" w:color="auto" w:fill="auto"/>
+            <w:vAlign w:val="center"/>
+          </w:tcPr>
+          <w:p>
+            <w:pPr>
+              <w:keepNext w:val="0"/>
+              <w:keepLines w:val="0"/>
+              <w:widowControl/>
+              <w:suppressLineNumbers w:val="0"/>
+              <w:jc w:val="left"/>
+              <w:textAlignment w:val="center"/>
+              <w:rPr>
+                <w:rFonts w:hint="eastAsia" w:ascii="宋体" w:hAnsi="宋体" w:eastAsia="宋体" w:cs="宋体"/>
+                <w:i w:val="0"/>
+                <w:iCs w:val="0"/>
+                <w:color w:val="000000"/>
+                <w:sz w:val="16"/>
+                <w:szCs w:val="16"/>
+                <w:u w:val="none"/>
+              </w:rPr>
+            </w:pPr>
+            <w:r>
+              <w:rPr>
+                <w:rFonts w:hint="eastAsia" w:ascii="宋体" w:hAnsi="宋体" w:eastAsia="宋体" w:cs="宋体"/>
+                <w:i w:val="0"/>
+                <w:iCs w:val="0"/>
+                <w:snapToGrid w:val="0"/>
+                <w:color w:val="000000"/>
+                <w:kern w:val="0"/>
+                <w:sz w:val="16"/>
+                <w:szCs w:val="16"/>
+                <w:u w:val="none"/>
+                <w:lang w:val="en-US" w:eastAsia="zh-CN"/>
+              </w:rPr>
+              <w:t>部分人员</w:t>
+            </w:r>
+          </w:p>
+        </w:tc>
+        <w:tc>
+          <w:tcPr>
+            <w:tcW w:w="750" w:type="dxa"/>
+            <w:tcBorders>
+              <w:top w:val="single" w:color="000000" w:sz="4" w:space="0"/>
+              <w:left w:val="single" w:color="000000" w:sz="4" w:space="0"/>
+              <w:bottom w:val="single" w:color="000000" w:sz="4" w:space="0"/>
+              <w:right w:val="single" w:color="000000" w:sz="4" w:space="0"/>
+            </w:tcBorders>
+            <w:shd w:val="clear" w:color="auto" w:fill="auto"/>
+            <w:vAlign w:val="center"/>
+          </w:tcPr>
+          <w:p>
+            <w:pPr>
+              <w:keepNext w:val="0"/>
+              <w:keepLines w:val="0"/>
+              <w:widowControl/>
+              <w:suppressLineNumbers w:val="0"/>
+              <w:jc w:val="both"/>
+              <w:textAlignment w:val="center"/>
+              <w:rPr>
+                <w:rFonts w:hint="eastAsia" w:ascii="宋体" w:hAnsi="宋体" w:eastAsia="宋体" w:cs="宋体"/>
+                <w:i w:val="0"/>
+                <w:iCs w:val="0"/>
+                <w:color w:val="000000"/>
+                <w:sz w:val="16"/>
+                <w:szCs w:val="16"/>
+                <w:u w:val="none"/>
+              </w:rPr>
+            </w:pPr>
+            <w:r>
+              <w:rPr>
+                <w:rFonts w:hint="eastAsia" w:ascii="宋体" w:hAnsi="宋体" w:eastAsia="宋体" w:cs="宋体"/>
+                <w:i w:val="0"/>
+                <w:iCs w:val="0"/>
+                <w:snapToGrid w:val="0"/>
+                <w:color w:val="000000"/>
+                <w:kern w:val="0"/>
+                <w:sz w:val="16"/>
+                <w:szCs w:val="16"/>
+                <w:u w:val="none"/>
+                <w:lang w:val="en-US" w:eastAsia="zh-CN"/>
+              </w:rPr>
+              <w:t>外聘</w:t>
+            </w:r>
+          </w:p>
+        </w:tc>
+        <w:tc>
+          <w:tcPr>
+            <w:tcW w:w="1189" w:type="dxa"/>
+            <w:tcBorders>
+              <w:top w:val="single" w:color="000000" w:sz="4" w:space="0"/>
+              <w:left w:val="single" w:color="000000" w:sz="4" w:space="0"/>
+              <w:bottom w:val="single" w:color="000000" w:sz="4" w:space="0"/>
+              <w:right w:val="single" w:color="000000" w:sz="4" w:space="0"/>
+            </w:tcBorders>
+            <w:shd w:val="clear" w:color="auto" w:fill="auto"/>
+            <w:vAlign w:val="center"/>
+          </w:tcPr>
+          <w:p>
+            <w:pPr>
+              <w:keepNext w:val="0"/>
+              <w:keepLines w:val="0"/>
+              <w:widowControl/>
+              <w:suppressLineNumbers w:val="0"/>
+              <w:jc w:val="both"/>
+              <w:textAlignment w:val="center"/>
+              <w:rPr>
+                <w:rFonts w:hint="eastAsia" w:ascii="宋体" w:hAnsi="宋体" w:eastAsia="宋体" w:cs="宋体"/>
+                <w:i w:val="0"/>
+                <w:iCs w:val="0"/>
+                <w:color w:val="000000"/>
+                <w:sz w:val="16"/>
+                <w:szCs w:val="16"/>
+                <w:u w:val="none"/>
+              </w:rPr>
+            </w:pPr>
+            <w:r>
+              <w:rPr>
+                <w:rFonts w:hint="eastAsia" w:ascii="宋体" w:hAnsi="宋体" w:eastAsia="宋体" w:cs="宋体"/>
+                <w:i w:val="0"/>
+                <w:iCs w:val="0"/>
+                <w:snapToGrid w:val="0"/>
+                <w:color w:val="000000"/>
+                <w:kern w:val="0"/>
+                <w:sz w:val="16"/>
+                <w:szCs w:val="16"/>
+                <w:u w:val="none"/>
+                <w:lang w:val="en-US" w:eastAsia="zh-CN"/>
+              </w:rPr>
+              <w:t>6月</w:t>
+            </w:r>
+          </w:p>
+        </w:tc>
+      </w:tr>
+      <w:tr>
+        <w:tblPrEx>
+          <w:tblBorders>
+            <w:top w:val="none" w:color="auto" w:sz="0" w:space="0"/>
+            <w:left w:val="none" w:color="auto" w:sz="0" w:space="0"/>
+            <w:bottom w:val="none" w:color="auto" w:sz="0" w:space="0"/>
+            <w:right w:val="none" w:color="auto" w:sz="0" w:space="0"/>
+            <w:insideH w:val="none" w:color="auto" w:sz="0" w:space="0"/>
+            <w:insideV w:val="none" w:color="auto" w:sz="0" w:space="0"/>
+          </w:tblBorders>
+          <w:shd w:val="clear" w:color="auto" w:fill="auto"/>
+          <w:tblCellMar>
+            <w:top w:w="0" w:type="dxa"/>
+            <w:left w:w="108" w:type="dxa"/>
+            <w:bottom w:w="0" w:type="dxa"/>
+            <w:right w:w="108" w:type="dxa"/>
+          </w:tblCellMar>
+        </w:tblPrEx>
+        <w:trPr>
+          <w:trHeight w:val="384" w:hRule="atLeast"/>
+          <w:jc w:val="center"/>
+        </w:trPr>
+        <w:tc>
+          <w:tcPr>
+            <w:tcW w:w="661" w:type="dxa"/>
+            <w:tcBorders>
+              <w:top w:val="single" w:color="000000" w:sz="4" w:space="0"/>
+              <w:left w:val="single" w:color="000000" w:sz="4" w:space="0"/>
+              <w:bottom w:val="single" w:color="000000" w:sz="4" w:space="0"/>
+              <w:right w:val="single" w:color="000000" w:sz="4" w:space="0"/>
+            </w:tcBorders>
+            <w:shd w:val="clear" w:color="auto" w:fill="auto"/>
+            <w:vAlign w:val="center"/>
+          </w:tcPr>
+          <w:p>
+            <w:pPr>
+              <w:keepNext w:val="0"/>
+              <w:keepLines w:val="0"/>
+              <w:widowControl/>
+              <w:numPr>
+                <w:ilvl w:val="0"/>
+                <w:numId w:val="4"/>
+              </w:numPr>
+              <w:suppressLineNumbers w:val="0"/>
+              <w:ind w:left="425" w:leftChars="0" w:hanging="425" w:firstLineChars="0"/>
+              <w:jc w:val="center"/>
+              <w:textAlignment w:val="center"/>
+              <w:rPr>
+                <w:rFonts w:hint="eastAsia" w:ascii="宋体" w:hAnsi="宋体" w:eastAsia="宋体" w:cs="宋体"/>
+                <w:i w:val="0"/>
+                <w:iCs w:val="0"/>
+                <w:snapToGrid w:val="0"/>
+                <w:color w:val="000000"/>
+                <w:kern w:val="0"/>
+                <w:sz w:val="16"/>
+                <w:szCs w:val="16"/>
+                <w:u w:val="none"/>
+                <w:lang w:val="en-US" w:eastAsia="zh-CN"/>
+              </w:rPr>
+            </w:pPr>
+          </w:p>
+        </w:tc>
+        <w:tc>
+          <w:tcPr>
+            <w:tcW w:w="2100" w:type="dxa"/>
+            <w:tcBorders>
+              <w:top w:val="single" w:color="000000" w:sz="4" w:space="0"/>
+              <w:left w:val="single" w:color="000000" w:sz="4" w:space="0"/>
+              <w:bottom w:val="single" w:color="000000" w:sz="4" w:space="0"/>
+              <w:right w:val="single" w:color="000000" w:sz="4" w:space="0"/>
+            </w:tcBorders>
+            <w:shd w:val="clear" w:color="auto" w:fill="auto"/>
+            <w:vAlign w:val="center"/>
+          </w:tcPr>
+          <w:p>
+            <w:pPr>
+              <w:keepNext w:val="0"/>
+              <w:keepLines w:val="0"/>
+              <w:widowControl/>
+              <w:suppressLineNumbers w:val="0"/>
+              <w:jc w:val="left"/>
+              <w:textAlignment w:val="center"/>
+              <w:rPr>
+                <w:rFonts w:hint="eastAsia" w:ascii="宋体" w:hAnsi="宋体" w:eastAsia="宋体" w:cs="宋体"/>
+                <w:i w:val="0"/>
+                <w:iCs w:val="0"/>
+                <w:snapToGrid w:val="0"/>
+                <w:color w:val="000000"/>
+                <w:kern w:val="0"/>
+                <w:sz w:val="16"/>
+                <w:szCs w:val="16"/>
+                <w:u w:val="none"/>
+                <w:lang w:val="en-US" w:eastAsia="zh-CN" w:bidi="ar-SA"/>
+              </w:rPr>
+            </w:pPr>
+            <w:r>
+              <w:rPr>
+                <w:rFonts w:hint="eastAsia" w:ascii="宋体" w:hAnsi="宋体" w:eastAsia="宋体" w:cs="宋体"/>
+                <w:i w:val="0"/>
+                <w:iCs w:val="0"/>
+                <w:snapToGrid w:val="0"/>
+                <w:color w:val="000000"/>
+                <w:kern w:val="0"/>
+                <w:sz w:val="16"/>
+                <w:szCs w:val="16"/>
+                <w:u w:val="none"/>
+                <w:lang w:val="en-US" w:eastAsia="zh-CN"/>
+              </w:rPr>
+              <w:t>运维服务工具使用</w:t>
+            </w:r>
+          </w:p>
+        </w:tc>
+        <w:tc>
+          <w:tcPr>
+            <w:tcW w:w="1850" w:type="dxa"/>
+            <w:tcBorders>
+              <w:top w:val="single" w:color="000000" w:sz="4" w:space="0"/>
+              <w:left w:val="single" w:color="000000" w:sz="4" w:space="0"/>
+              <w:bottom w:val="single" w:color="000000" w:sz="4" w:space="0"/>
+              <w:right w:val="single" w:color="000000" w:sz="4" w:space="0"/>
+            </w:tcBorders>
+            <w:shd w:val="clear" w:color="auto" w:fill="auto"/>
+            <w:vAlign w:val="center"/>
+          </w:tcPr>
+          <w:p>
+            <w:pPr>
+              <w:keepNext w:val="0"/>
+              <w:keepLines w:val="0"/>
+              <w:widowControl/>
+              <w:suppressLineNumbers w:val="0"/>
+              <w:jc w:val="left"/>
+              <w:textAlignment w:val="center"/>
+              <w:rPr>
+                <w:rFonts w:hint="eastAsia" w:ascii="宋体" w:hAnsi="宋体" w:eastAsia="宋体" w:cs="宋体"/>
+                <w:i w:val="0"/>
+                <w:iCs w:val="0"/>
+                <w:snapToGrid w:val="0"/>
+                <w:color w:val="000000"/>
+                <w:kern w:val="0"/>
+                <w:sz w:val="16"/>
+                <w:szCs w:val="16"/>
+                <w:u w:val="none"/>
+                <w:lang w:val="en-US" w:eastAsia="zh-CN" w:bidi="ar-SA"/>
+              </w:rPr>
+            </w:pPr>
+            <w:r>
+              <w:rPr>
+                <w:rFonts w:hint="eastAsia" w:ascii="宋体" w:hAnsi="宋体" w:eastAsia="宋体" w:cs="宋体"/>
+                <w:i w:val="0"/>
+                <w:iCs w:val="0"/>
+                <w:snapToGrid w:val="0"/>
+                <w:color w:val="000000"/>
+                <w:kern w:val="0"/>
+                <w:sz w:val="16"/>
+                <w:szCs w:val="16"/>
+                <w:u w:val="none"/>
+                <w:lang w:val="en-US" w:eastAsia="zh-CN"/>
+              </w:rPr>
+              <w:t>运维部全员</w:t>
+            </w:r>
+          </w:p>
+        </w:tc>
+        <w:tc>
+          <w:tcPr>
+            <w:tcW w:w="750" w:type="dxa"/>
+            <w:tcBorders>
+              <w:top w:val="single" w:color="000000" w:sz="4" w:space="0"/>
+              <w:left w:val="single" w:color="000000" w:sz="4" w:space="0"/>
+              <w:bottom w:val="single" w:color="000000" w:sz="4" w:space="0"/>
+              <w:right w:val="single" w:color="000000" w:sz="4" w:space="0"/>
+            </w:tcBorders>
+            <w:shd w:val="clear" w:color="auto" w:fill="auto"/>
+            <w:vAlign w:val="center"/>
+          </w:tcPr>
+          <w:p>
+            <w:pPr>
+              <w:keepNext w:val="0"/>
+              <w:keepLines w:val="0"/>
+              <w:widowControl/>
+              <w:suppressLineNumbers w:val="0"/>
+              <w:jc w:val="both"/>
+              <w:textAlignment w:val="center"/>
+              <w:rPr>
+                <w:rFonts w:hint="eastAsia" w:ascii="宋体" w:hAnsi="宋体" w:eastAsia="宋体" w:cs="宋体"/>
+                <w:i w:val="0"/>
+                <w:iCs w:val="0"/>
+                <w:snapToGrid w:val="0"/>
+                <w:color w:val="000000"/>
+                <w:kern w:val="0"/>
+                <w:sz w:val="16"/>
+                <w:szCs w:val="16"/>
+                <w:u w:val="none"/>
+                <w:lang w:val="en-US" w:eastAsia="zh-CN" w:bidi="ar-SA"/>
+              </w:rPr>
+            </w:pPr>
+            <w:r>
+              <w:rPr>
+                <w:rFonts w:hint="eastAsia" w:ascii="宋体" w:hAnsi="宋体" w:eastAsia="宋体" w:cs="宋体"/>
+                <w:i w:val="0"/>
+                <w:iCs w:val="0"/>
+                <w:snapToGrid w:val="0"/>
+                <w:color w:val="000000"/>
+                <w:kern w:val="0"/>
+                <w:sz w:val="16"/>
+                <w:szCs w:val="16"/>
+                <w:u w:val="none"/>
+                <w:lang w:val="en-US" w:eastAsia="zh-CN"/>
+              </w:rPr>
+              <w:t>毛彦超</w:t>
             </w:r>
           </w:p>
         </w:tc>
@@ -10520,7 +11561,7 @@
                 <w:u w:val="none"/>
                 <w:lang w:val="en-US" w:eastAsia="zh-CN"/>
               </w:rPr>
-              <w:t>公司产品培训</w:t>
+              <w:t>产品服务化规范</w:t>
             </w:r>
           </w:p>
         </w:tc>
@@ -10570,7 +11611,7 @@
                 <w:u w:val="none"/>
                 <w:lang w:val="en-US" w:eastAsia="zh-CN"/>
               </w:rPr>
-              <w:t>公司全员</w:t>
+              <w:t>运维部全员</w:t>
             </w:r>
           </w:p>
         </w:tc>
@@ -10595,7 +11636,7 @@
               <w:jc w:val="both"/>
               <w:textAlignment w:val="center"/>
               <w:rPr>
-                <w:rFonts w:hint="eastAsia" w:ascii="宋体" w:hAnsi="宋体" w:eastAsia="宋体" w:cs="宋体"/>
+                <w:rFonts w:hint="default" w:ascii="宋体" w:hAnsi="宋体" w:eastAsia="宋体" w:cs="宋体"/>
                 <w:i w:val="0"/>
                 <w:iCs w:val="0"/>
                 <w:snapToGrid w:val="0"/>
@@ -10618,7 +11659,7 @@
                 <w:sz w:val="16"/>
                 <w:szCs w:val="16"/>
                 <w:u w:val="none"/>
-                <w:lang w:val="en-US" w:eastAsia="zh-CN"/>
+                <w:lang w:val="en-US" w:eastAsia="zh-CN" w:bidi="ar-SA"/>
               </w:rPr>
               <w:t>毛彦超</w:t>
             </w:r>
@@ -10645,32 +11686,32 @@
               <w:jc w:val="both"/>
               <w:textAlignment w:val="center"/>
               <w:rPr>
-                <w:rFonts w:hint="default" w:ascii="宋体" w:hAnsi="宋体" w:eastAsia="宋体" w:cs="宋体"/>
-                <w:i w:val="0"/>
-                <w:iCs w:val="0"/>
-                <w:snapToGrid w:val="0"/>
-                <w:color w:val="000000"/>
-                <w:kern w:val="0"/>
-                <w:sz w:val="16"/>
-                <w:szCs w:val="16"/>
-                <w:u w:val="none"/>
-                <w:lang w:val="en-US" w:eastAsia="zh-CN"/>
-              </w:rPr>
-            </w:pPr>
-            <w:r>
-              <w:rPr>
-                <w:rFonts w:hint="eastAsia" w:ascii="宋体" w:hAnsi="宋体" w:eastAsia="宋体" w:cs="宋体"/>
-                <w:i w:val="0"/>
-                <w:iCs w:val="0"/>
-                <w:snapToGrid w:val="0"/>
-                <w:color w:val="000000"/>
-                <w:kern w:val="0"/>
-                <w:sz w:val="16"/>
-                <w:szCs w:val="16"/>
-                <w:u w:val="none"/>
-                <w:lang w:val="en-US" w:eastAsia="zh-CN"/>
-              </w:rPr>
-              <w:t>6月</w:t>
+                <w:rFonts w:hint="eastAsia" w:ascii="宋体" w:hAnsi="宋体" w:eastAsia="宋体" w:cs="宋体"/>
+                <w:i w:val="0"/>
+                <w:iCs w:val="0"/>
+                <w:snapToGrid w:val="0"/>
+                <w:color w:val="000000"/>
+                <w:kern w:val="0"/>
+                <w:sz w:val="16"/>
+                <w:szCs w:val="16"/>
+                <w:u w:val="none"/>
+                <w:lang w:val="en-US" w:eastAsia="zh-CN" w:bidi="ar-SA"/>
+              </w:rPr>
+            </w:pPr>
+            <w:r>
+              <w:rPr>
+                <w:rFonts w:hint="eastAsia" w:ascii="宋体" w:hAnsi="宋体" w:eastAsia="宋体" w:cs="宋体"/>
+                <w:i w:val="0"/>
+                <w:iCs w:val="0"/>
+                <w:snapToGrid w:val="0"/>
+                <w:color w:val="000000"/>
+                <w:kern w:val="0"/>
+                <w:sz w:val="16"/>
+                <w:szCs w:val="16"/>
+                <w:u w:val="none"/>
+                <w:lang w:val="en-US" w:eastAsia="zh-CN"/>
+              </w:rPr>
+              <w:t>7月</w:t>
             </w:r>
           </w:p>
         </w:tc>
@@ -10760,26 +11801,29 @@
                 <w:rFonts w:hint="eastAsia" w:ascii="宋体" w:hAnsi="宋体" w:eastAsia="宋体" w:cs="宋体"/>
                 <w:i w:val="0"/>
                 <w:iCs w:val="0"/>
-                <w:color w:val="000000"/>
-                <w:sz w:val="16"/>
-                <w:szCs w:val="16"/>
-                <w:u w:val="none"/>
-              </w:rPr>
-            </w:pPr>
-            <w:r>
-              <w:rPr>
-                <w:rFonts w:hint="eastAsia" w:ascii="宋体" w:hAnsi="宋体" w:eastAsia="宋体" w:cs="宋体"/>
-                <w:i w:val="0"/>
-                <w:iCs w:val="0"/>
-                <w:snapToGrid w:val="0"/>
-                <w:color w:val="000000"/>
-                <w:kern w:val="0"/>
-                <w:sz w:val="16"/>
-                <w:szCs w:val="16"/>
-                <w:u w:val="none"/>
-                <w:lang w:val="en-US" w:eastAsia="zh-CN"/>
-              </w:rPr>
-              <w:t>数据库规范介绍</w:t>
+                <w:snapToGrid w:val="0"/>
+                <w:color w:val="000000"/>
+                <w:kern w:val="0"/>
+                <w:sz w:val="16"/>
+                <w:szCs w:val="16"/>
+                <w:u w:val="none"/>
+                <w:lang w:val="en-US" w:eastAsia="en-US" w:bidi="ar-SA"/>
+              </w:rPr>
+            </w:pPr>
+            <w:r>
+              <w:rPr>
+                <w:rFonts w:hint="eastAsia" w:ascii="宋体" w:hAnsi="宋体" w:eastAsia="宋体" w:cs="宋体"/>
+                <w:i w:val="0"/>
+                <w:iCs w:val="0"/>
+                <w:snapToGrid w:val="0"/>
+                <w:color w:val="000000"/>
+                <w:kern w:val="0"/>
+                <w:sz w:val="16"/>
+                <w:szCs w:val="16"/>
+                <w:u w:val="none"/>
+                <w:lang w:val="en-US" w:eastAsia="zh-CN"/>
+              </w:rPr>
+              <w:t>云数据中心建设模式和网络安全</w:t>
             </w:r>
           </w:p>
         </w:tc>
@@ -10807,26 +11851,38 @@
                 <w:rFonts w:hint="eastAsia" w:ascii="宋体" w:hAnsi="宋体" w:eastAsia="宋体" w:cs="宋体"/>
                 <w:i w:val="0"/>
                 <w:iCs w:val="0"/>
-                <w:color w:val="000000"/>
-                <w:sz w:val="16"/>
-                <w:szCs w:val="16"/>
-                <w:u w:val="none"/>
-              </w:rPr>
-            </w:pPr>
-            <w:r>
-              <w:rPr>
-                <w:rFonts w:hint="eastAsia" w:ascii="宋体" w:hAnsi="宋体" w:eastAsia="宋体" w:cs="宋体"/>
-                <w:i w:val="0"/>
-                <w:iCs w:val="0"/>
-                <w:snapToGrid w:val="0"/>
-                <w:color w:val="000000"/>
-                <w:kern w:val="0"/>
-                <w:sz w:val="16"/>
-                <w:szCs w:val="16"/>
-                <w:u w:val="none"/>
-                <w:lang w:val="en-US" w:eastAsia="zh-CN"/>
-              </w:rPr>
-              <w:t>运维部、研发部</w:t>
+                <w:snapToGrid w:val="0"/>
+                <w:color w:val="000000"/>
+                <w:kern w:val="0"/>
+                <w:sz w:val="16"/>
+                <w:szCs w:val="16"/>
+                <w:u w:val="none"/>
+                <w:lang w:val="en-US" w:eastAsia="en-US" w:bidi="ar-SA"/>
+              </w:rPr>
+            </w:pPr>
+            <w:r>
+              <w:rPr>
+                <w:rFonts w:hint="eastAsia" w:ascii="宋体" w:hAnsi="宋体" w:eastAsia="宋体" w:cs="宋体"/>
+                <w:i w:val="0"/>
+                <w:iCs w:val="0"/>
+                <w:snapToGrid w:val="0"/>
+                <w:color w:val="000000"/>
+                <w:kern w:val="0"/>
+                <w:sz w:val="16"/>
+                <w:szCs w:val="16"/>
+                <w:u w:val="none"/>
+                <w:lang w:val="en-US" w:eastAsia="zh-CN"/>
+              </w:rPr>
+              <w:t>运维项目经理、安全检</w:t>
+            </w:r>
+            <w:r>
+              <w:rPr>
+                <w:rStyle w:val="42"/>
+                <w:snapToGrid w:val="0"/>
+                <w:color w:val="000000"/>
+                <w:lang w:val="en-US" w:eastAsia="zh-CN"/>
+              </w:rPr>
+              <w:t>测工程师</w:t>
             </w:r>
           </w:p>
         </w:tc>
@@ -10854,10 +11910,13 @@
                 <w:rFonts w:hint="eastAsia" w:ascii="宋体" w:hAnsi="宋体" w:eastAsia="宋体" w:cs="宋体"/>
                 <w:i w:val="0"/>
                 <w:iCs w:val="0"/>
-                <w:color w:val="000000"/>
-                <w:sz w:val="16"/>
-                <w:szCs w:val="16"/>
-                <w:u w:val="none"/>
+                <w:snapToGrid w:val="0"/>
+                <w:color w:val="000000"/>
+                <w:kern w:val="0"/>
+                <w:sz w:val="16"/>
+                <w:szCs w:val="16"/>
+                <w:u w:val="none"/>
+                <w:lang w:val="en-US" w:eastAsia="en-US" w:bidi="ar-SA"/>
               </w:rPr>
             </w:pPr>
             <w:r>
@@ -10901,26 +11960,291 @@
                 <w:rFonts w:hint="eastAsia" w:ascii="宋体" w:hAnsi="宋体" w:eastAsia="宋体" w:cs="宋体"/>
                 <w:i w:val="0"/>
                 <w:iCs w:val="0"/>
-                <w:color w:val="000000"/>
-                <w:sz w:val="16"/>
-                <w:szCs w:val="16"/>
-                <w:u w:val="none"/>
-              </w:rPr>
-            </w:pPr>
-            <w:r>
-              <w:rPr>
-                <w:rFonts w:hint="eastAsia" w:ascii="宋体" w:hAnsi="宋体" w:eastAsia="宋体" w:cs="宋体"/>
-                <w:i w:val="0"/>
-                <w:iCs w:val="0"/>
-                <w:snapToGrid w:val="0"/>
-                <w:color w:val="000000"/>
-                <w:kern w:val="0"/>
-                <w:sz w:val="16"/>
-                <w:szCs w:val="16"/>
-                <w:u w:val="none"/>
-                <w:lang w:val="en-US" w:eastAsia="zh-CN"/>
-              </w:rPr>
-              <w:t>6月</w:t>
+                <w:snapToGrid w:val="0"/>
+                <w:color w:val="000000"/>
+                <w:kern w:val="0"/>
+                <w:sz w:val="16"/>
+                <w:szCs w:val="16"/>
+                <w:u w:val="none"/>
+                <w:lang w:val="en-US" w:eastAsia="en-US" w:bidi="ar-SA"/>
+              </w:rPr>
+            </w:pPr>
+            <w:r>
+              <w:rPr>
+                <w:rFonts w:hint="eastAsia" w:ascii="宋体" w:hAnsi="宋体" w:eastAsia="宋体" w:cs="宋体"/>
+                <w:i w:val="0"/>
+                <w:iCs w:val="0"/>
+                <w:snapToGrid w:val="0"/>
+                <w:color w:val="000000"/>
+                <w:kern w:val="0"/>
+                <w:sz w:val="16"/>
+                <w:szCs w:val="16"/>
+                <w:u w:val="none"/>
+                <w:lang w:val="en-US" w:eastAsia="zh-CN"/>
+              </w:rPr>
+              <w:t>7月</w:t>
+            </w:r>
+          </w:p>
+        </w:tc>
+      </w:tr>
+      <w:tr>
+        <w:tblPrEx>
+          <w:tblBorders>
+            <w:top w:val="none" w:color="auto" w:sz="0" w:space="0"/>
+            <w:left w:val="none" w:color="auto" w:sz="0" w:space="0"/>
+            <w:bottom w:val="none" w:color="auto" w:sz="0" w:space="0"/>
+            <w:right w:val="none" w:color="auto" w:sz="0" w:space="0"/>
+            <w:insideH w:val="none" w:color="auto" w:sz="0" w:space="0"/>
+            <w:insideV w:val="none" w:color="auto" w:sz="0" w:space="0"/>
+          </w:tblBorders>
+          <w:tblCellMar>
+            <w:top w:w="0" w:type="dxa"/>
+            <w:left w:w="108" w:type="dxa"/>
+            <w:bottom w:w="0" w:type="dxa"/>
+            <w:right w:w="108" w:type="dxa"/>
+          </w:tblCellMar>
+        </w:tblPrEx>
+        <w:trPr>
+          <w:trHeight w:val="576" w:hRule="atLeast"/>
+          <w:jc w:val="center"/>
+        </w:trPr>
+        <w:tc>
+          <w:tcPr>
+            <w:tcW w:w="661" w:type="dxa"/>
+            <w:tcBorders>
+              <w:top w:val="single" w:color="000000" w:sz="4" w:space="0"/>
+              <w:left w:val="single" w:color="000000" w:sz="4" w:space="0"/>
+              <w:bottom w:val="single" w:color="000000" w:sz="4" w:space="0"/>
+              <w:right w:val="single" w:color="000000" w:sz="4" w:space="0"/>
+            </w:tcBorders>
+            <w:shd w:val="clear" w:color="auto" w:fill="auto"/>
+            <w:vAlign w:val="center"/>
+          </w:tcPr>
+          <w:p>
+            <w:pPr>
+              <w:keepNext w:val="0"/>
+              <w:keepLines w:val="0"/>
+              <w:widowControl/>
+              <w:numPr>
+                <w:ilvl w:val="0"/>
+                <w:numId w:val="4"/>
+              </w:numPr>
+              <w:suppressLineNumbers w:val="0"/>
+              <w:ind w:left="425" w:leftChars="0" w:hanging="425" w:firstLineChars="0"/>
+              <w:jc w:val="center"/>
+              <w:textAlignment w:val="center"/>
+              <w:rPr>
+                <w:rFonts w:hint="eastAsia" w:ascii="宋体" w:hAnsi="宋体" w:eastAsia="宋体" w:cs="宋体"/>
+                <w:i w:val="0"/>
+                <w:iCs w:val="0"/>
+                <w:snapToGrid w:val="0"/>
+                <w:color w:val="000000"/>
+                <w:kern w:val="0"/>
+                <w:sz w:val="16"/>
+                <w:szCs w:val="16"/>
+                <w:u w:val="none"/>
+                <w:lang w:val="en-US" w:eastAsia="zh-CN"/>
+              </w:rPr>
+            </w:pPr>
+          </w:p>
+        </w:tc>
+        <w:tc>
+          <w:tcPr>
+            <w:tcW w:w="2100" w:type="dxa"/>
+            <w:tcBorders>
+              <w:top w:val="single" w:color="000000" w:sz="4" w:space="0"/>
+              <w:left w:val="single" w:color="000000" w:sz="4" w:space="0"/>
+              <w:bottom w:val="single" w:color="000000" w:sz="4" w:space="0"/>
+              <w:right w:val="single" w:color="000000" w:sz="4" w:space="0"/>
+            </w:tcBorders>
+            <w:shd w:val="clear" w:color="auto" w:fill="auto"/>
+            <w:vAlign w:val="center"/>
+          </w:tcPr>
+          <w:p>
+            <w:pPr>
+              <w:keepNext w:val="0"/>
+              <w:keepLines w:val="0"/>
+              <w:widowControl/>
+              <w:suppressLineNumbers w:val="0"/>
+              <w:jc w:val="left"/>
+              <w:textAlignment w:val="center"/>
+              <w:rPr>
+                <w:rFonts w:hint="eastAsia" w:ascii="宋体" w:hAnsi="宋体" w:eastAsia="宋体" w:cs="宋体"/>
+                <w:i w:val="0"/>
+                <w:iCs w:val="0"/>
+                <w:snapToGrid w:val="0"/>
+                <w:color w:val="000000"/>
+                <w:kern w:val="0"/>
+                <w:sz w:val="16"/>
+                <w:szCs w:val="16"/>
+                <w:u w:val="none"/>
+                <w:lang w:val="en-US" w:eastAsia="en-US" w:bidi="ar-SA"/>
+              </w:rPr>
+            </w:pPr>
+            <w:r>
+              <w:rPr>
+                <w:rFonts w:hint="eastAsia" w:ascii="宋体" w:hAnsi="宋体" w:eastAsia="宋体" w:cs="宋体"/>
+                <w:i w:val="0"/>
+                <w:iCs w:val="0"/>
+                <w:snapToGrid w:val="0"/>
+                <w:color w:val="000000"/>
+                <w:kern w:val="0"/>
+                <w:sz w:val="16"/>
+                <w:szCs w:val="16"/>
+                <w:u w:val="none"/>
+                <w:lang w:val="en-US" w:eastAsia="zh-CN"/>
+              </w:rPr>
+              <w:t>交付规范</w:t>
+            </w:r>
+          </w:p>
+        </w:tc>
+        <w:tc>
+          <w:tcPr>
+            <w:tcW w:w="1850" w:type="dxa"/>
+            <w:tcBorders>
+              <w:top w:val="single" w:color="000000" w:sz="4" w:space="0"/>
+              <w:left w:val="single" w:color="000000" w:sz="4" w:space="0"/>
+              <w:bottom w:val="single" w:color="000000" w:sz="4" w:space="0"/>
+              <w:right w:val="single" w:color="000000" w:sz="4" w:space="0"/>
+            </w:tcBorders>
+            <w:shd w:val="clear" w:color="auto" w:fill="auto"/>
+            <w:vAlign w:val="center"/>
+          </w:tcPr>
+          <w:p>
+            <w:pPr>
+              <w:keepNext w:val="0"/>
+              <w:keepLines w:val="0"/>
+              <w:widowControl/>
+              <w:suppressLineNumbers w:val="0"/>
+              <w:jc w:val="left"/>
+              <w:textAlignment w:val="center"/>
+              <w:rPr>
+                <w:rFonts w:hint="eastAsia" w:ascii="宋体" w:hAnsi="宋体" w:eastAsia="宋体" w:cs="宋体"/>
+                <w:i w:val="0"/>
+                <w:iCs w:val="0"/>
+                <w:snapToGrid w:val="0"/>
+                <w:color w:val="000000"/>
+                <w:kern w:val="0"/>
+                <w:sz w:val="16"/>
+                <w:szCs w:val="16"/>
+                <w:u w:val="none"/>
+                <w:lang w:val="en-US" w:eastAsia="en-US" w:bidi="ar-SA"/>
+              </w:rPr>
+            </w:pPr>
+            <w:r>
+              <w:rPr>
+                <w:rFonts w:hint="eastAsia" w:ascii="宋体" w:hAnsi="宋体" w:eastAsia="宋体" w:cs="宋体"/>
+                <w:i w:val="0"/>
+                <w:iCs w:val="0"/>
+                <w:snapToGrid w:val="0"/>
+                <w:color w:val="000000"/>
+                <w:kern w:val="0"/>
+                <w:sz w:val="16"/>
+                <w:szCs w:val="16"/>
+                <w:u w:val="none"/>
+                <w:lang w:val="en-US" w:eastAsia="zh-CN"/>
+              </w:rPr>
+              <w:t>运维部全员</w:t>
+            </w:r>
+          </w:p>
+        </w:tc>
+        <w:tc>
+          <w:tcPr>
+            <w:tcW w:w="750" w:type="dxa"/>
+            <w:tcBorders>
+              <w:top w:val="single" w:color="000000" w:sz="4" w:space="0"/>
+              <w:left w:val="single" w:color="000000" w:sz="4" w:space="0"/>
+              <w:bottom w:val="single" w:color="000000" w:sz="4" w:space="0"/>
+              <w:right w:val="single" w:color="000000" w:sz="4" w:space="0"/>
+            </w:tcBorders>
+            <w:shd w:val="clear" w:color="auto" w:fill="auto"/>
+            <w:vAlign w:val="center"/>
+          </w:tcPr>
+          <w:p>
+            <w:pPr>
+              <w:keepNext w:val="0"/>
+              <w:keepLines w:val="0"/>
+              <w:widowControl/>
+              <w:suppressLineNumbers w:val="0"/>
+              <w:jc w:val="both"/>
+              <w:textAlignment w:val="center"/>
+              <w:rPr>
+                <w:rFonts w:hint="eastAsia" w:ascii="宋体" w:hAnsi="宋体" w:eastAsia="宋体" w:cs="宋体"/>
+                <w:i w:val="0"/>
+                <w:iCs w:val="0"/>
+                <w:snapToGrid w:val="0"/>
+                <w:color w:val="000000"/>
+                <w:kern w:val="0"/>
+                <w:sz w:val="16"/>
+                <w:szCs w:val="16"/>
+                <w:u w:val="none"/>
+                <w:lang w:val="en-US" w:eastAsia="en-US" w:bidi="ar-SA"/>
+              </w:rPr>
+            </w:pPr>
+            <w:r>
+              <w:rPr>
+                <w:rFonts w:hint="eastAsia" w:ascii="宋体" w:hAnsi="宋体" w:eastAsia="宋体" w:cs="宋体"/>
+                <w:i w:val="0"/>
+                <w:iCs w:val="0"/>
+                <w:snapToGrid w:val="0"/>
+                <w:color w:val="000000"/>
+                <w:kern w:val="0"/>
+                <w:sz w:val="16"/>
+                <w:szCs w:val="16"/>
+                <w:u w:val="none"/>
+                <w:lang w:val="en-US" w:eastAsia="zh-CN"/>
+              </w:rPr>
+              <w:t>毛彦超</w:t>
+            </w:r>
+          </w:p>
+        </w:tc>
+        <w:tc>
+          <w:tcPr>
+            <w:tcW w:w="1189" w:type="dxa"/>
+            <w:tcBorders>
+              <w:top w:val="single" w:color="000000" w:sz="4" w:space="0"/>
+              <w:left w:val="single" w:color="000000" w:sz="4" w:space="0"/>
+              <w:bottom w:val="single" w:color="000000" w:sz="4" w:space="0"/>
+              <w:right w:val="single" w:color="000000" w:sz="4" w:space="0"/>
+            </w:tcBorders>
+            <w:shd w:val="clear" w:color="auto" w:fill="auto"/>
+            <w:vAlign w:val="center"/>
+          </w:tcPr>
+          <w:p>
+            <w:pPr>
+              <w:keepNext w:val="0"/>
+              <w:keepLines w:val="0"/>
+              <w:widowControl/>
+              <w:suppressLineNumbers w:val="0"/>
+              <w:jc w:val="both"/>
+              <w:textAlignment w:val="center"/>
+              <w:rPr>
+                <w:rFonts w:hint="eastAsia" w:ascii="宋体" w:hAnsi="宋体" w:eastAsia="宋体" w:cs="宋体"/>
+                <w:i w:val="0"/>
+                <w:iCs w:val="0"/>
+                <w:snapToGrid w:val="0"/>
+                <w:color w:val="000000"/>
+                <w:kern w:val="0"/>
+                <w:sz w:val="16"/>
+                <w:szCs w:val="16"/>
+                <w:u w:val="none"/>
+                <w:lang w:val="en-US" w:eastAsia="en-US" w:bidi="ar-SA"/>
+              </w:rPr>
+            </w:pPr>
+            <w:r>
+              <w:rPr>
+                <w:rFonts w:hint="eastAsia" w:ascii="宋体" w:hAnsi="宋体" w:eastAsia="宋体" w:cs="宋体"/>
+                <w:i w:val="0"/>
+                <w:iCs w:val="0"/>
+                <w:snapToGrid w:val="0"/>
+                <w:color w:val="000000"/>
+                <w:kern w:val="0"/>
+                <w:sz w:val="16"/>
+                <w:szCs w:val="16"/>
+                <w:u w:val="none"/>
+                <w:lang w:val="en-US" w:eastAsia="zh-CN"/>
+              </w:rPr>
+              <w:t>7月</w:t>
             </w:r>
           </w:p>
         </w:tc>
@@ -11004,41 +12328,53 @@
               <w:keepLines w:val="0"/>
               <w:widowControl/>
               <w:suppressLineNumbers w:val="0"/>
+              <w:tabs>
+                <w:tab w:val="center" w:pos="1320"/>
+              </w:tabs>
               <w:jc w:val="left"/>
               <w:textAlignment w:val="center"/>
               <w:rPr>
                 <w:rFonts w:hint="eastAsia" w:ascii="宋体" w:hAnsi="宋体" w:eastAsia="宋体" w:cs="宋体"/>
                 <w:i w:val="0"/>
                 <w:iCs w:val="0"/>
-                <w:color w:val="000000"/>
-                <w:sz w:val="16"/>
-                <w:szCs w:val="16"/>
-                <w:u w:val="none"/>
-              </w:rPr>
-            </w:pPr>
-            <w:r>
-              <w:rPr>
-                <w:rFonts w:hint="eastAsia" w:ascii="宋体" w:hAnsi="宋体" w:eastAsia="宋体" w:cs="宋体"/>
-                <w:i w:val="0"/>
-                <w:iCs w:val="0"/>
-                <w:snapToGrid w:val="0"/>
-                <w:color w:val="000000"/>
-                <w:kern w:val="0"/>
-                <w:sz w:val="16"/>
-                <w:szCs w:val="16"/>
-                <w:u w:val="none"/>
-                <w:lang w:val="en-US" w:eastAsia="zh-CN"/>
-              </w:rPr>
-              <w:t>IT</w:t>
-            </w:r>
-            <w:r>
-              <w:rPr>
-                <w:rStyle w:val="42"/>
-                <w:snapToGrid w:val="0"/>
-                <w:color w:val="000000"/>
-                <w:lang w:val="en-US" w:eastAsia="zh-CN"/>
-              </w:rPr>
-              <w:t>服务项目经理</w:t>
+                <w:snapToGrid w:val="0"/>
+                <w:color w:val="000000"/>
+                <w:kern w:val="0"/>
+                <w:sz w:val="16"/>
+                <w:szCs w:val="16"/>
+                <w:u w:val="none"/>
+                <w:lang w:val="en-US" w:eastAsia="zh-CN" w:bidi="ar-SA"/>
+              </w:rPr>
+            </w:pPr>
+            <w:r>
+              <w:rPr>
+                <w:rFonts w:hint="eastAsia" w:ascii="宋体" w:hAnsi="宋体" w:eastAsia="宋体" w:cs="宋体"/>
+                <w:i w:val="0"/>
+                <w:iCs w:val="0"/>
+                <w:snapToGrid w:val="0"/>
+                <w:color w:val="000000"/>
+                <w:kern w:val="0"/>
+                <w:sz w:val="16"/>
+                <w:szCs w:val="16"/>
+                <w:u w:val="none"/>
+                <w:lang w:val="en-US" w:eastAsia="zh-CN"/>
+              </w:rPr>
+              <w:t>运维服务制度</w:t>
+            </w:r>
+            <w:r>
+              <w:rPr>
+                <w:rFonts w:hint="eastAsia" w:ascii="宋体" w:hAnsi="宋体" w:eastAsia="宋体" w:cs="宋体"/>
+                <w:i w:val="0"/>
+                <w:iCs w:val="0"/>
+                <w:snapToGrid w:val="0"/>
+                <w:color w:val="000000"/>
+                <w:kern w:val="0"/>
+                <w:sz w:val="16"/>
+                <w:szCs w:val="16"/>
+                <w:u w:val="none"/>
+                <w:lang w:val="en-US" w:eastAsia="zh-CN"/>
+              </w:rPr>
+              <w:tab/>
             </w:r>
           </w:p>
         </w:tc>
@@ -11066,26 +12402,29 @@
                 <w:rFonts w:hint="eastAsia" w:ascii="宋体" w:hAnsi="宋体" w:eastAsia="宋体" w:cs="宋体"/>
                 <w:i w:val="0"/>
                 <w:iCs w:val="0"/>
-                <w:color w:val="000000"/>
-                <w:sz w:val="16"/>
-                <w:szCs w:val="16"/>
-                <w:u w:val="none"/>
-              </w:rPr>
-            </w:pPr>
-            <w:r>
-              <w:rPr>
-                <w:rFonts w:hint="eastAsia" w:ascii="宋体" w:hAnsi="宋体" w:eastAsia="宋体" w:cs="宋体"/>
-                <w:i w:val="0"/>
-                <w:iCs w:val="0"/>
-                <w:snapToGrid w:val="0"/>
-                <w:color w:val="000000"/>
-                <w:kern w:val="0"/>
-                <w:sz w:val="16"/>
-                <w:szCs w:val="16"/>
-                <w:u w:val="none"/>
-                <w:lang w:val="en-US" w:eastAsia="zh-CN"/>
-              </w:rPr>
-              <w:t>部分人员</w:t>
+                <w:snapToGrid w:val="0"/>
+                <w:color w:val="000000"/>
+                <w:kern w:val="0"/>
+                <w:sz w:val="16"/>
+                <w:szCs w:val="16"/>
+                <w:u w:val="none"/>
+                <w:lang w:val="en-US" w:eastAsia="zh-CN" w:bidi="ar-SA"/>
+              </w:rPr>
+            </w:pPr>
+            <w:r>
+              <w:rPr>
+                <w:rFonts w:hint="eastAsia" w:ascii="宋体" w:hAnsi="宋体" w:eastAsia="宋体" w:cs="宋体"/>
+                <w:i w:val="0"/>
+                <w:iCs w:val="0"/>
+                <w:snapToGrid w:val="0"/>
+                <w:color w:val="000000"/>
+                <w:kern w:val="0"/>
+                <w:sz w:val="16"/>
+                <w:szCs w:val="16"/>
+                <w:u w:val="none"/>
+                <w:lang w:val="en-US" w:eastAsia="zh-CN"/>
+              </w:rPr>
+              <w:t>各相关部门</w:t>
             </w:r>
           </w:p>
         </w:tc>
@@ -11113,26 +12452,29 @@
                 <w:rFonts w:hint="eastAsia" w:ascii="宋体" w:hAnsi="宋体" w:eastAsia="宋体" w:cs="宋体"/>
                 <w:i w:val="0"/>
                 <w:iCs w:val="0"/>
-                <w:color w:val="000000"/>
-                <w:sz w:val="16"/>
-                <w:szCs w:val="16"/>
-                <w:u w:val="none"/>
-              </w:rPr>
-            </w:pPr>
-            <w:r>
-              <w:rPr>
-                <w:rFonts w:hint="eastAsia" w:ascii="宋体" w:hAnsi="宋体" w:eastAsia="宋体" w:cs="宋体"/>
-                <w:i w:val="0"/>
-                <w:iCs w:val="0"/>
-                <w:snapToGrid w:val="0"/>
-                <w:color w:val="000000"/>
-                <w:kern w:val="0"/>
-                <w:sz w:val="16"/>
-                <w:szCs w:val="16"/>
-                <w:u w:val="none"/>
-                <w:lang w:val="en-US" w:eastAsia="zh-CN"/>
-              </w:rPr>
-              <w:t>外聘</w:t>
+                <w:snapToGrid w:val="0"/>
+                <w:color w:val="000000"/>
+                <w:kern w:val="0"/>
+                <w:sz w:val="16"/>
+                <w:szCs w:val="16"/>
+                <w:u w:val="none"/>
+                <w:lang w:val="en-US" w:eastAsia="zh-CN" w:bidi="ar-SA"/>
+              </w:rPr>
+            </w:pPr>
+            <w:r>
+              <w:rPr>
+                <w:rFonts w:hint="eastAsia" w:ascii="宋体" w:hAnsi="宋体" w:eastAsia="宋体" w:cs="宋体"/>
+                <w:i w:val="0"/>
+                <w:iCs w:val="0"/>
+                <w:snapToGrid w:val="0"/>
+                <w:color w:val="000000"/>
+                <w:kern w:val="0"/>
+                <w:sz w:val="16"/>
+                <w:szCs w:val="16"/>
+                <w:u w:val="none"/>
+                <w:lang w:val="en-US" w:eastAsia="zh-CN"/>
+              </w:rPr>
+              <w:t>毛彦超</w:t>
             </w:r>
           </w:p>
         </w:tc>
@@ -11157,29 +12499,32 @@
               <w:jc w:val="both"/>
               <w:textAlignment w:val="center"/>
               <w:rPr>
-                <w:rFonts w:hint="eastAsia" w:ascii="宋体" w:hAnsi="宋体" w:eastAsia="宋体" w:cs="宋体"/>
-                <w:i w:val="0"/>
-                <w:iCs w:val="0"/>
-                <w:color w:val="000000"/>
-                <w:sz w:val="16"/>
-                <w:szCs w:val="16"/>
-                <w:u w:val="none"/>
-              </w:rPr>
-            </w:pPr>
-            <w:r>
-              <w:rPr>
-                <w:rFonts w:hint="eastAsia" w:ascii="宋体" w:hAnsi="宋体" w:eastAsia="宋体" w:cs="宋体"/>
-                <w:i w:val="0"/>
-                <w:iCs w:val="0"/>
-                <w:snapToGrid w:val="0"/>
-                <w:color w:val="000000"/>
-                <w:kern w:val="0"/>
-                <w:sz w:val="16"/>
-                <w:szCs w:val="16"/>
-                <w:u w:val="none"/>
-                <w:lang w:val="en-US" w:eastAsia="zh-CN"/>
-              </w:rPr>
-              <w:t>6月</w:t>
+                <w:rFonts w:hint="default" w:ascii="宋体" w:hAnsi="宋体" w:eastAsia="宋体" w:cs="宋体"/>
+                <w:i w:val="0"/>
+                <w:iCs w:val="0"/>
+                <w:snapToGrid w:val="0"/>
+                <w:color w:val="000000"/>
+                <w:kern w:val="0"/>
+                <w:sz w:val="16"/>
+                <w:szCs w:val="16"/>
+                <w:u w:val="none"/>
+                <w:lang w:val="en-US" w:eastAsia="zh-CN"/>
+              </w:rPr>
+            </w:pPr>
+            <w:r>
+              <w:rPr>
+                <w:rFonts w:hint="eastAsia" w:ascii="宋体" w:hAnsi="宋体" w:eastAsia="宋体" w:cs="宋体"/>
+                <w:i w:val="0"/>
+                <w:iCs w:val="0"/>
+                <w:snapToGrid w:val="0"/>
+                <w:color w:val="000000"/>
+                <w:kern w:val="0"/>
+                <w:sz w:val="16"/>
+                <w:szCs w:val="16"/>
+                <w:u w:val="none"/>
+                <w:lang w:val="en-US" w:eastAsia="zh-CN"/>
+              </w:rPr>
+              <w:t>7月</w:t>
             </w:r>
           </w:p>
         </w:tc>
@@ -11291,7 +12636,7 @@
                 <w:u w:val="none"/>
                 <w:lang w:val="en-US" w:eastAsia="zh-CN"/>
               </w:rPr>
-              <w:t>运维服务工具使用</w:t>
+              <w:t>高级开发培训</w:t>
             </w:r>
           </w:p>
         </w:tc>
@@ -11341,7 +12686,7 @@
                 <w:u w:val="none"/>
                 <w:lang w:val="en-US" w:eastAsia="zh-CN"/>
               </w:rPr>
-              <w:t>运维部全员</w:t>
+              <w:t>研发部全员</w:t>
             </w:r>
           </w:p>
         </w:tc>
@@ -11391,7 +12736,7 @@
                 <w:u w:val="none"/>
                 <w:lang w:val="en-US" w:eastAsia="zh-CN"/>
               </w:rPr>
-              <w:t>毛彦超</w:t>
+              <w:t>田力</w:t>
             </w:r>
           </w:p>
         </w:tc>
@@ -11441,7 +12786,529 @@
                 <w:u w:val="none"/>
                 <w:lang w:val="en-US" w:eastAsia="zh-CN"/>
               </w:rPr>
-              <w:t>6月</w:t>
+              <w:t>8月</w:t>
+            </w:r>
+          </w:p>
+        </w:tc>
+      </w:tr>
+      <w:tr>
+        <w:tblPrEx>
+          <w:tblBorders>
+            <w:top w:val="none" w:color="auto" w:sz="0" w:space="0"/>
+            <w:left w:val="none" w:color="auto" w:sz="0" w:space="0"/>
+            <w:bottom w:val="none" w:color="auto" w:sz="0" w:space="0"/>
+            <w:right w:val="none" w:color="auto" w:sz="0" w:space="0"/>
+            <w:insideH w:val="none" w:color="auto" w:sz="0" w:space="0"/>
+            <w:insideV w:val="none" w:color="auto" w:sz="0" w:space="0"/>
+          </w:tblBorders>
+          <w:tblCellMar>
+            <w:top w:w="0" w:type="dxa"/>
+            <w:left w:w="108" w:type="dxa"/>
+            <w:bottom w:w="0" w:type="dxa"/>
+            <w:right w:w="108" w:type="dxa"/>
+          </w:tblCellMar>
+        </w:tblPrEx>
+        <w:trPr>
+          <w:trHeight w:val="440" w:hRule="atLeast"/>
+          <w:jc w:val="center"/>
+        </w:trPr>
+        <w:tc>
+          <w:tcPr>
+            <w:tcW w:w="661" w:type="dxa"/>
+            <w:tcBorders>
+              <w:top w:val="single" w:color="000000" w:sz="4" w:space="0"/>
+              <w:left w:val="single" w:color="000000" w:sz="4" w:space="0"/>
+              <w:bottom w:val="single" w:color="000000" w:sz="4" w:space="0"/>
+              <w:right w:val="single" w:color="000000" w:sz="4" w:space="0"/>
+            </w:tcBorders>
+            <w:shd w:val="clear" w:color="auto" w:fill="auto"/>
+            <w:vAlign w:val="center"/>
+          </w:tcPr>
+          <w:p>
+            <w:pPr>
+              <w:keepNext w:val="0"/>
+              <w:keepLines w:val="0"/>
+              <w:widowControl/>
+              <w:numPr>
+                <w:ilvl w:val="0"/>
+                <w:numId w:val="4"/>
+              </w:numPr>
+              <w:suppressLineNumbers w:val="0"/>
+              <w:ind w:left="425" w:leftChars="0" w:hanging="425" w:firstLineChars="0"/>
+              <w:jc w:val="center"/>
+              <w:textAlignment w:val="center"/>
+              <w:rPr>
+                <w:rFonts w:hint="eastAsia" w:ascii="宋体" w:hAnsi="宋体" w:eastAsia="宋体" w:cs="宋体"/>
+                <w:i w:val="0"/>
+                <w:iCs w:val="0"/>
+                <w:snapToGrid w:val="0"/>
+                <w:color w:val="000000"/>
+                <w:kern w:val="0"/>
+                <w:sz w:val="16"/>
+                <w:szCs w:val="16"/>
+                <w:u w:val="none"/>
+                <w:lang w:val="en-US" w:eastAsia="zh-CN"/>
+              </w:rPr>
+            </w:pPr>
+          </w:p>
+        </w:tc>
+        <w:tc>
+          <w:tcPr>
+            <w:tcW w:w="2100" w:type="dxa"/>
+            <w:tcBorders>
+              <w:top w:val="single" w:color="000000" w:sz="4" w:space="0"/>
+              <w:left w:val="single" w:color="000000" w:sz="4" w:space="0"/>
+              <w:bottom w:val="single" w:color="000000" w:sz="4" w:space="0"/>
+              <w:right w:val="single" w:color="000000" w:sz="4" w:space="0"/>
+            </w:tcBorders>
+            <w:shd w:val="clear" w:color="auto" w:fill="auto"/>
+            <w:vAlign w:val="center"/>
+          </w:tcPr>
+          <w:p>
+            <w:pPr>
+              <w:keepNext w:val="0"/>
+              <w:keepLines w:val="0"/>
+              <w:widowControl/>
+              <w:suppressLineNumbers w:val="0"/>
+              <w:jc w:val="left"/>
+              <w:textAlignment w:val="center"/>
+              <w:rPr>
+                <w:rFonts w:hint="eastAsia" w:ascii="宋体" w:hAnsi="宋体" w:eastAsia="宋体" w:cs="宋体"/>
+                <w:i w:val="0"/>
+                <w:iCs w:val="0"/>
+                <w:color w:val="000000"/>
+                <w:sz w:val="16"/>
+                <w:szCs w:val="16"/>
+                <w:u w:val="none"/>
+              </w:rPr>
+            </w:pPr>
+            <w:r>
+              <w:rPr>
+                <w:rFonts w:hint="eastAsia" w:ascii="宋体" w:hAnsi="宋体" w:eastAsia="宋体" w:cs="宋体"/>
+                <w:i w:val="0"/>
+                <w:iCs w:val="0"/>
+                <w:snapToGrid w:val="0"/>
+                <w:color w:val="000000"/>
+                <w:kern w:val="0"/>
+                <w:sz w:val="16"/>
+                <w:szCs w:val="16"/>
+                <w:u w:val="none"/>
+                <w:lang w:val="en-US" w:eastAsia="zh-CN"/>
+              </w:rPr>
+              <w:t>开发规范及代码质量</w:t>
+            </w:r>
+            <w:r>
+              <w:rPr>
+                <w:rStyle w:val="42"/>
+                <w:snapToGrid w:val="0"/>
+                <w:color w:val="000000"/>
+                <w:lang w:val="en-US" w:eastAsia="zh-CN"/>
+              </w:rPr>
+              <w:t>介绍</w:t>
+            </w:r>
+          </w:p>
+        </w:tc>
+        <w:tc>
+          <w:tcPr>
+            <w:tcW w:w="1850" w:type="dxa"/>
+            <w:tcBorders>
+              <w:top w:val="single" w:color="000000" w:sz="4" w:space="0"/>
+              <w:left w:val="single" w:color="000000" w:sz="4" w:space="0"/>
+              <w:bottom w:val="single" w:color="000000" w:sz="4" w:space="0"/>
+              <w:right w:val="single" w:color="000000" w:sz="4" w:space="0"/>
+            </w:tcBorders>
+            <w:shd w:val="clear" w:color="auto" w:fill="auto"/>
+            <w:vAlign w:val="center"/>
+          </w:tcPr>
+          <w:p>
+            <w:pPr>
+              <w:keepNext w:val="0"/>
+              <w:keepLines w:val="0"/>
+              <w:widowControl/>
+              <w:suppressLineNumbers w:val="0"/>
+              <w:jc w:val="left"/>
+              <w:textAlignment w:val="center"/>
+              <w:rPr>
+                <w:rFonts w:hint="eastAsia" w:ascii="宋体" w:hAnsi="宋体" w:eastAsia="宋体" w:cs="宋体"/>
+                <w:i w:val="0"/>
+                <w:iCs w:val="0"/>
+                <w:color w:val="000000"/>
+                <w:sz w:val="16"/>
+                <w:szCs w:val="16"/>
+                <w:u w:val="none"/>
+              </w:rPr>
+            </w:pPr>
+            <w:r>
+              <w:rPr>
+                <w:rFonts w:hint="eastAsia" w:ascii="宋体" w:hAnsi="宋体" w:eastAsia="宋体" w:cs="宋体"/>
+                <w:i w:val="0"/>
+                <w:iCs w:val="0"/>
+                <w:snapToGrid w:val="0"/>
+                <w:color w:val="000000"/>
+                <w:kern w:val="0"/>
+                <w:sz w:val="16"/>
+                <w:szCs w:val="16"/>
+                <w:u w:val="none"/>
+                <w:lang w:val="en-US" w:eastAsia="zh-CN"/>
+              </w:rPr>
+              <w:t>研发部全员</w:t>
+            </w:r>
+          </w:p>
+        </w:tc>
+        <w:tc>
+          <w:tcPr>
+            <w:tcW w:w="750" w:type="dxa"/>
+            <w:tcBorders>
+              <w:top w:val="single" w:color="000000" w:sz="4" w:space="0"/>
+              <w:left w:val="single" w:color="000000" w:sz="4" w:space="0"/>
+              <w:bottom w:val="single" w:color="000000" w:sz="4" w:space="0"/>
+              <w:right w:val="single" w:color="000000" w:sz="4" w:space="0"/>
+            </w:tcBorders>
+            <w:shd w:val="clear" w:color="auto" w:fill="auto"/>
+            <w:vAlign w:val="center"/>
+          </w:tcPr>
+          <w:p>
+            <w:pPr>
+              <w:keepNext w:val="0"/>
+              <w:keepLines w:val="0"/>
+              <w:widowControl/>
+              <w:suppressLineNumbers w:val="0"/>
+              <w:jc w:val="both"/>
+              <w:textAlignment w:val="center"/>
+              <w:rPr>
+                <w:rFonts w:hint="eastAsia" w:ascii="宋体" w:hAnsi="宋体" w:eastAsia="宋体" w:cs="宋体"/>
+                <w:i w:val="0"/>
+                <w:iCs w:val="0"/>
+                <w:color w:val="000000"/>
+                <w:sz w:val="16"/>
+                <w:szCs w:val="16"/>
+                <w:u w:val="none"/>
+              </w:rPr>
+            </w:pPr>
+            <w:r>
+              <w:rPr>
+                <w:rFonts w:hint="eastAsia" w:ascii="宋体" w:hAnsi="宋体" w:eastAsia="宋体" w:cs="宋体"/>
+                <w:i w:val="0"/>
+                <w:iCs w:val="0"/>
+                <w:snapToGrid w:val="0"/>
+                <w:color w:val="000000"/>
+                <w:kern w:val="0"/>
+                <w:sz w:val="16"/>
+                <w:szCs w:val="16"/>
+                <w:u w:val="none"/>
+                <w:lang w:val="en-US" w:eastAsia="zh-CN"/>
+              </w:rPr>
+              <w:t>田力</w:t>
+            </w:r>
+          </w:p>
+        </w:tc>
+        <w:tc>
+          <w:tcPr>
+            <w:tcW w:w="1189" w:type="dxa"/>
+            <w:tcBorders>
+              <w:top w:val="single" w:color="000000" w:sz="4" w:space="0"/>
+              <w:left w:val="single" w:color="000000" w:sz="4" w:space="0"/>
+              <w:bottom w:val="single" w:color="000000" w:sz="4" w:space="0"/>
+              <w:right w:val="single" w:color="000000" w:sz="4" w:space="0"/>
+            </w:tcBorders>
+            <w:shd w:val="clear" w:color="auto" w:fill="auto"/>
+            <w:vAlign w:val="center"/>
+          </w:tcPr>
+          <w:p>
+            <w:pPr>
+              <w:keepNext w:val="0"/>
+              <w:keepLines w:val="0"/>
+              <w:widowControl/>
+              <w:suppressLineNumbers w:val="0"/>
+              <w:jc w:val="both"/>
+              <w:textAlignment w:val="center"/>
+              <w:rPr>
+                <w:rFonts w:hint="eastAsia" w:ascii="宋体" w:hAnsi="宋体" w:eastAsia="宋体" w:cs="宋体"/>
+                <w:i w:val="0"/>
+                <w:iCs w:val="0"/>
+                <w:color w:val="000000"/>
+                <w:sz w:val="16"/>
+                <w:szCs w:val="16"/>
+                <w:u w:val="none"/>
+              </w:rPr>
+            </w:pPr>
+            <w:r>
+              <w:rPr>
+                <w:rFonts w:hint="eastAsia" w:ascii="宋体" w:hAnsi="宋体" w:eastAsia="宋体" w:cs="宋体"/>
+                <w:i w:val="0"/>
+                <w:iCs w:val="0"/>
+                <w:snapToGrid w:val="0"/>
+                <w:color w:val="000000"/>
+                <w:kern w:val="0"/>
+                <w:sz w:val="16"/>
+                <w:szCs w:val="16"/>
+                <w:u w:val="none"/>
+                <w:lang w:val="en-US" w:eastAsia="zh-CN"/>
+              </w:rPr>
+              <w:t>8月</w:t>
+            </w:r>
+          </w:p>
+        </w:tc>
+      </w:tr>
+      <w:tr>
+        <w:tblPrEx>
+          <w:tblBorders>
+            <w:top w:val="none" w:color="auto" w:sz="0" w:space="0"/>
+            <w:left w:val="none" w:color="auto" w:sz="0" w:space="0"/>
+            <w:bottom w:val="none" w:color="auto" w:sz="0" w:space="0"/>
+            <w:right w:val="none" w:color="auto" w:sz="0" w:space="0"/>
+            <w:insideH w:val="none" w:color="auto" w:sz="0" w:space="0"/>
+            <w:insideV w:val="none" w:color="auto" w:sz="0" w:space="0"/>
+          </w:tblBorders>
+          <w:shd w:val="clear" w:color="auto" w:fill="auto"/>
+          <w:tblCellMar>
+            <w:top w:w="0" w:type="dxa"/>
+            <w:left w:w="108" w:type="dxa"/>
+            <w:bottom w:w="0" w:type="dxa"/>
+            <w:right w:w="108" w:type="dxa"/>
+          </w:tblCellMar>
+        </w:tblPrEx>
+        <w:trPr>
+          <w:trHeight w:val="90" w:hRule="atLeast"/>
+          <w:jc w:val="center"/>
+        </w:trPr>
+        <w:tc>
+          <w:tcPr>
+            <w:tcW w:w="661" w:type="dxa"/>
+            <w:tcBorders>
+              <w:top w:val="single" w:color="000000" w:sz="4" w:space="0"/>
+              <w:left w:val="single" w:color="000000" w:sz="4" w:space="0"/>
+              <w:bottom w:val="single" w:color="000000" w:sz="4" w:space="0"/>
+              <w:right w:val="single" w:color="000000" w:sz="4" w:space="0"/>
+            </w:tcBorders>
+            <w:shd w:val="clear" w:color="auto" w:fill="auto"/>
+            <w:vAlign w:val="center"/>
+          </w:tcPr>
+          <w:p>
+            <w:pPr>
+              <w:keepNext w:val="0"/>
+              <w:keepLines w:val="0"/>
+              <w:widowControl/>
+              <w:numPr>
+                <w:ilvl w:val="0"/>
+                <w:numId w:val="4"/>
+              </w:numPr>
+              <w:suppressLineNumbers w:val="0"/>
+              <w:ind w:left="425" w:leftChars="0" w:hanging="425" w:firstLineChars="0"/>
+              <w:jc w:val="center"/>
+              <w:textAlignment w:val="center"/>
+              <w:rPr>
+                <w:rFonts w:hint="eastAsia" w:ascii="宋体" w:hAnsi="宋体" w:eastAsia="宋体" w:cs="宋体"/>
+                <w:i w:val="0"/>
+                <w:iCs w:val="0"/>
+                <w:snapToGrid w:val="0"/>
+                <w:color w:val="000000"/>
+                <w:kern w:val="0"/>
+                <w:sz w:val="16"/>
+                <w:szCs w:val="16"/>
+                <w:u w:val="none"/>
+                <w:lang w:val="en-US" w:eastAsia="zh-CN"/>
+              </w:rPr>
+            </w:pPr>
+          </w:p>
+        </w:tc>
+        <w:tc>
+          <w:tcPr>
+            <w:tcW w:w="2100" w:type="dxa"/>
+            <w:tcBorders>
+              <w:top w:val="single" w:color="000000" w:sz="4" w:space="0"/>
+              <w:left w:val="single" w:color="000000" w:sz="4" w:space="0"/>
+              <w:bottom w:val="single" w:color="000000" w:sz="4" w:space="0"/>
+              <w:right w:val="single" w:color="000000" w:sz="4" w:space="0"/>
+            </w:tcBorders>
+            <w:shd w:val="clear" w:color="auto" w:fill="auto"/>
+            <w:vAlign w:val="center"/>
+          </w:tcPr>
+          <w:p>
+            <w:pPr>
+              <w:keepNext w:val="0"/>
+              <w:keepLines w:val="0"/>
+              <w:widowControl/>
+              <w:suppressLineNumbers w:val="0"/>
+              <w:jc w:val="left"/>
+              <w:textAlignment w:val="center"/>
+              <w:rPr>
+                <w:rFonts w:hint="eastAsia" w:ascii="宋体" w:hAnsi="宋体" w:eastAsia="宋体" w:cs="宋体"/>
+                <w:i w:val="0"/>
+                <w:iCs w:val="0"/>
+                <w:snapToGrid w:val="0"/>
+                <w:color w:val="000000"/>
+                <w:kern w:val="0"/>
+                <w:sz w:val="16"/>
+                <w:szCs w:val="16"/>
+                <w:u w:val="none"/>
+                <w:lang w:val="en-US" w:eastAsia="en-US" w:bidi="ar-SA"/>
+              </w:rPr>
+            </w:pPr>
+            <w:r>
+              <w:rPr>
+                <w:rFonts w:hint="eastAsia" w:ascii="宋体" w:hAnsi="宋体" w:eastAsia="宋体" w:cs="宋体"/>
+                <w:i w:val="0"/>
+                <w:iCs w:val="0"/>
+                <w:snapToGrid w:val="0"/>
+                <w:color w:val="000000"/>
+                <w:kern w:val="0"/>
+                <w:sz w:val="16"/>
+                <w:szCs w:val="16"/>
+                <w:u w:val="none"/>
+                <w:lang w:val="en-US" w:eastAsia="zh-CN"/>
+              </w:rPr>
+              <w:t>入职培训（包括制度与企业文化</w:t>
+            </w:r>
+          </w:p>
+        </w:tc>
+        <w:tc>
+          <w:tcPr>
+            <w:tcW w:w="1850" w:type="dxa"/>
+            <w:tcBorders>
+              <w:top w:val="single" w:color="000000" w:sz="4" w:space="0"/>
+              <w:left w:val="single" w:color="000000" w:sz="4" w:space="0"/>
+              <w:bottom w:val="single" w:color="000000" w:sz="4" w:space="0"/>
+              <w:right w:val="single" w:color="000000" w:sz="4" w:space="0"/>
+            </w:tcBorders>
+            <w:shd w:val="clear" w:color="auto" w:fill="auto"/>
+            <w:vAlign w:val="center"/>
+          </w:tcPr>
+          <w:p>
+            <w:pPr>
+              <w:keepNext w:val="0"/>
+              <w:keepLines w:val="0"/>
+              <w:widowControl/>
+              <w:suppressLineNumbers w:val="0"/>
+              <w:jc w:val="left"/>
+              <w:textAlignment w:val="center"/>
+              <w:rPr>
+                <w:rFonts w:hint="eastAsia" w:ascii="宋体" w:hAnsi="宋体" w:eastAsia="宋体" w:cs="宋体"/>
+                <w:i w:val="0"/>
+                <w:iCs w:val="0"/>
+                <w:snapToGrid w:val="0"/>
+                <w:color w:val="000000"/>
+                <w:kern w:val="0"/>
+                <w:sz w:val="16"/>
+                <w:szCs w:val="16"/>
+                <w:u w:val="none"/>
+                <w:lang w:val="en-US" w:eastAsia="en-US" w:bidi="ar-SA"/>
+              </w:rPr>
+            </w:pPr>
+            <w:r>
+              <w:rPr>
+                <w:rFonts w:hint="eastAsia" w:ascii="宋体" w:hAnsi="宋体" w:eastAsia="宋体" w:cs="宋体"/>
+                <w:i w:val="0"/>
+                <w:iCs w:val="0"/>
+                <w:snapToGrid w:val="0"/>
+                <w:color w:val="000000"/>
+                <w:kern w:val="0"/>
+                <w:sz w:val="16"/>
+                <w:szCs w:val="16"/>
+                <w:u w:val="none"/>
+                <w:lang w:val="en-US" w:eastAsia="zh-CN"/>
+              </w:rPr>
+              <w:t>公司全员</w:t>
+            </w:r>
+          </w:p>
+        </w:tc>
+        <w:tc>
+          <w:tcPr>
+            <w:tcW w:w="750" w:type="dxa"/>
+            <w:tcBorders>
+              <w:top w:val="single" w:color="000000" w:sz="4" w:space="0"/>
+              <w:left w:val="single" w:color="000000" w:sz="4" w:space="0"/>
+              <w:bottom w:val="single" w:color="000000" w:sz="4" w:space="0"/>
+              <w:right w:val="single" w:color="000000" w:sz="4" w:space="0"/>
+            </w:tcBorders>
+            <w:shd w:val="clear" w:color="auto" w:fill="auto"/>
+            <w:vAlign w:val="center"/>
+          </w:tcPr>
+          <w:p>
+            <w:pPr>
+              <w:keepNext w:val="0"/>
+              <w:keepLines w:val="0"/>
+              <w:widowControl/>
+              <w:suppressLineNumbers w:val="0"/>
+              <w:jc w:val="both"/>
+              <w:textAlignment w:val="center"/>
+              <w:rPr>
+                <w:rFonts w:hint="default" w:ascii="宋体" w:hAnsi="宋体" w:eastAsia="宋体" w:cs="宋体"/>
+                <w:i w:val="0"/>
+                <w:iCs w:val="0"/>
+                <w:snapToGrid w:val="0"/>
+                <w:color w:val="000000"/>
+                <w:kern w:val="0"/>
+                <w:sz w:val="16"/>
+                <w:szCs w:val="16"/>
+                <w:u w:val="none"/>
+                <w:lang w:val="en-US" w:eastAsia="en-US" w:bidi="ar-SA"/>
+              </w:rPr>
+            </w:pPr>
+            <w:r>
+              <w:rPr>
+                <w:rFonts w:hint="eastAsia" w:ascii="宋体" w:hAnsi="宋体" w:eastAsia="宋体" w:cs="宋体"/>
+                <w:i w:val="0"/>
+                <w:iCs w:val="0"/>
+                <w:snapToGrid w:val="0"/>
+                <w:color w:val="000000"/>
+                <w:kern w:val="0"/>
+                <w:sz w:val="16"/>
+                <w:szCs w:val="16"/>
+                <w:u w:val="none"/>
+                <w:lang w:val="en-US" w:eastAsia="zh-CN"/>
+              </w:rPr>
+              <w:t>各模块负责人</w:t>
+            </w:r>
+          </w:p>
+        </w:tc>
+        <w:tc>
+          <w:tcPr>
+            <w:tcW w:w="1189" w:type="dxa"/>
+            <w:tcBorders>
+              <w:top w:val="single" w:color="000000" w:sz="4" w:space="0"/>
+              <w:left w:val="single" w:color="000000" w:sz="4" w:space="0"/>
+              <w:bottom w:val="single" w:color="000000" w:sz="4" w:space="0"/>
+              <w:right w:val="single" w:color="000000" w:sz="4" w:space="0"/>
+            </w:tcBorders>
+            <w:shd w:val="clear" w:color="auto" w:fill="auto"/>
+            <w:vAlign w:val="center"/>
+          </w:tcPr>
+          <w:p>
+            <w:pPr>
+              <w:keepNext w:val="0"/>
+              <w:keepLines w:val="0"/>
+              <w:widowControl/>
+              <w:suppressLineNumbers w:val="0"/>
+              <w:jc w:val="both"/>
+              <w:textAlignment w:val="center"/>
+              <w:rPr>
+                <w:rFonts w:hint="eastAsia" w:ascii="宋体" w:hAnsi="宋体" w:eastAsia="宋体" w:cs="宋体"/>
+                <w:i w:val="0"/>
+                <w:iCs w:val="0"/>
+                <w:snapToGrid w:val="0"/>
+                <w:color w:val="000000"/>
+                <w:kern w:val="0"/>
+                <w:sz w:val="16"/>
+                <w:szCs w:val="16"/>
+                <w:u w:val="none"/>
+                <w:lang w:val="en-US" w:eastAsia="en-US" w:bidi="ar-SA"/>
+              </w:rPr>
+            </w:pPr>
+            <w:r>
+              <w:rPr>
+                <w:rFonts w:hint="eastAsia" w:ascii="宋体" w:hAnsi="宋体" w:eastAsia="宋体" w:cs="宋体"/>
+                <w:i w:val="0"/>
+                <w:iCs w:val="0"/>
+                <w:snapToGrid w:val="0"/>
+                <w:color w:val="000000"/>
+                <w:kern w:val="0"/>
+                <w:sz w:val="16"/>
+                <w:szCs w:val="16"/>
+                <w:u w:val="none"/>
+                <w:lang w:val="en-US" w:eastAsia="zh-CN"/>
+              </w:rPr>
+              <w:t>9月</w:t>
             </w:r>
           </w:p>
         </w:tc>
@@ -11537,23 +13404,23 @@
                 <w:sz w:val="16"/>
                 <w:szCs w:val="16"/>
                 <w:u w:val="none"/>
-                <w:lang w:val="en-US" w:eastAsia="zh-CN" w:bidi="ar-SA"/>
-              </w:rPr>
-            </w:pPr>
-            <w:r>
-              <w:rPr>
-                <w:rFonts w:hint="eastAsia" w:ascii="宋体" w:hAnsi="宋体" w:eastAsia="宋体" w:cs="宋体"/>
-                <w:i w:val="0"/>
-                <w:iCs w:val="0"/>
-                <w:snapToGrid w:val="0"/>
-                <w:color w:val="000000"/>
-                <w:kern w:val="0"/>
-                <w:sz w:val="16"/>
-                <w:szCs w:val="16"/>
-                <w:u w:val="none"/>
-                <w:lang w:val="en-US" w:eastAsia="zh-CN"/>
-              </w:rPr>
-              <w:t>产品服务化规范</w:t>
+                <w:lang w:val="en-US" w:eastAsia="en-US" w:bidi="ar-SA"/>
+              </w:rPr>
+            </w:pPr>
+            <w:r>
+              <w:rPr>
+                <w:rFonts w:hint="eastAsia" w:ascii="宋体" w:hAnsi="宋体" w:eastAsia="宋体" w:cs="宋体"/>
+                <w:i w:val="0"/>
+                <w:iCs w:val="0"/>
+                <w:snapToGrid w:val="0"/>
+                <w:color w:val="000000"/>
+                <w:kern w:val="0"/>
+                <w:sz w:val="16"/>
+                <w:szCs w:val="16"/>
+                <w:u w:val="none"/>
+                <w:lang w:val="en-US" w:eastAsia="zh-CN"/>
+              </w:rPr>
+              <w:t>公司产品培训</w:t>
             </w:r>
           </w:p>
         </w:tc>
@@ -11587,23 +13454,23 @@
                 <w:sz w:val="16"/>
                 <w:szCs w:val="16"/>
                 <w:u w:val="none"/>
-                <w:lang w:val="en-US" w:eastAsia="zh-CN" w:bidi="ar-SA"/>
-              </w:rPr>
-            </w:pPr>
-            <w:r>
-              <w:rPr>
-                <w:rFonts w:hint="eastAsia" w:ascii="宋体" w:hAnsi="宋体" w:eastAsia="宋体" w:cs="宋体"/>
-                <w:i w:val="0"/>
-                <w:iCs w:val="0"/>
-                <w:snapToGrid w:val="0"/>
-                <w:color w:val="000000"/>
-                <w:kern w:val="0"/>
-                <w:sz w:val="16"/>
-                <w:szCs w:val="16"/>
-                <w:u w:val="none"/>
-                <w:lang w:val="en-US" w:eastAsia="zh-CN"/>
-              </w:rPr>
-              <w:t>运维部全员</w:t>
+                <w:lang w:val="en-US" w:eastAsia="en-US" w:bidi="ar-SA"/>
+              </w:rPr>
+            </w:pPr>
+            <w:r>
+              <w:rPr>
+                <w:rFonts w:hint="eastAsia" w:ascii="宋体" w:hAnsi="宋体" w:eastAsia="宋体" w:cs="宋体"/>
+                <w:i w:val="0"/>
+                <w:iCs w:val="0"/>
+                <w:snapToGrid w:val="0"/>
+                <w:color w:val="000000"/>
+                <w:kern w:val="0"/>
+                <w:sz w:val="16"/>
+                <w:szCs w:val="16"/>
+                <w:u w:val="none"/>
+                <w:lang w:val="en-US" w:eastAsia="zh-CN"/>
+              </w:rPr>
+              <w:t>公司全员</w:t>
             </w:r>
           </w:p>
         </w:tc>
@@ -11628,30 +13495,30 @@
               <w:jc w:val="both"/>
               <w:textAlignment w:val="center"/>
               <w:rPr>
-                <w:rFonts w:hint="default" w:ascii="宋体" w:hAnsi="宋体" w:eastAsia="宋体" w:cs="宋体"/>
-                <w:i w:val="0"/>
-                <w:iCs w:val="0"/>
-                <w:snapToGrid w:val="0"/>
-                <w:color w:val="000000"/>
-                <w:kern w:val="0"/>
-                <w:sz w:val="16"/>
-                <w:szCs w:val="16"/>
-                <w:u w:val="none"/>
-                <w:lang w:val="en-US" w:eastAsia="zh-CN" w:bidi="ar-SA"/>
-              </w:rPr>
-            </w:pPr>
-            <w:r>
-              <w:rPr>
-                <w:rFonts w:hint="eastAsia" w:ascii="宋体" w:hAnsi="宋体" w:eastAsia="宋体" w:cs="宋体"/>
-                <w:i w:val="0"/>
-                <w:iCs w:val="0"/>
-                <w:snapToGrid w:val="0"/>
-                <w:color w:val="000000"/>
-                <w:kern w:val="0"/>
-                <w:sz w:val="16"/>
-                <w:szCs w:val="16"/>
-                <w:u w:val="none"/>
-                <w:lang w:val="en-US" w:eastAsia="zh-CN" w:bidi="ar-SA"/>
+                <w:rFonts w:hint="eastAsia" w:ascii="宋体" w:hAnsi="宋体" w:eastAsia="宋体" w:cs="宋体"/>
+                <w:i w:val="0"/>
+                <w:iCs w:val="0"/>
+                <w:snapToGrid w:val="0"/>
+                <w:color w:val="000000"/>
+                <w:kern w:val="0"/>
+                <w:sz w:val="16"/>
+                <w:szCs w:val="16"/>
+                <w:u w:val="none"/>
+                <w:lang w:val="en-US" w:eastAsia="en-US" w:bidi="ar-SA"/>
+              </w:rPr>
+            </w:pPr>
+            <w:r>
+              <w:rPr>
+                <w:rFonts w:hint="eastAsia" w:ascii="宋体" w:hAnsi="宋体" w:eastAsia="宋体" w:cs="宋体"/>
+                <w:i w:val="0"/>
+                <w:iCs w:val="0"/>
+                <w:snapToGrid w:val="0"/>
+                <w:color w:val="000000"/>
+                <w:kern w:val="0"/>
+                <w:sz w:val="16"/>
+                <w:szCs w:val="16"/>
+                <w:u w:val="none"/>
+                <w:lang w:val="en-US" w:eastAsia="zh-CN"/>
               </w:rPr>
               <w:t>毛彦超</w:t>
             </w:r>
@@ -11687,23 +13554,23 @@
                 <w:sz w:val="16"/>
                 <w:szCs w:val="16"/>
                 <w:u w:val="none"/>
-                <w:lang w:val="en-US" w:eastAsia="zh-CN" w:bidi="ar-SA"/>
-              </w:rPr>
-            </w:pPr>
-            <w:r>
-              <w:rPr>
-                <w:rFonts w:hint="eastAsia" w:ascii="宋体" w:hAnsi="宋体" w:eastAsia="宋体" w:cs="宋体"/>
-                <w:i w:val="0"/>
-                <w:iCs w:val="0"/>
-                <w:snapToGrid w:val="0"/>
-                <w:color w:val="000000"/>
-                <w:kern w:val="0"/>
-                <w:sz w:val="16"/>
-                <w:szCs w:val="16"/>
-                <w:u w:val="none"/>
-                <w:lang w:val="en-US" w:eastAsia="zh-CN"/>
-              </w:rPr>
-              <w:t>7月</w:t>
+                <w:lang w:val="en-US" w:eastAsia="en-US" w:bidi="ar-SA"/>
+              </w:rPr>
+            </w:pPr>
+            <w:r>
+              <w:rPr>
+                <w:rFonts w:hint="eastAsia" w:ascii="宋体" w:hAnsi="宋体" w:eastAsia="宋体" w:cs="宋体"/>
+                <w:i w:val="0"/>
+                <w:iCs w:val="0"/>
+                <w:snapToGrid w:val="0"/>
+                <w:color w:val="000000"/>
+                <w:kern w:val="0"/>
+                <w:sz w:val="16"/>
+                <w:szCs w:val="16"/>
+                <w:u w:val="none"/>
+                <w:lang w:val="en-US" w:eastAsia="zh-CN"/>
+              </w:rPr>
+              <w:t>9月</w:t>
             </w:r>
           </w:p>
         </w:tc>
@@ -11790,7 +13657,7 @@
               <w:jc w:val="left"/>
               <w:textAlignment w:val="center"/>
               <w:rPr>
-                <w:rFonts w:hint="eastAsia" w:ascii="宋体" w:hAnsi="宋体" w:eastAsia="宋体" w:cs="宋体"/>
+                <w:rFonts w:hint="default" w:ascii="宋体" w:hAnsi="宋体" w:eastAsia="宋体" w:cs="宋体"/>
                 <w:i w:val="0"/>
                 <w:iCs w:val="0"/>
                 <w:snapToGrid w:val="0"/>
@@ -11815,7 +13682,16 @@
                 <w:u w:val="none"/>
                 <w:lang w:val="en-US" w:eastAsia="zh-CN"/>
               </w:rPr>
-              <w:t>云数据中心建设模式和网络安全</w:t>
+              <w:t>信息、数据安全常识</w:t>
+            </w:r>
+            <w:r>
+              <w:rPr>
+                <w:rStyle w:val="42"/>
+                <w:snapToGrid w:val="0"/>
+                <w:color w:val="000000"/>
+                <w:lang w:val="en-US" w:eastAsia="zh-CN"/>
+              </w:rPr>
+              <w:t>及应对策略</w:t>
             </w:r>
           </w:p>
         </w:tc>
@@ -11974,7 +13850,532 @@
                 <w:u w:val="none"/>
                 <w:lang w:val="en-US" w:eastAsia="zh-CN"/>
               </w:rPr>
-              <w:t>7月</w:t>
+              <w:t>9月</w:t>
+            </w:r>
+          </w:p>
+        </w:tc>
+      </w:tr>
+      <w:tr>
+        <w:tblPrEx>
+          <w:tblBorders>
+            <w:top w:val="none" w:color="auto" w:sz="0" w:space="0"/>
+            <w:left w:val="none" w:color="auto" w:sz="0" w:space="0"/>
+            <w:bottom w:val="none" w:color="auto" w:sz="0" w:space="0"/>
+            <w:right w:val="none" w:color="auto" w:sz="0" w:space="0"/>
+            <w:insideH w:val="none" w:color="auto" w:sz="0" w:space="0"/>
+            <w:insideV w:val="none" w:color="auto" w:sz="0" w:space="0"/>
+          </w:tblBorders>
+          <w:tblCellMar>
+            <w:top w:w="0" w:type="dxa"/>
+            <w:left w:w="108" w:type="dxa"/>
+            <w:bottom w:w="0" w:type="dxa"/>
+            <w:right w:w="108" w:type="dxa"/>
+          </w:tblCellMar>
+        </w:tblPrEx>
+        <w:trPr>
+          <w:trHeight w:val="384" w:hRule="atLeast"/>
+          <w:jc w:val="center"/>
+        </w:trPr>
+        <w:tc>
+          <w:tcPr>
+            <w:tcW w:w="661" w:type="dxa"/>
+            <w:tcBorders>
+              <w:top w:val="single" w:color="000000" w:sz="4" w:space="0"/>
+              <w:left w:val="single" w:color="000000" w:sz="4" w:space="0"/>
+              <w:bottom w:val="single" w:color="000000" w:sz="4" w:space="0"/>
+              <w:right w:val="single" w:color="000000" w:sz="4" w:space="0"/>
+            </w:tcBorders>
+            <w:shd w:val="clear" w:color="auto" w:fill="auto"/>
+            <w:vAlign w:val="center"/>
+          </w:tcPr>
+          <w:p>
+            <w:pPr>
+              <w:keepNext w:val="0"/>
+              <w:keepLines w:val="0"/>
+              <w:widowControl/>
+              <w:numPr>
+                <w:ilvl w:val="0"/>
+                <w:numId w:val="4"/>
+              </w:numPr>
+              <w:suppressLineNumbers w:val="0"/>
+              <w:ind w:left="425" w:leftChars="0" w:hanging="425" w:firstLineChars="0"/>
+              <w:jc w:val="center"/>
+              <w:textAlignment w:val="center"/>
+              <w:rPr>
+                <w:rFonts w:hint="eastAsia" w:ascii="宋体" w:hAnsi="宋体" w:eastAsia="宋体" w:cs="宋体"/>
+                <w:i w:val="0"/>
+                <w:iCs w:val="0"/>
+                <w:snapToGrid w:val="0"/>
+                <w:color w:val="000000"/>
+                <w:kern w:val="0"/>
+                <w:sz w:val="16"/>
+                <w:szCs w:val="16"/>
+                <w:u w:val="none"/>
+                <w:lang w:val="en-US" w:eastAsia="zh-CN"/>
+              </w:rPr>
+            </w:pPr>
+          </w:p>
+        </w:tc>
+        <w:tc>
+          <w:tcPr>
+            <w:tcW w:w="2100" w:type="dxa"/>
+            <w:tcBorders>
+              <w:top w:val="single" w:color="000000" w:sz="4" w:space="0"/>
+              <w:left w:val="single" w:color="000000" w:sz="4" w:space="0"/>
+              <w:bottom w:val="single" w:color="000000" w:sz="4" w:space="0"/>
+              <w:right w:val="single" w:color="000000" w:sz="4" w:space="0"/>
+            </w:tcBorders>
+            <w:shd w:val="clear" w:color="auto" w:fill="auto"/>
+            <w:vAlign w:val="center"/>
+          </w:tcPr>
+          <w:p>
+            <w:pPr>
+              <w:keepNext w:val="0"/>
+              <w:keepLines w:val="0"/>
+              <w:widowControl/>
+              <w:suppressLineNumbers w:val="0"/>
+              <w:jc w:val="left"/>
+              <w:textAlignment w:val="center"/>
+              <w:rPr>
+                <w:rFonts w:hint="eastAsia" w:ascii="宋体" w:hAnsi="宋体" w:eastAsia="宋体" w:cs="宋体"/>
+                <w:i w:val="0"/>
+                <w:iCs w:val="0"/>
+                <w:snapToGrid w:val="0"/>
+                <w:color w:val="000000"/>
+                <w:kern w:val="0"/>
+                <w:sz w:val="16"/>
+                <w:szCs w:val="16"/>
+                <w:u w:val="none"/>
+                <w:lang w:val="en-US" w:eastAsia="en-US" w:bidi="ar-SA"/>
+              </w:rPr>
+            </w:pPr>
+            <w:r>
+              <w:rPr>
+                <w:rFonts w:hint="eastAsia" w:ascii="宋体" w:hAnsi="宋体" w:eastAsia="宋体" w:cs="宋体"/>
+                <w:i w:val="0"/>
+                <w:iCs w:val="0"/>
+                <w:snapToGrid w:val="0"/>
+                <w:color w:val="000000"/>
+                <w:kern w:val="0"/>
+                <w:sz w:val="16"/>
+                <w:szCs w:val="16"/>
+                <w:u w:val="none"/>
+                <w:lang w:val="en-US" w:eastAsia="zh-CN"/>
+              </w:rPr>
+              <w:t>产品测试用例编写</w:t>
+            </w:r>
+          </w:p>
+        </w:tc>
+        <w:tc>
+          <w:tcPr>
+            <w:tcW w:w="1850" w:type="dxa"/>
+            <w:tcBorders>
+              <w:top w:val="single" w:color="000000" w:sz="4" w:space="0"/>
+              <w:left w:val="single" w:color="000000" w:sz="4" w:space="0"/>
+              <w:bottom w:val="single" w:color="000000" w:sz="4" w:space="0"/>
+              <w:right w:val="single" w:color="000000" w:sz="4" w:space="0"/>
+            </w:tcBorders>
+            <w:shd w:val="clear" w:color="auto" w:fill="auto"/>
+            <w:vAlign w:val="center"/>
+          </w:tcPr>
+          <w:p>
+            <w:pPr>
+              <w:keepNext w:val="0"/>
+              <w:keepLines w:val="0"/>
+              <w:widowControl/>
+              <w:suppressLineNumbers w:val="0"/>
+              <w:jc w:val="left"/>
+              <w:textAlignment w:val="center"/>
+              <w:rPr>
+                <w:rFonts w:hint="eastAsia" w:ascii="宋体" w:hAnsi="宋体" w:eastAsia="宋体" w:cs="宋体"/>
+                <w:i w:val="0"/>
+                <w:iCs w:val="0"/>
+                <w:snapToGrid w:val="0"/>
+                <w:color w:val="000000"/>
+                <w:kern w:val="0"/>
+                <w:sz w:val="16"/>
+                <w:szCs w:val="16"/>
+                <w:u w:val="none"/>
+                <w:lang w:val="en-US" w:eastAsia="en-US" w:bidi="ar-SA"/>
+              </w:rPr>
+            </w:pPr>
+            <w:r>
+              <w:rPr>
+                <w:rFonts w:hint="eastAsia" w:ascii="宋体" w:hAnsi="宋体" w:eastAsia="宋体" w:cs="宋体"/>
+                <w:i w:val="0"/>
+                <w:iCs w:val="0"/>
+                <w:snapToGrid w:val="0"/>
+                <w:color w:val="000000"/>
+                <w:kern w:val="0"/>
+                <w:sz w:val="16"/>
+                <w:szCs w:val="16"/>
+                <w:u w:val="none"/>
+                <w:lang w:val="en-US" w:eastAsia="zh-CN"/>
+              </w:rPr>
+              <w:t>运维部、研发部</w:t>
+            </w:r>
+          </w:p>
+        </w:tc>
+        <w:tc>
+          <w:tcPr>
+            <w:tcW w:w="750" w:type="dxa"/>
+            <w:tcBorders>
+              <w:top w:val="single" w:color="000000" w:sz="4" w:space="0"/>
+              <w:left w:val="single" w:color="000000" w:sz="4" w:space="0"/>
+              <w:bottom w:val="single" w:color="000000" w:sz="4" w:space="0"/>
+              <w:right w:val="single" w:color="000000" w:sz="4" w:space="0"/>
+            </w:tcBorders>
+            <w:shd w:val="clear" w:color="auto" w:fill="auto"/>
+            <w:vAlign w:val="center"/>
+          </w:tcPr>
+          <w:p>
+            <w:pPr>
+              <w:keepNext w:val="0"/>
+              <w:keepLines w:val="0"/>
+              <w:widowControl/>
+              <w:suppressLineNumbers w:val="0"/>
+              <w:jc w:val="both"/>
+              <w:textAlignment w:val="center"/>
+              <w:rPr>
+                <w:rFonts w:hint="eastAsia" w:ascii="宋体" w:hAnsi="宋体" w:eastAsia="宋体" w:cs="宋体"/>
+                <w:i w:val="0"/>
+                <w:iCs w:val="0"/>
+                <w:snapToGrid w:val="0"/>
+                <w:color w:val="000000"/>
+                <w:kern w:val="0"/>
+                <w:sz w:val="16"/>
+                <w:szCs w:val="16"/>
+                <w:u w:val="none"/>
+                <w:lang w:val="en-US" w:eastAsia="en-US" w:bidi="ar-SA"/>
+              </w:rPr>
+            </w:pPr>
+            <w:r>
+              <w:rPr>
+                <w:rFonts w:hint="eastAsia" w:ascii="宋体" w:hAnsi="宋体" w:eastAsia="宋体" w:cs="宋体"/>
+                <w:i w:val="0"/>
+                <w:iCs w:val="0"/>
+                <w:snapToGrid w:val="0"/>
+                <w:color w:val="000000"/>
+                <w:kern w:val="0"/>
+                <w:sz w:val="16"/>
+                <w:szCs w:val="16"/>
+                <w:u w:val="none"/>
+                <w:lang w:val="en-US" w:eastAsia="zh-CN"/>
+              </w:rPr>
+              <w:t>毛彦超</w:t>
+            </w:r>
+          </w:p>
+        </w:tc>
+        <w:tc>
+          <w:tcPr>
+            <w:tcW w:w="1189" w:type="dxa"/>
+            <w:tcBorders>
+              <w:top w:val="single" w:color="000000" w:sz="4" w:space="0"/>
+              <w:left w:val="single" w:color="000000" w:sz="4" w:space="0"/>
+              <w:bottom w:val="single" w:color="000000" w:sz="4" w:space="0"/>
+              <w:right w:val="single" w:color="000000" w:sz="4" w:space="0"/>
+            </w:tcBorders>
+            <w:shd w:val="clear" w:color="auto" w:fill="auto"/>
+            <w:vAlign w:val="center"/>
+          </w:tcPr>
+          <w:p>
+            <w:pPr>
+              <w:keepNext w:val="0"/>
+              <w:keepLines w:val="0"/>
+              <w:widowControl/>
+              <w:suppressLineNumbers w:val="0"/>
+              <w:jc w:val="both"/>
+              <w:textAlignment w:val="center"/>
+              <w:rPr>
+                <w:rFonts w:hint="eastAsia" w:ascii="宋体" w:hAnsi="宋体" w:eastAsia="宋体" w:cs="宋体"/>
+                <w:i w:val="0"/>
+                <w:iCs w:val="0"/>
+                <w:snapToGrid w:val="0"/>
+                <w:color w:val="000000"/>
+                <w:kern w:val="0"/>
+                <w:sz w:val="16"/>
+                <w:szCs w:val="16"/>
+                <w:u w:val="none"/>
+                <w:lang w:val="en-US" w:eastAsia="en-US" w:bidi="ar-SA"/>
+              </w:rPr>
+            </w:pPr>
+            <w:r>
+              <w:rPr>
+                <w:rFonts w:hint="eastAsia" w:ascii="宋体" w:hAnsi="宋体" w:eastAsia="宋体" w:cs="宋体"/>
+                <w:i w:val="0"/>
+                <w:iCs w:val="0"/>
+                <w:snapToGrid w:val="0"/>
+                <w:color w:val="000000"/>
+                <w:kern w:val="0"/>
+                <w:sz w:val="16"/>
+                <w:szCs w:val="16"/>
+                <w:u w:val="none"/>
+                <w:lang w:val="en-US" w:eastAsia="zh-CN"/>
+              </w:rPr>
+              <w:t>9月</w:t>
+            </w:r>
+          </w:p>
+        </w:tc>
+      </w:tr>
+      <w:tr>
+        <w:tblPrEx>
+          <w:tblBorders>
+            <w:top w:val="none" w:color="auto" w:sz="0" w:space="0"/>
+            <w:left w:val="none" w:color="auto" w:sz="0" w:space="0"/>
+            <w:bottom w:val="none" w:color="auto" w:sz="0" w:space="0"/>
+            <w:right w:val="none" w:color="auto" w:sz="0" w:space="0"/>
+            <w:insideH w:val="none" w:color="auto" w:sz="0" w:space="0"/>
+            <w:insideV w:val="none" w:color="auto" w:sz="0" w:space="0"/>
+          </w:tblBorders>
+          <w:shd w:val="clear" w:color="auto" w:fill="auto"/>
+          <w:tblCellMar>
+            <w:top w:w="0" w:type="dxa"/>
+            <w:left w:w="108" w:type="dxa"/>
+            <w:bottom w:w="0" w:type="dxa"/>
+            <w:right w:w="108" w:type="dxa"/>
+          </w:tblCellMar>
+        </w:tblPrEx>
+        <w:trPr>
+          <w:trHeight w:val="576" w:hRule="atLeast"/>
+          <w:jc w:val="center"/>
+        </w:trPr>
+        <w:tc>
+          <w:tcPr>
+            <w:tcW w:w="661" w:type="dxa"/>
+            <w:tcBorders>
+              <w:top w:val="single" w:color="000000" w:sz="4" w:space="0"/>
+              <w:left w:val="single" w:color="000000" w:sz="4" w:space="0"/>
+              <w:bottom w:val="single" w:color="000000" w:sz="4" w:space="0"/>
+              <w:right w:val="single" w:color="000000" w:sz="4" w:space="0"/>
+            </w:tcBorders>
+            <w:shd w:val="clear" w:color="auto" w:fill="auto"/>
+            <w:vAlign w:val="center"/>
+          </w:tcPr>
+          <w:p>
+            <w:pPr>
+              <w:keepNext w:val="0"/>
+              <w:keepLines w:val="0"/>
+              <w:widowControl/>
+              <w:numPr>
+                <w:ilvl w:val="0"/>
+                <w:numId w:val="4"/>
+              </w:numPr>
+              <w:suppressLineNumbers w:val="0"/>
+              <w:ind w:left="425" w:leftChars="0" w:hanging="425" w:firstLineChars="0"/>
+              <w:jc w:val="center"/>
+              <w:textAlignment w:val="center"/>
+              <w:rPr>
+                <w:rFonts w:hint="eastAsia" w:ascii="宋体" w:hAnsi="宋体" w:eastAsia="宋体" w:cs="宋体"/>
+                <w:i w:val="0"/>
+                <w:iCs w:val="0"/>
+                <w:snapToGrid w:val="0"/>
+                <w:color w:val="000000"/>
+                <w:kern w:val="0"/>
+                <w:sz w:val="16"/>
+                <w:szCs w:val="16"/>
+                <w:u w:val="none"/>
+                <w:lang w:val="en-US" w:eastAsia="zh-CN"/>
+              </w:rPr>
+            </w:pPr>
+          </w:p>
+        </w:tc>
+        <w:tc>
+          <w:tcPr>
+            <w:tcW w:w="2100" w:type="dxa"/>
+            <w:tcBorders>
+              <w:top w:val="single" w:color="000000" w:sz="4" w:space="0"/>
+              <w:left w:val="single" w:color="000000" w:sz="4" w:space="0"/>
+              <w:bottom w:val="single" w:color="000000" w:sz="4" w:space="0"/>
+              <w:right w:val="single" w:color="000000" w:sz="4" w:space="0"/>
+            </w:tcBorders>
+            <w:shd w:val="clear" w:color="auto" w:fill="auto"/>
+            <w:vAlign w:val="center"/>
+          </w:tcPr>
+          <w:p>
+            <w:pPr>
+              <w:keepNext w:val="0"/>
+              <w:keepLines w:val="0"/>
+              <w:widowControl/>
+              <w:suppressLineNumbers w:val="0"/>
+              <w:jc w:val="left"/>
+              <w:textAlignment w:val="center"/>
+              <w:rPr>
+                <w:rFonts w:hint="eastAsia" w:ascii="宋体" w:hAnsi="宋体" w:eastAsia="宋体" w:cs="宋体"/>
+                <w:i w:val="0"/>
+                <w:iCs w:val="0"/>
+                <w:snapToGrid w:val="0"/>
+                <w:color w:val="000000"/>
+                <w:kern w:val="0"/>
+                <w:sz w:val="16"/>
+                <w:szCs w:val="16"/>
+                <w:u w:val="none"/>
+                <w:lang w:val="en-US" w:eastAsia="en-US" w:bidi="ar-SA"/>
+              </w:rPr>
+            </w:pPr>
+            <w:r>
+              <w:rPr>
+                <w:rFonts w:hint="eastAsia" w:ascii="宋体" w:hAnsi="宋体" w:eastAsia="宋体" w:cs="宋体"/>
+                <w:i w:val="0"/>
+                <w:iCs w:val="0"/>
+                <w:snapToGrid w:val="0"/>
+                <w:color w:val="000000"/>
+                <w:kern w:val="0"/>
+                <w:sz w:val="16"/>
+                <w:szCs w:val="16"/>
+                <w:u w:val="none"/>
+                <w:lang w:val="en-US" w:eastAsia="zh-CN"/>
+              </w:rPr>
+              <w:t>运维服务服务知识</w:t>
+            </w:r>
+          </w:p>
+        </w:tc>
+        <w:tc>
+          <w:tcPr>
+            <w:tcW w:w="1850" w:type="dxa"/>
+            <w:tcBorders>
+              <w:top w:val="single" w:color="000000" w:sz="4" w:space="0"/>
+              <w:left w:val="single" w:color="000000" w:sz="4" w:space="0"/>
+              <w:bottom w:val="single" w:color="000000" w:sz="4" w:space="0"/>
+              <w:right w:val="single" w:color="000000" w:sz="4" w:space="0"/>
+            </w:tcBorders>
+            <w:shd w:val="clear" w:color="auto" w:fill="auto"/>
+            <w:vAlign w:val="center"/>
+          </w:tcPr>
+          <w:p>
+            <w:pPr>
+              <w:keepNext w:val="0"/>
+              <w:keepLines w:val="0"/>
+              <w:widowControl/>
+              <w:suppressLineNumbers w:val="0"/>
+              <w:jc w:val="left"/>
+              <w:textAlignment w:val="center"/>
+              <w:rPr>
+                <w:rFonts w:hint="eastAsia" w:ascii="宋体" w:hAnsi="宋体" w:eastAsia="宋体" w:cs="宋体"/>
+                <w:i w:val="0"/>
+                <w:iCs w:val="0"/>
+                <w:snapToGrid w:val="0"/>
+                <w:color w:val="000000"/>
+                <w:kern w:val="0"/>
+                <w:sz w:val="16"/>
+                <w:szCs w:val="16"/>
+                <w:u w:val="none"/>
+                <w:lang w:val="en-US" w:eastAsia="en-US" w:bidi="ar-SA"/>
+              </w:rPr>
+            </w:pPr>
+            <w:r>
+              <w:rPr>
+                <w:rFonts w:hint="eastAsia" w:ascii="宋体" w:hAnsi="宋体" w:eastAsia="宋体" w:cs="宋体"/>
+                <w:i w:val="0"/>
+                <w:iCs w:val="0"/>
+                <w:snapToGrid w:val="0"/>
+                <w:color w:val="000000"/>
+                <w:kern w:val="0"/>
+                <w:sz w:val="16"/>
+                <w:szCs w:val="16"/>
+                <w:u w:val="none"/>
+                <w:lang w:val="en-US" w:eastAsia="zh-CN"/>
+              </w:rPr>
+              <w:t>全体运维人员</w:t>
+            </w:r>
+          </w:p>
+        </w:tc>
+        <w:tc>
+          <w:tcPr>
+            <w:tcW w:w="750" w:type="dxa"/>
+            <w:tcBorders>
+              <w:top w:val="single" w:color="000000" w:sz="4" w:space="0"/>
+              <w:left w:val="single" w:color="000000" w:sz="4" w:space="0"/>
+              <w:bottom w:val="single" w:color="000000" w:sz="4" w:space="0"/>
+              <w:right w:val="single" w:color="000000" w:sz="4" w:space="0"/>
+            </w:tcBorders>
+            <w:shd w:val="clear" w:color="auto" w:fill="auto"/>
+            <w:vAlign w:val="center"/>
+          </w:tcPr>
+          <w:p>
+            <w:pPr>
+              <w:keepNext w:val="0"/>
+              <w:keepLines w:val="0"/>
+              <w:widowControl/>
+              <w:suppressLineNumbers w:val="0"/>
+              <w:jc w:val="both"/>
+              <w:textAlignment w:val="center"/>
+              <w:rPr>
+                <w:rFonts w:hint="eastAsia" w:ascii="宋体" w:hAnsi="宋体" w:eastAsia="宋体" w:cs="宋体"/>
+                <w:i w:val="0"/>
+                <w:iCs w:val="0"/>
+                <w:snapToGrid w:val="0"/>
+                <w:color w:val="000000"/>
+                <w:kern w:val="0"/>
+                <w:sz w:val="16"/>
+                <w:szCs w:val="16"/>
+                <w:u w:val="none"/>
+                <w:lang w:val="en-US" w:eastAsia="en-US" w:bidi="ar-SA"/>
+              </w:rPr>
+            </w:pPr>
+            <w:r>
+              <w:rPr>
+                <w:rFonts w:hint="eastAsia" w:ascii="宋体" w:hAnsi="宋体" w:eastAsia="宋体" w:cs="宋体"/>
+                <w:i w:val="0"/>
+                <w:iCs w:val="0"/>
+                <w:snapToGrid w:val="0"/>
+                <w:color w:val="000000"/>
+                <w:kern w:val="0"/>
+                <w:sz w:val="16"/>
+                <w:szCs w:val="16"/>
+                <w:u w:val="none"/>
+                <w:lang w:val="en-US" w:eastAsia="zh-CN"/>
+              </w:rPr>
+              <w:t>毛彦超</w:t>
+            </w:r>
+          </w:p>
+        </w:tc>
+        <w:tc>
+          <w:tcPr>
+            <w:tcW w:w="1189" w:type="dxa"/>
+            <w:tcBorders>
+              <w:top w:val="single" w:color="000000" w:sz="4" w:space="0"/>
+              <w:left w:val="single" w:color="000000" w:sz="4" w:space="0"/>
+              <w:bottom w:val="single" w:color="000000" w:sz="4" w:space="0"/>
+              <w:right w:val="single" w:color="000000" w:sz="4" w:space="0"/>
+            </w:tcBorders>
+            <w:shd w:val="clear" w:color="auto" w:fill="auto"/>
+            <w:vAlign w:val="center"/>
+          </w:tcPr>
+          <w:p>
+            <w:pPr>
+              <w:keepNext w:val="0"/>
+              <w:keepLines w:val="0"/>
+              <w:widowControl/>
+              <w:suppressLineNumbers w:val="0"/>
+              <w:jc w:val="both"/>
+              <w:textAlignment w:val="center"/>
+              <w:rPr>
+                <w:rFonts w:hint="eastAsia" w:ascii="宋体" w:hAnsi="宋体" w:eastAsia="宋体" w:cs="宋体"/>
+                <w:i w:val="0"/>
+                <w:iCs w:val="0"/>
+                <w:snapToGrid w:val="0"/>
+                <w:color w:val="000000"/>
+                <w:kern w:val="0"/>
+                <w:sz w:val="16"/>
+                <w:szCs w:val="16"/>
+                <w:u w:val="none"/>
+                <w:lang w:val="en-US" w:eastAsia="en-US" w:bidi="ar-SA"/>
+              </w:rPr>
+            </w:pPr>
+            <w:r>
+              <w:rPr>
+                <w:rFonts w:hint="eastAsia" w:ascii="宋体" w:hAnsi="宋体" w:eastAsia="宋体" w:cs="宋体"/>
+                <w:i w:val="0"/>
+                <w:iCs w:val="0"/>
+                <w:snapToGrid w:val="0"/>
+                <w:color w:val="000000"/>
+                <w:kern w:val="0"/>
+                <w:sz w:val="16"/>
+                <w:szCs w:val="16"/>
+                <w:u w:val="none"/>
+                <w:lang w:val="en-US" w:eastAsia="zh-CN"/>
+              </w:rPr>
+              <w:t>9月</w:t>
             </w:r>
           </w:p>
         </w:tc>
@@ -12070,23 +14471,23 @@
                 <w:sz w:val="16"/>
                 <w:szCs w:val="16"/>
                 <w:u w:val="none"/>
-                <w:lang w:val="en-US" w:eastAsia="en-US" w:bidi="ar-SA"/>
-              </w:rPr>
-            </w:pPr>
-            <w:r>
-              <w:rPr>
-                <w:rFonts w:hint="eastAsia" w:ascii="宋体" w:hAnsi="宋体" w:eastAsia="宋体" w:cs="宋体"/>
-                <w:i w:val="0"/>
-                <w:iCs w:val="0"/>
-                <w:snapToGrid w:val="0"/>
-                <w:color w:val="000000"/>
-                <w:kern w:val="0"/>
-                <w:sz w:val="16"/>
-                <w:szCs w:val="16"/>
-                <w:u w:val="none"/>
-                <w:lang w:val="en-US" w:eastAsia="zh-CN"/>
-              </w:rPr>
-              <w:t>交付规范</w:t>
+                <w:lang w:val="en-US" w:eastAsia="zh-CN" w:bidi="ar-SA"/>
+              </w:rPr>
+            </w:pPr>
+            <w:r>
+              <w:rPr>
+                <w:rFonts w:hint="eastAsia" w:ascii="宋体" w:hAnsi="宋体" w:eastAsia="宋体" w:cs="宋体"/>
+                <w:i w:val="0"/>
+                <w:iCs w:val="0"/>
+                <w:snapToGrid w:val="0"/>
+                <w:color w:val="000000"/>
+                <w:kern w:val="0"/>
+                <w:sz w:val="16"/>
+                <w:szCs w:val="16"/>
+                <w:u w:val="none"/>
+                <w:lang w:val="en-US" w:eastAsia="zh-CN"/>
+              </w:rPr>
+              <w:t>服务台人员操作流程</w:t>
             </w:r>
           </w:p>
         </w:tc>
@@ -12120,23 +14521,23 @@
                 <w:sz w:val="16"/>
                 <w:szCs w:val="16"/>
                 <w:u w:val="none"/>
-                <w:lang w:val="en-US" w:eastAsia="en-US" w:bidi="ar-SA"/>
-              </w:rPr>
-            </w:pPr>
-            <w:r>
-              <w:rPr>
-                <w:rFonts w:hint="eastAsia" w:ascii="宋体" w:hAnsi="宋体" w:eastAsia="宋体" w:cs="宋体"/>
-                <w:i w:val="0"/>
-                <w:iCs w:val="0"/>
-                <w:snapToGrid w:val="0"/>
-                <w:color w:val="000000"/>
-                <w:kern w:val="0"/>
-                <w:sz w:val="16"/>
-                <w:szCs w:val="16"/>
-                <w:u w:val="none"/>
-                <w:lang w:val="en-US" w:eastAsia="zh-CN"/>
-              </w:rPr>
-              <w:t>运维部全员</w:t>
+                <w:lang w:val="en-US" w:eastAsia="zh-CN" w:bidi="ar-SA"/>
+              </w:rPr>
+            </w:pPr>
+            <w:r>
+              <w:rPr>
+                <w:rFonts w:hint="eastAsia" w:ascii="宋体" w:hAnsi="宋体" w:eastAsia="宋体" w:cs="宋体"/>
+                <w:i w:val="0"/>
+                <w:iCs w:val="0"/>
+                <w:snapToGrid w:val="0"/>
+                <w:color w:val="000000"/>
+                <w:kern w:val="0"/>
+                <w:sz w:val="16"/>
+                <w:szCs w:val="16"/>
+                <w:u w:val="none"/>
+                <w:lang w:val="en-US" w:eastAsia="zh-CN"/>
+              </w:rPr>
+              <w:t>服务台全员</w:t>
             </w:r>
           </w:p>
         </w:tc>
@@ -12170,7 +14571,7 @@
                 <w:sz w:val="16"/>
                 <w:szCs w:val="16"/>
                 <w:u w:val="none"/>
-                <w:lang w:val="en-US" w:eastAsia="en-US" w:bidi="ar-SA"/>
+                <w:lang w:val="en-US" w:eastAsia="zh-CN" w:bidi="ar-SA"/>
               </w:rPr>
             </w:pPr>
             <w:r>
@@ -12220,1874 +14621,7 @@
                 <w:sz w:val="16"/>
                 <w:szCs w:val="16"/>
                 <w:u w:val="none"/>
-                <w:lang w:val="en-US" w:eastAsia="en-US" w:bidi="ar-SA"/>
-              </w:rPr>
-            </w:pPr>
-            <w:r>
-              <w:rPr>
-                <w:rFonts w:hint="eastAsia" w:ascii="宋体" w:hAnsi="宋体" w:eastAsia="宋体" w:cs="宋体"/>
-                <w:i w:val="0"/>
-                <w:iCs w:val="0"/>
-                <w:snapToGrid w:val="0"/>
-                <w:color w:val="000000"/>
-                <w:kern w:val="0"/>
-                <w:sz w:val="16"/>
-                <w:szCs w:val="16"/>
-                <w:u w:val="none"/>
-                <w:lang w:val="en-US" w:eastAsia="zh-CN"/>
-              </w:rPr>
-              <w:t>7月</w:t>
-            </w:r>
-          </w:p>
-        </w:tc>
-      </w:tr>
-      <w:tr>
-        <w:tblPrEx>
-          <w:tblBorders>
-            <w:top w:val="none" w:color="auto" w:sz="0" w:space="0"/>
-            <w:left w:val="none" w:color="auto" w:sz="0" w:space="0"/>
-            <w:bottom w:val="none" w:color="auto" w:sz="0" w:space="0"/>
-            <w:right w:val="none" w:color="auto" w:sz="0" w:space="0"/>
-            <w:insideH w:val="none" w:color="auto" w:sz="0" w:space="0"/>
-            <w:insideV w:val="none" w:color="auto" w:sz="0" w:space="0"/>
-          </w:tblBorders>
-          <w:tblCellMar>
-            <w:top w:w="0" w:type="dxa"/>
-            <w:left w:w="108" w:type="dxa"/>
-            <w:bottom w:w="0" w:type="dxa"/>
-            <w:right w:w="108" w:type="dxa"/>
-          </w:tblCellMar>
-        </w:tblPrEx>
-        <w:trPr>
-          <w:trHeight w:val="384" w:hRule="atLeast"/>
-          <w:jc w:val="center"/>
-        </w:trPr>
-        <w:tc>
-          <w:tcPr>
-            <w:tcW w:w="661" w:type="dxa"/>
-            <w:tcBorders>
-              <w:top w:val="single" w:color="000000" w:sz="4" w:space="0"/>
-              <w:left w:val="single" w:color="000000" w:sz="4" w:space="0"/>
-              <w:bottom w:val="single" w:color="000000" w:sz="4" w:space="0"/>
-              <w:right w:val="single" w:color="000000" w:sz="4" w:space="0"/>
-            </w:tcBorders>
-            <w:shd w:val="clear" w:color="auto" w:fill="auto"/>
-            <w:vAlign w:val="center"/>
-          </w:tcPr>
-          <w:p>
-            <w:pPr>
-              <w:keepNext w:val="0"/>
-              <w:keepLines w:val="0"/>
-              <w:widowControl/>
-              <w:numPr>
-                <w:ilvl w:val="0"/>
-                <w:numId w:val="4"/>
-              </w:numPr>
-              <w:suppressLineNumbers w:val="0"/>
-              <w:ind w:left="425" w:leftChars="0" w:hanging="425" w:firstLineChars="0"/>
-              <w:jc w:val="center"/>
-              <w:textAlignment w:val="center"/>
-              <w:rPr>
-                <w:rFonts w:hint="eastAsia" w:ascii="宋体" w:hAnsi="宋体" w:eastAsia="宋体" w:cs="宋体"/>
-                <w:i w:val="0"/>
-                <w:iCs w:val="0"/>
-                <w:snapToGrid w:val="0"/>
-                <w:color w:val="000000"/>
-                <w:kern w:val="0"/>
-                <w:sz w:val="16"/>
-                <w:szCs w:val="16"/>
-                <w:u w:val="none"/>
-                <w:lang w:val="en-US" w:eastAsia="zh-CN"/>
-              </w:rPr>
-            </w:pPr>
-          </w:p>
-        </w:tc>
-        <w:tc>
-          <w:tcPr>
-            <w:tcW w:w="2100" w:type="dxa"/>
-            <w:tcBorders>
-              <w:top w:val="single" w:color="000000" w:sz="4" w:space="0"/>
-              <w:left w:val="single" w:color="000000" w:sz="4" w:space="0"/>
-              <w:bottom w:val="single" w:color="000000" w:sz="4" w:space="0"/>
-              <w:right w:val="single" w:color="000000" w:sz="4" w:space="0"/>
-            </w:tcBorders>
-            <w:shd w:val="clear" w:color="auto" w:fill="auto"/>
-            <w:vAlign w:val="center"/>
-          </w:tcPr>
-          <w:p>
-            <w:pPr>
-              <w:keepNext w:val="0"/>
-              <w:keepLines w:val="0"/>
-              <w:widowControl/>
-              <w:suppressLineNumbers w:val="0"/>
-              <w:tabs>
-                <w:tab w:val="center" w:pos="1320"/>
-              </w:tabs>
-              <w:jc w:val="left"/>
-              <w:textAlignment w:val="center"/>
-              <w:rPr>
-                <w:rFonts w:hint="eastAsia" w:ascii="宋体" w:hAnsi="宋体" w:eastAsia="宋体" w:cs="宋体"/>
-                <w:i w:val="0"/>
-                <w:iCs w:val="0"/>
-                <w:snapToGrid w:val="0"/>
-                <w:color w:val="000000"/>
-                <w:kern w:val="0"/>
-                <w:sz w:val="16"/>
-                <w:szCs w:val="16"/>
-                <w:u w:val="none"/>
                 <w:lang w:val="en-US" w:eastAsia="zh-CN" w:bidi="ar-SA"/>
-              </w:rPr>
-            </w:pPr>
-            <w:r>
-              <w:rPr>
-                <w:rFonts w:hint="eastAsia" w:ascii="宋体" w:hAnsi="宋体" w:eastAsia="宋体" w:cs="宋体"/>
-                <w:i w:val="0"/>
-                <w:iCs w:val="0"/>
-                <w:snapToGrid w:val="0"/>
-                <w:color w:val="000000"/>
-                <w:kern w:val="0"/>
-                <w:sz w:val="16"/>
-                <w:szCs w:val="16"/>
-                <w:u w:val="none"/>
-                <w:lang w:val="en-US" w:eastAsia="zh-CN"/>
-              </w:rPr>
-              <w:t>运维服务制度</w:t>
-            </w:r>
-            <w:r>
-              <w:rPr>
-                <w:rFonts w:hint="eastAsia" w:ascii="宋体" w:hAnsi="宋体" w:eastAsia="宋体" w:cs="宋体"/>
-                <w:i w:val="0"/>
-                <w:iCs w:val="0"/>
-                <w:snapToGrid w:val="0"/>
-                <w:color w:val="000000"/>
-                <w:kern w:val="0"/>
-                <w:sz w:val="16"/>
-                <w:szCs w:val="16"/>
-                <w:u w:val="none"/>
-                <w:lang w:val="en-US" w:eastAsia="zh-CN"/>
-              </w:rPr>
-              <w:tab/>
-            </w:r>
-          </w:p>
-        </w:tc>
-        <w:tc>
-          <w:tcPr>
-            <w:tcW w:w="1850" w:type="dxa"/>
-            <w:tcBorders>
-              <w:top w:val="single" w:color="000000" w:sz="4" w:space="0"/>
-              <w:left w:val="single" w:color="000000" w:sz="4" w:space="0"/>
-              <w:bottom w:val="single" w:color="000000" w:sz="4" w:space="0"/>
-              <w:right w:val="single" w:color="000000" w:sz="4" w:space="0"/>
-            </w:tcBorders>
-            <w:shd w:val="clear" w:color="auto" w:fill="auto"/>
-            <w:vAlign w:val="center"/>
-          </w:tcPr>
-          <w:p>
-            <w:pPr>
-              <w:keepNext w:val="0"/>
-              <w:keepLines w:val="0"/>
-              <w:widowControl/>
-              <w:suppressLineNumbers w:val="0"/>
-              <w:jc w:val="left"/>
-              <w:textAlignment w:val="center"/>
-              <w:rPr>
-                <w:rFonts w:hint="eastAsia" w:ascii="宋体" w:hAnsi="宋体" w:eastAsia="宋体" w:cs="宋体"/>
-                <w:i w:val="0"/>
-                <w:iCs w:val="0"/>
-                <w:snapToGrid w:val="0"/>
-                <w:color w:val="000000"/>
-                <w:kern w:val="0"/>
-                <w:sz w:val="16"/>
-                <w:szCs w:val="16"/>
-                <w:u w:val="none"/>
-                <w:lang w:val="en-US" w:eastAsia="zh-CN" w:bidi="ar-SA"/>
-              </w:rPr>
-            </w:pPr>
-            <w:r>
-              <w:rPr>
-                <w:rFonts w:hint="eastAsia" w:ascii="宋体" w:hAnsi="宋体" w:eastAsia="宋体" w:cs="宋体"/>
-                <w:i w:val="0"/>
-                <w:iCs w:val="0"/>
-                <w:snapToGrid w:val="0"/>
-                <w:color w:val="000000"/>
-                <w:kern w:val="0"/>
-                <w:sz w:val="16"/>
-                <w:szCs w:val="16"/>
-                <w:u w:val="none"/>
-                <w:lang w:val="en-US" w:eastAsia="zh-CN"/>
-              </w:rPr>
-              <w:t>各相关部门</w:t>
-            </w:r>
-          </w:p>
-        </w:tc>
-        <w:tc>
-          <w:tcPr>
-            <w:tcW w:w="750" w:type="dxa"/>
-            <w:tcBorders>
-              <w:top w:val="single" w:color="000000" w:sz="4" w:space="0"/>
-              <w:left w:val="single" w:color="000000" w:sz="4" w:space="0"/>
-              <w:bottom w:val="single" w:color="000000" w:sz="4" w:space="0"/>
-              <w:right w:val="single" w:color="000000" w:sz="4" w:space="0"/>
-            </w:tcBorders>
-            <w:shd w:val="clear" w:color="auto" w:fill="auto"/>
-            <w:vAlign w:val="center"/>
-          </w:tcPr>
-          <w:p>
-            <w:pPr>
-              <w:keepNext w:val="0"/>
-              <w:keepLines w:val="0"/>
-              <w:widowControl/>
-              <w:suppressLineNumbers w:val="0"/>
-              <w:jc w:val="both"/>
-              <w:textAlignment w:val="center"/>
-              <w:rPr>
-                <w:rFonts w:hint="eastAsia" w:ascii="宋体" w:hAnsi="宋体" w:eastAsia="宋体" w:cs="宋体"/>
-                <w:i w:val="0"/>
-                <w:iCs w:val="0"/>
-                <w:snapToGrid w:val="0"/>
-                <w:color w:val="000000"/>
-                <w:kern w:val="0"/>
-                <w:sz w:val="16"/>
-                <w:szCs w:val="16"/>
-                <w:u w:val="none"/>
-                <w:lang w:val="en-US" w:eastAsia="zh-CN" w:bidi="ar-SA"/>
-              </w:rPr>
-            </w:pPr>
-            <w:r>
-              <w:rPr>
-                <w:rFonts w:hint="eastAsia" w:ascii="宋体" w:hAnsi="宋体" w:eastAsia="宋体" w:cs="宋体"/>
-                <w:i w:val="0"/>
-                <w:iCs w:val="0"/>
-                <w:snapToGrid w:val="0"/>
-                <w:color w:val="000000"/>
-                <w:kern w:val="0"/>
-                <w:sz w:val="16"/>
-                <w:szCs w:val="16"/>
-                <w:u w:val="none"/>
-                <w:lang w:val="en-US" w:eastAsia="zh-CN"/>
-              </w:rPr>
-              <w:t>毛彦超</w:t>
-            </w:r>
-          </w:p>
-        </w:tc>
-        <w:tc>
-          <w:tcPr>
-            <w:tcW w:w="1189" w:type="dxa"/>
-            <w:tcBorders>
-              <w:top w:val="single" w:color="000000" w:sz="4" w:space="0"/>
-              <w:left w:val="single" w:color="000000" w:sz="4" w:space="0"/>
-              <w:bottom w:val="single" w:color="000000" w:sz="4" w:space="0"/>
-              <w:right w:val="single" w:color="000000" w:sz="4" w:space="0"/>
-            </w:tcBorders>
-            <w:shd w:val="clear" w:color="auto" w:fill="auto"/>
-            <w:vAlign w:val="center"/>
-          </w:tcPr>
-          <w:p>
-            <w:pPr>
-              <w:keepNext w:val="0"/>
-              <w:keepLines w:val="0"/>
-              <w:widowControl/>
-              <w:suppressLineNumbers w:val="0"/>
-              <w:jc w:val="both"/>
-              <w:textAlignment w:val="center"/>
-              <w:rPr>
-                <w:rFonts w:hint="default" w:ascii="宋体" w:hAnsi="宋体" w:eastAsia="宋体" w:cs="宋体"/>
-                <w:i w:val="0"/>
-                <w:iCs w:val="0"/>
-                <w:snapToGrid w:val="0"/>
-                <w:color w:val="000000"/>
-                <w:kern w:val="0"/>
-                <w:sz w:val="16"/>
-                <w:szCs w:val="16"/>
-                <w:u w:val="none"/>
-                <w:lang w:val="en-US" w:eastAsia="zh-CN"/>
-              </w:rPr>
-            </w:pPr>
-            <w:r>
-              <w:rPr>
-                <w:rFonts w:hint="eastAsia" w:ascii="宋体" w:hAnsi="宋体" w:eastAsia="宋体" w:cs="宋体"/>
-                <w:i w:val="0"/>
-                <w:iCs w:val="0"/>
-                <w:snapToGrid w:val="0"/>
-                <w:color w:val="000000"/>
-                <w:kern w:val="0"/>
-                <w:sz w:val="16"/>
-                <w:szCs w:val="16"/>
-                <w:u w:val="none"/>
-                <w:lang w:val="en-US" w:eastAsia="zh-CN"/>
-              </w:rPr>
-              <w:t>7月</w:t>
-            </w:r>
-          </w:p>
-        </w:tc>
-      </w:tr>
-      <w:tr>
-        <w:tblPrEx>
-          <w:tblBorders>
-            <w:top w:val="none" w:color="auto" w:sz="0" w:space="0"/>
-            <w:left w:val="none" w:color="auto" w:sz="0" w:space="0"/>
-            <w:bottom w:val="none" w:color="auto" w:sz="0" w:space="0"/>
-            <w:right w:val="none" w:color="auto" w:sz="0" w:space="0"/>
-            <w:insideH w:val="none" w:color="auto" w:sz="0" w:space="0"/>
-            <w:insideV w:val="none" w:color="auto" w:sz="0" w:space="0"/>
-          </w:tblBorders>
-          <w:tblCellMar>
-            <w:top w:w="0" w:type="dxa"/>
-            <w:left w:w="108" w:type="dxa"/>
-            <w:bottom w:w="0" w:type="dxa"/>
-            <w:right w:w="108" w:type="dxa"/>
-          </w:tblCellMar>
-        </w:tblPrEx>
-        <w:trPr>
-          <w:trHeight w:val="384" w:hRule="atLeast"/>
-          <w:jc w:val="center"/>
-        </w:trPr>
-        <w:tc>
-          <w:tcPr>
-            <w:tcW w:w="661" w:type="dxa"/>
-            <w:tcBorders>
-              <w:top w:val="single" w:color="000000" w:sz="4" w:space="0"/>
-              <w:left w:val="single" w:color="000000" w:sz="4" w:space="0"/>
-              <w:bottom w:val="single" w:color="000000" w:sz="4" w:space="0"/>
-              <w:right w:val="single" w:color="000000" w:sz="4" w:space="0"/>
-            </w:tcBorders>
-            <w:shd w:val="clear" w:color="auto" w:fill="auto"/>
-            <w:vAlign w:val="center"/>
-          </w:tcPr>
-          <w:p>
-            <w:pPr>
-              <w:keepNext w:val="0"/>
-              <w:keepLines w:val="0"/>
-              <w:widowControl/>
-              <w:numPr>
-                <w:ilvl w:val="0"/>
-                <w:numId w:val="4"/>
-              </w:numPr>
-              <w:suppressLineNumbers w:val="0"/>
-              <w:ind w:left="425" w:leftChars="0" w:hanging="425" w:firstLineChars="0"/>
-              <w:jc w:val="center"/>
-              <w:textAlignment w:val="center"/>
-              <w:rPr>
-                <w:rFonts w:hint="eastAsia" w:ascii="宋体" w:hAnsi="宋体" w:eastAsia="宋体" w:cs="宋体"/>
-                <w:i w:val="0"/>
-                <w:iCs w:val="0"/>
-                <w:snapToGrid w:val="0"/>
-                <w:color w:val="000000"/>
-                <w:kern w:val="0"/>
-                <w:sz w:val="16"/>
-                <w:szCs w:val="16"/>
-                <w:u w:val="none"/>
-                <w:lang w:val="en-US" w:eastAsia="zh-CN"/>
-              </w:rPr>
-            </w:pPr>
-          </w:p>
-        </w:tc>
-        <w:tc>
-          <w:tcPr>
-            <w:tcW w:w="2100" w:type="dxa"/>
-            <w:tcBorders>
-              <w:top w:val="single" w:color="000000" w:sz="4" w:space="0"/>
-              <w:left w:val="single" w:color="000000" w:sz="4" w:space="0"/>
-              <w:bottom w:val="single" w:color="000000" w:sz="4" w:space="0"/>
-              <w:right w:val="single" w:color="000000" w:sz="4" w:space="0"/>
-            </w:tcBorders>
-            <w:shd w:val="clear" w:color="auto" w:fill="auto"/>
-            <w:vAlign w:val="center"/>
-          </w:tcPr>
-          <w:p>
-            <w:pPr>
-              <w:keepNext w:val="0"/>
-              <w:keepLines w:val="0"/>
-              <w:widowControl/>
-              <w:suppressLineNumbers w:val="0"/>
-              <w:jc w:val="left"/>
-              <w:textAlignment w:val="center"/>
-              <w:rPr>
-                <w:rFonts w:hint="eastAsia" w:ascii="宋体" w:hAnsi="宋体" w:eastAsia="宋体" w:cs="宋体"/>
-                <w:i w:val="0"/>
-                <w:iCs w:val="0"/>
-                <w:snapToGrid w:val="0"/>
-                <w:color w:val="000000"/>
-                <w:kern w:val="0"/>
-                <w:sz w:val="16"/>
-                <w:szCs w:val="16"/>
-                <w:u w:val="none"/>
-                <w:lang w:val="en-US" w:eastAsia="zh-CN" w:bidi="ar-SA"/>
-              </w:rPr>
-            </w:pPr>
-            <w:r>
-              <w:rPr>
-                <w:rFonts w:hint="eastAsia" w:ascii="宋体" w:hAnsi="宋体" w:eastAsia="宋体" w:cs="宋体"/>
-                <w:i w:val="0"/>
-                <w:iCs w:val="0"/>
-                <w:snapToGrid w:val="0"/>
-                <w:color w:val="000000"/>
-                <w:kern w:val="0"/>
-                <w:sz w:val="16"/>
-                <w:szCs w:val="16"/>
-                <w:u w:val="none"/>
-                <w:lang w:val="en-US" w:eastAsia="zh-CN"/>
-              </w:rPr>
-              <w:t>高级开发培训</w:t>
-            </w:r>
-          </w:p>
-        </w:tc>
-        <w:tc>
-          <w:tcPr>
-            <w:tcW w:w="1850" w:type="dxa"/>
-            <w:tcBorders>
-              <w:top w:val="single" w:color="000000" w:sz="4" w:space="0"/>
-              <w:left w:val="single" w:color="000000" w:sz="4" w:space="0"/>
-              <w:bottom w:val="single" w:color="000000" w:sz="4" w:space="0"/>
-              <w:right w:val="single" w:color="000000" w:sz="4" w:space="0"/>
-            </w:tcBorders>
-            <w:shd w:val="clear" w:color="auto" w:fill="auto"/>
-            <w:vAlign w:val="center"/>
-          </w:tcPr>
-          <w:p>
-            <w:pPr>
-              <w:keepNext w:val="0"/>
-              <w:keepLines w:val="0"/>
-              <w:widowControl/>
-              <w:suppressLineNumbers w:val="0"/>
-              <w:jc w:val="left"/>
-              <w:textAlignment w:val="center"/>
-              <w:rPr>
-                <w:rFonts w:hint="eastAsia" w:ascii="宋体" w:hAnsi="宋体" w:eastAsia="宋体" w:cs="宋体"/>
-                <w:i w:val="0"/>
-                <w:iCs w:val="0"/>
-                <w:snapToGrid w:val="0"/>
-                <w:color w:val="000000"/>
-                <w:kern w:val="0"/>
-                <w:sz w:val="16"/>
-                <w:szCs w:val="16"/>
-                <w:u w:val="none"/>
-                <w:lang w:val="en-US" w:eastAsia="zh-CN" w:bidi="ar-SA"/>
-              </w:rPr>
-            </w:pPr>
-            <w:r>
-              <w:rPr>
-                <w:rFonts w:hint="eastAsia" w:ascii="宋体" w:hAnsi="宋体" w:eastAsia="宋体" w:cs="宋体"/>
-                <w:i w:val="0"/>
-                <w:iCs w:val="0"/>
-                <w:snapToGrid w:val="0"/>
-                <w:color w:val="000000"/>
-                <w:kern w:val="0"/>
-                <w:sz w:val="16"/>
-                <w:szCs w:val="16"/>
-                <w:u w:val="none"/>
-                <w:lang w:val="en-US" w:eastAsia="zh-CN"/>
-              </w:rPr>
-              <w:t>研发部全员</w:t>
-            </w:r>
-          </w:p>
-        </w:tc>
-        <w:tc>
-          <w:tcPr>
-            <w:tcW w:w="750" w:type="dxa"/>
-            <w:tcBorders>
-              <w:top w:val="single" w:color="000000" w:sz="4" w:space="0"/>
-              <w:left w:val="single" w:color="000000" w:sz="4" w:space="0"/>
-              <w:bottom w:val="single" w:color="000000" w:sz="4" w:space="0"/>
-              <w:right w:val="single" w:color="000000" w:sz="4" w:space="0"/>
-            </w:tcBorders>
-            <w:shd w:val="clear" w:color="auto" w:fill="auto"/>
-            <w:vAlign w:val="center"/>
-          </w:tcPr>
-          <w:p>
-            <w:pPr>
-              <w:keepNext w:val="0"/>
-              <w:keepLines w:val="0"/>
-              <w:widowControl/>
-              <w:suppressLineNumbers w:val="0"/>
-              <w:jc w:val="both"/>
-              <w:textAlignment w:val="center"/>
-              <w:rPr>
-                <w:rFonts w:hint="eastAsia" w:ascii="宋体" w:hAnsi="宋体" w:eastAsia="宋体" w:cs="宋体"/>
-                <w:i w:val="0"/>
-                <w:iCs w:val="0"/>
-                <w:snapToGrid w:val="0"/>
-                <w:color w:val="000000"/>
-                <w:kern w:val="0"/>
-                <w:sz w:val="16"/>
-                <w:szCs w:val="16"/>
-                <w:u w:val="none"/>
-                <w:lang w:val="en-US" w:eastAsia="zh-CN" w:bidi="ar-SA"/>
-              </w:rPr>
-            </w:pPr>
-            <w:r>
-              <w:rPr>
-                <w:rFonts w:hint="eastAsia" w:ascii="宋体" w:hAnsi="宋体" w:eastAsia="宋体" w:cs="宋体"/>
-                <w:i w:val="0"/>
-                <w:iCs w:val="0"/>
-                <w:snapToGrid w:val="0"/>
-                <w:color w:val="000000"/>
-                <w:kern w:val="0"/>
-                <w:sz w:val="16"/>
-                <w:szCs w:val="16"/>
-                <w:u w:val="none"/>
-                <w:lang w:val="en-US" w:eastAsia="zh-CN"/>
-              </w:rPr>
-              <w:t>田力</w:t>
-            </w:r>
-          </w:p>
-        </w:tc>
-        <w:tc>
-          <w:tcPr>
-            <w:tcW w:w="1189" w:type="dxa"/>
-            <w:tcBorders>
-              <w:top w:val="single" w:color="000000" w:sz="4" w:space="0"/>
-              <w:left w:val="single" w:color="000000" w:sz="4" w:space="0"/>
-              <w:bottom w:val="single" w:color="000000" w:sz="4" w:space="0"/>
-              <w:right w:val="single" w:color="000000" w:sz="4" w:space="0"/>
-            </w:tcBorders>
-            <w:shd w:val="clear" w:color="auto" w:fill="auto"/>
-            <w:vAlign w:val="center"/>
-          </w:tcPr>
-          <w:p>
-            <w:pPr>
-              <w:keepNext w:val="0"/>
-              <w:keepLines w:val="0"/>
-              <w:widowControl/>
-              <w:suppressLineNumbers w:val="0"/>
-              <w:jc w:val="both"/>
-              <w:textAlignment w:val="center"/>
-              <w:rPr>
-                <w:rFonts w:hint="default" w:ascii="宋体" w:hAnsi="宋体" w:eastAsia="宋体" w:cs="宋体"/>
-                <w:i w:val="0"/>
-                <w:iCs w:val="0"/>
-                <w:snapToGrid w:val="0"/>
-                <w:color w:val="000000"/>
-                <w:kern w:val="0"/>
-                <w:sz w:val="16"/>
-                <w:szCs w:val="16"/>
-                <w:u w:val="none"/>
-                <w:lang w:val="en-US" w:eastAsia="zh-CN"/>
-              </w:rPr>
-            </w:pPr>
-            <w:r>
-              <w:rPr>
-                <w:rFonts w:hint="eastAsia" w:ascii="宋体" w:hAnsi="宋体" w:eastAsia="宋体" w:cs="宋体"/>
-                <w:i w:val="0"/>
-                <w:iCs w:val="0"/>
-                <w:snapToGrid w:val="0"/>
-                <w:color w:val="000000"/>
-                <w:kern w:val="0"/>
-                <w:sz w:val="16"/>
-                <w:szCs w:val="16"/>
-                <w:u w:val="none"/>
-                <w:lang w:val="en-US" w:eastAsia="zh-CN"/>
-              </w:rPr>
-              <w:t>8月</w:t>
-            </w:r>
-          </w:p>
-        </w:tc>
-      </w:tr>
-      <w:tr>
-        <w:tblPrEx>
-          <w:tblBorders>
-            <w:top w:val="none" w:color="auto" w:sz="0" w:space="0"/>
-            <w:left w:val="none" w:color="auto" w:sz="0" w:space="0"/>
-            <w:bottom w:val="none" w:color="auto" w:sz="0" w:space="0"/>
-            <w:right w:val="none" w:color="auto" w:sz="0" w:space="0"/>
-            <w:insideH w:val="none" w:color="auto" w:sz="0" w:space="0"/>
-            <w:insideV w:val="none" w:color="auto" w:sz="0" w:space="0"/>
-          </w:tblBorders>
-          <w:tblCellMar>
-            <w:top w:w="0" w:type="dxa"/>
-            <w:left w:w="108" w:type="dxa"/>
-            <w:bottom w:w="0" w:type="dxa"/>
-            <w:right w:w="108" w:type="dxa"/>
-          </w:tblCellMar>
-        </w:tblPrEx>
-        <w:trPr>
-          <w:trHeight w:val="440" w:hRule="atLeast"/>
-          <w:jc w:val="center"/>
-        </w:trPr>
-        <w:tc>
-          <w:tcPr>
-            <w:tcW w:w="661" w:type="dxa"/>
-            <w:tcBorders>
-              <w:top w:val="single" w:color="000000" w:sz="4" w:space="0"/>
-              <w:left w:val="single" w:color="000000" w:sz="4" w:space="0"/>
-              <w:bottom w:val="single" w:color="000000" w:sz="4" w:space="0"/>
-              <w:right w:val="single" w:color="000000" w:sz="4" w:space="0"/>
-            </w:tcBorders>
-            <w:shd w:val="clear" w:color="auto" w:fill="auto"/>
-            <w:vAlign w:val="center"/>
-          </w:tcPr>
-          <w:p>
-            <w:pPr>
-              <w:keepNext w:val="0"/>
-              <w:keepLines w:val="0"/>
-              <w:widowControl/>
-              <w:numPr>
-                <w:ilvl w:val="0"/>
-                <w:numId w:val="4"/>
-              </w:numPr>
-              <w:suppressLineNumbers w:val="0"/>
-              <w:ind w:left="425" w:leftChars="0" w:hanging="425" w:firstLineChars="0"/>
-              <w:jc w:val="center"/>
-              <w:textAlignment w:val="center"/>
-              <w:rPr>
-                <w:rFonts w:hint="eastAsia" w:ascii="宋体" w:hAnsi="宋体" w:eastAsia="宋体" w:cs="宋体"/>
-                <w:i w:val="0"/>
-                <w:iCs w:val="0"/>
-                <w:snapToGrid w:val="0"/>
-                <w:color w:val="000000"/>
-                <w:kern w:val="0"/>
-                <w:sz w:val="16"/>
-                <w:szCs w:val="16"/>
-                <w:u w:val="none"/>
-                <w:lang w:val="en-US" w:eastAsia="zh-CN"/>
-              </w:rPr>
-            </w:pPr>
-          </w:p>
-        </w:tc>
-        <w:tc>
-          <w:tcPr>
-            <w:tcW w:w="2100" w:type="dxa"/>
-            <w:tcBorders>
-              <w:top w:val="single" w:color="000000" w:sz="4" w:space="0"/>
-              <w:left w:val="single" w:color="000000" w:sz="4" w:space="0"/>
-              <w:bottom w:val="single" w:color="000000" w:sz="4" w:space="0"/>
-              <w:right w:val="single" w:color="000000" w:sz="4" w:space="0"/>
-            </w:tcBorders>
-            <w:shd w:val="clear" w:color="auto" w:fill="auto"/>
-            <w:vAlign w:val="center"/>
-          </w:tcPr>
-          <w:p>
-            <w:pPr>
-              <w:keepNext w:val="0"/>
-              <w:keepLines w:val="0"/>
-              <w:widowControl/>
-              <w:suppressLineNumbers w:val="0"/>
-              <w:jc w:val="left"/>
-              <w:textAlignment w:val="center"/>
-              <w:rPr>
-                <w:rFonts w:hint="eastAsia" w:ascii="宋体" w:hAnsi="宋体" w:eastAsia="宋体" w:cs="宋体"/>
-                <w:i w:val="0"/>
-                <w:iCs w:val="0"/>
-                <w:color w:val="000000"/>
-                <w:sz w:val="16"/>
-                <w:szCs w:val="16"/>
-                <w:u w:val="none"/>
-              </w:rPr>
-            </w:pPr>
-            <w:r>
-              <w:rPr>
-                <w:rFonts w:hint="eastAsia" w:ascii="宋体" w:hAnsi="宋体" w:eastAsia="宋体" w:cs="宋体"/>
-                <w:i w:val="0"/>
-                <w:iCs w:val="0"/>
-                <w:snapToGrid w:val="0"/>
-                <w:color w:val="000000"/>
-                <w:kern w:val="0"/>
-                <w:sz w:val="16"/>
-                <w:szCs w:val="16"/>
-                <w:u w:val="none"/>
-                <w:lang w:val="en-US" w:eastAsia="zh-CN"/>
-              </w:rPr>
-              <w:t>开发规范及代码质量</w:t>
-            </w:r>
-            <w:r>
-              <w:rPr>
-                <w:rStyle w:val="42"/>
-                <w:snapToGrid w:val="0"/>
-                <w:color w:val="000000"/>
-                <w:lang w:val="en-US" w:eastAsia="zh-CN"/>
-              </w:rPr>
-              <w:t>介绍</w:t>
-            </w:r>
-          </w:p>
-        </w:tc>
-        <w:tc>
-          <w:tcPr>
-            <w:tcW w:w="1850" w:type="dxa"/>
-            <w:tcBorders>
-              <w:top w:val="single" w:color="000000" w:sz="4" w:space="0"/>
-              <w:left w:val="single" w:color="000000" w:sz="4" w:space="0"/>
-              <w:bottom w:val="single" w:color="000000" w:sz="4" w:space="0"/>
-              <w:right w:val="single" w:color="000000" w:sz="4" w:space="0"/>
-            </w:tcBorders>
-            <w:shd w:val="clear" w:color="auto" w:fill="auto"/>
-            <w:vAlign w:val="center"/>
-          </w:tcPr>
-          <w:p>
-            <w:pPr>
-              <w:keepNext w:val="0"/>
-              <w:keepLines w:val="0"/>
-              <w:widowControl/>
-              <w:suppressLineNumbers w:val="0"/>
-              <w:jc w:val="left"/>
-              <w:textAlignment w:val="center"/>
-              <w:rPr>
-                <w:rFonts w:hint="eastAsia" w:ascii="宋体" w:hAnsi="宋体" w:eastAsia="宋体" w:cs="宋体"/>
-                <w:i w:val="0"/>
-                <w:iCs w:val="0"/>
-                <w:color w:val="000000"/>
-                <w:sz w:val="16"/>
-                <w:szCs w:val="16"/>
-                <w:u w:val="none"/>
-              </w:rPr>
-            </w:pPr>
-            <w:r>
-              <w:rPr>
-                <w:rFonts w:hint="eastAsia" w:ascii="宋体" w:hAnsi="宋体" w:eastAsia="宋体" w:cs="宋体"/>
-                <w:i w:val="0"/>
-                <w:iCs w:val="0"/>
-                <w:snapToGrid w:val="0"/>
-                <w:color w:val="000000"/>
-                <w:kern w:val="0"/>
-                <w:sz w:val="16"/>
-                <w:szCs w:val="16"/>
-                <w:u w:val="none"/>
-                <w:lang w:val="en-US" w:eastAsia="zh-CN"/>
-              </w:rPr>
-              <w:t>研发部全员</w:t>
-            </w:r>
-          </w:p>
-        </w:tc>
-        <w:tc>
-          <w:tcPr>
-            <w:tcW w:w="750" w:type="dxa"/>
-            <w:tcBorders>
-              <w:top w:val="single" w:color="000000" w:sz="4" w:space="0"/>
-              <w:left w:val="single" w:color="000000" w:sz="4" w:space="0"/>
-              <w:bottom w:val="single" w:color="000000" w:sz="4" w:space="0"/>
-              <w:right w:val="single" w:color="000000" w:sz="4" w:space="0"/>
-            </w:tcBorders>
-            <w:shd w:val="clear" w:color="auto" w:fill="auto"/>
-            <w:vAlign w:val="center"/>
-          </w:tcPr>
-          <w:p>
-            <w:pPr>
-              <w:keepNext w:val="0"/>
-              <w:keepLines w:val="0"/>
-              <w:widowControl/>
-              <w:suppressLineNumbers w:val="0"/>
-              <w:jc w:val="both"/>
-              <w:textAlignment w:val="center"/>
-              <w:rPr>
-                <w:rFonts w:hint="eastAsia" w:ascii="宋体" w:hAnsi="宋体" w:eastAsia="宋体" w:cs="宋体"/>
-                <w:i w:val="0"/>
-                <w:iCs w:val="0"/>
-                <w:color w:val="000000"/>
-                <w:sz w:val="16"/>
-                <w:szCs w:val="16"/>
-                <w:u w:val="none"/>
-              </w:rPr>
-            </w:pPr>
-            <w:r>
-              <w:rPr>
-                <w:rFonts w:hint="eastAsia" w:ascii="宋体" w:hAnsi="宋体" w:eastAsia="宋体" w:cs="宋体"/>
-                <w:i w:val="0"/>
-                <w:iCs w:val="0"/>
-                <w:snapToGrid w:val="0"/>
-                <w:color w:val="000000"/>
-                <w:kern w:val="0"/>
-                <w:sz w:val="16"/>
-                <w:szCs w:val="16"/>
-                <w:u w:val="none"/>
-                <w:lang w:val="en-US" w:eastAsia="zh-CN"/>
-              </w:rPr>
-              <w:t>田力</w:t>
-            </w:r>
-          </w:p>
-        </w:tc>
-        <w:tc>
-          <w:tcPr>
-            <w:tcW w:w="1189" w:type="dxa"/>
-            <w:tcBorders>
-              <w:top w:val="single" w:color="000000" w:sz="4" w:space="0"/>
-              <w:left w:val="single" w:color="000000" w:sz="4" w:space="0"/>
-              <w:bottom w:val="single" w:color="000000" w:sz="4" w:space="0"/>
-              <w:right w:val="single" w:color="000000" w:sz="4" w:space="0"/>
-            </w:tcBorders>
-            <w:shd w:val="clear" w:color="auto" w:fill="auto"/>
-            <w:vAlign w:val="center"/>
-          </w:tcPr>
-          <w:p>
-            <w:pPr>
-              <w:keepNext w:val="0"/>
-              <w:keepLines w:val="0"/>
-              <w:widowControl/>
-              <w:suppressLineNumbers w:val="0"/>
-              <w:jc w:val="both"/>
-              <w:textAlignment w:val="center"/>
-              <w:rPr>
-                <w:rFonts w:hint="eastAsia" w:ascii="宋体" w:hAnsi="宋体" w:eastAsia="宋体" w:cs="宋体"/>
-                <w:i w:val="0"/>
-                <w:iCs w:val="0"/>
-                <w:color w:val="000000"/>
-                <w:sz w:val="16"/>
-                <w:szCs w:val="16"/>
-                <w:u w:val="none"/>
-              </w:rPr>
-            </w:pPr>
-            <w:r>
-              <w:rPr>
-                <w:rFonts w:hint="eastAsia" w:ascii="宋体" w:hAnsi="宋体" w:eastAsia="宋体" w:cs="宋体"/>
-                <w:i w:val="0"/>
-                <w:iCs w:val="0"/>
-                <w:snapToGrid w:val="0"/>
-                <w:color w:val="000000"/>
-                <w:kern w:val="0"/>
-                <w:sz w:val="16"/>
-                <w:szCs w:val="16"/>
-                <w:u w:val="none"/>
-                <w:lang w:val="en-US" w:eastAsia="zh-CN"/>
-              </w:rPr>
-              <w:t>8月</w:t>
-            </w:r>
-          </w:p>
-        </w:tc>
-      </w:tr>
-      <w:tr>
-        <w:tblPrEx>
-          <w:tblBorders>
-            <w:top w:val="none" w:color="auto" w:sz="0" w:space="0"/>
-            <w:left w:val="none" w:color="auto" w:sz="0" w:space="0"/>
-            <w:bottom w:val="none" w:color="auto" w:sz="0" w:space="0"/>
-            <w:right w:val="none" w:color="auto" w:sz="0" w:space="0"/>
-            <w:insideH w:val="none" w:color="auto" w:sz="0" w:space="0"/>
-            <w:insideV w:val="none" w:color="auto" w:sz="0" w:space="0"/>
-          </w:tblBorders>
-          <w:tblCellMar>
-            <w:top w:w="0" w:type="dxa"/>
-            <w:left w:w="108" w:type="dxa"/>
-            <w:bottom w:w="0" w:type="dxa"/>
-            <w:right w:w="108" w:type="dxa"/>
-          </w:tblCellMar>
-        </w:tblPrEx>
-        <w:trPr>
-          <w:trHeight w:val="90" w:hRule="atLeast"/>
-          <w:jc w:val="center"/>
-        </w:trPr>
-        <w:tc>
-          <w:tcPr>
-            <w:tcW w:w="661" w:type="dxa"/>
-            <w:tcBorders>
-              <w:top w:val="single" w:color="000000" w:sz="4" w:space="0"/>
-              <w:left w:val="single" w:color="000000" w:sz="4" w:space="0"/>
-              <w:bottom w:val="single" w:color="000000" w:sz="4" w:space="0"/>
-              <w:right w:val="single" w:color="000000" w:sz="4" w:space="0"/>
-            </w:tcBorders>
-            <w:shd w:val="clear" w:color="auto" w:fill="auto"/>
-            <w:vAlign w:val="center"/>
-          </w:tcPr>
-          <w:p>
-            <w:pPr>
-              <w:keepNext w:val="0"/>
-              <w:keepLines w:val="0"/>
-              <w:widowControl/>
-              <w:numPr>
-                <w:ilvl w:val="0"/>
-                <w:numId w:val="4"/>
-              </w:numPr>
-              <w:suppressLineNumbers w:val="0"/>
-              <w:ind w:left="425" w:leftChars="0" w:hanging="425" w:firstLineChars="0"/>
-              <w:jc w:val="center"/>
-              <w:textAlignment w:val="center"/>
-              <w:rPr>
-                <w:rFonts w:hint="eastAsia" w:ascii="宋体" w:hAnsi="宋体" w:eastAsia="宋体" w:cs="宋体"/>
-                <w:i w:val="0"/>
-                <w:iCs w:val="0"/>
-                <w:snapToGrid w:val="0"/>
-                <w:color w:val="000000"/>
-                <w:kern w:val="0"/>
-                <w:sz w:val="16"/>
-                <w:szCs w:val="16"/>
-                <w:u w:val="none"/>
-                <w:lang w:val="en-US" w:eastAsia="zh-CN"/>
-              </w:rPr>
-            </w:pPr>
-          </w:p>
-        </w:tc>
-        <w:tc>
-          <w:tcPr>
-            <w:tcW w:w="2100" w:type="dxa"/>
-            <w:tcBorders>
-              <w:top w:val="single" w:color="000000" w:sz="4" w:space="0"/>
-              <w:left w:val="single" w:color="000000" w:sz="4" w:space="0"/>
-              <w:bottom w:val="single" w:color="000000" w:sz="4" w:space="0"/>
-              <w:right w:val="single" w:color="000000" w:sz="4" w:space="0"/>
-            </w:tcBorders>
-            <w:shd w:val="clear" w:color="auto" w:fill="auto"/>
-            <w:vAlign w:val="center"/>
-          </w:tcPr>
-          <w:p>
-            <w:pPr>
-              <w:keepNext w:val="0"/>
-              <w:keepLines w:val="0"/>
-              <w:widowControl/>
-              <w:suppressLineNumbers w:val="0"/>
-              <w:jc w:val="left"/>
-              <w:textAlignment w:val="center"/>
-              <w:rPr>
-                <w:rFonts w:hint="eastAsia" w:ascii="宋体" w:hAnsi="宋体" w:eastAsia="宋体" w:cs="宋体"/>
-                <w:i w:val="0"/>
-                <w:iCs w:val="0"/>
-                <w:snapToGrid w:val="0"/>
-                <w:color w:val="000000"/>
-                <w:kern w:val="0"/>
-                <w:sz w:val="16"/>
-                <w:szCs w:val="16"/>
-                <w:u w:val="none"/>
-                <w:lang w:val="en-US" w:eastAsia="en-US" w:bidi="ar-SA"/>
-              </w:rPr>
-            </w:pPr>
-            <w:r>
-              <w:rPr>
-                <w:rFonts w:hint="eastAsia" w:ascii="宋体" w:hAnsi="宋体" w:eastAsia="宋体" w:cs="宋体"/>
-                <w:i w:val="0"/>
-                <w:iCs w:val="0"/>
-                <w:snapToGrid w:val="0"/>
-                <w:color w:val="000000"/>
-                <w:kern w:val="0"/>
-                <w:sz w:val="16"/>
-                <w:szCs w:val="16"/>
-                <w:u w:val="none"/>
-                <w:lang w:val="en-US" w:eastAsia="zh-CN"/>
-              </w:rPr>
-              <w:t>入职培训（包括制度与企业文化</w:t>
-            </w:r>
-          </w:p>
-        </w:tc>
-        <w:tc>
-          <w:tcPr>
-            <w:tcW w:w="1850" w:type="dxa"/>
-            <w:tcBorders>
-              <w:top w:val="single" w:color="000000" w:sz="4" w:space="0"/>
-              <w:left w:val="single" w:color="000000" w:sz="4" w:space="0"/>
-              <w:bottom w:val="single" w:color="000000" w:sz="4" w:space="0"/>
-              <w:right w:val="single" w:color="000000" w:sz="4" w:space="0"/>
-            </w:tcBorders>
-            <w:shd w:val="clear" w:color="auto" w:fill="auto"/>
-            <w:vAlign w:val="center"/>
-          </w:tcPr>
-          <w:p>
-            <w:pPr>
-              <w:keepNext w:val="0"/>
-              <w:keepLines w:val="0"/>
-              <w:widowControl/>
-              <w:suppressLineNumbers w:val="0"/>
-              <w:jc w:val="left"/>
-              <w:textAlignment w:val="center"/>
-              <w:rPr>
-                <w:rFonts w:hint="eastAsia" w:ascii="宋体" w:hAnsi="宋体" w:eastAsia="宋体" w:cs="宋体"/>
-                <w:i w:val="0"/>
-                <w:iCs w:val="0"/>
-                <w:snapToGrid w:val="0"/>
-                <w:color w:val="000000"/>
-                <w:kern w:val="0"/>
-                <w:sz w:val="16"/>
-                <w:szCs w:val="16"/>
-                <w:u w:val="none"/>
-                <w:lang w:val="en-US" w:eastAsia="en-US" w:bidi="ar-SA"/>
-              </w:rPr>
-            </w:pPr>
-            <w:r>
-              <w:rPr>
-                <w:rFonts w:hint="eastAsia" w:ascii="宋体" w:hAnsi="宋体" w:eastAsia="宋体" w:cs="宋体"/>
-                <w:i w:val="0"/>
-                <w:iCs w:val="0"/>
-                <w:snapToGrid w:val="0"/>
-                <w:color w:val="000000"/>
-                <w:kern w:val="0"/>
-                <w:sz w:val="16"/>
-                <w:szCs w:val="16"/>
-                <w:u w:val="none"/>
-                <w:lang w:val="en-US" w:eastAsia="zh-CN"/>
-              </w:rPr>
-              <w:t>公司全员</w:t>
-            </w:r>
-          </w:p>
-        </w:tc>
-        <w:tc>
-          <w:tcPr>
-            <w:tcW w:w="750" w:type="dxa"/>
-            <w:tcBorders>
-              <w:top w:val="single" w:color="000000" w:sz="4" w:space="0"/>
-              <w:left w:val="single" w:color="000000" w:sz="4" w:space="0"/>
-              <w:bottom w:val="single" w:color="000000" w:sz="4" w:space="0"/>
-              <w:right w:val="single" w:color="000000" w:sz="4" w:space="0"/>
-            </w:tcBorders>
-            <w:shd w:val="clear" w:color="auto" w:fill="auto"/>
-            <w:vAlign w:val="center"/>
-          </w:tcPr>
-          <w:p>
-            <w:pPr>
-              <w:keepNext w:val="0"/>
-              <w:keepLines w:val="0"/>
-              <w:widowControl/>
-              <w:suppressLineNumbers w:val="0"/>
-              <w:jc w:val="both"/>
-              <w:textAlignment w:val="center"/>
-              <w:rPr>
-                <w:rFonts w:hint="default" w:ascii="宋体" w:hAnsi="宋体" w:eastAsia="宋体" w:cs="宋体"/>
-                <w:i w:val="0"/>
-                <w:iCs w:val="0"/>
-                <w:snapToGrid w:val="0"/>
-                <w:color w:val="000000"/>
-                <w:kern w:val="0"/>
-                <w:sz w:val="16"/>
-                <w:szCs w:val="16"/>
-                <w:u w:val="none"/>
-                <w:lang w:val="en-US" w:eastAsia="en-US" w:bidi="ar-SA"/>
-              </w:rPr>
-            </w:pPr>
-            <w:r>
-              <w:rPr>
-                <w:rFonts w:hint="eastAsia" w:ascii="宋体" w:hAnsi="宋体" w:eastAsia="宋体" w:cs="宋体"/>
-                <w:i w:val="0"/>
-                <w:iCs w:val="0"/>
-                <w:snapToGrid w:val="0"/>
-                <w:color w:val="000000"/>
-                <w:kern w:val="0"/>
-                <w:sz w:val="16"/>
-                <w:szCs w:val="16"/>
-                <w:u w:val="none"/>
-                <w:lang w:val="en-US" w:eastAsia="zh-CN"/>
-              </w:rPr>
-              <w:t>各模块负责人</w:t>
-            </w:r>
-          </w:p>
-        </w:tc>
-        <w:tc>
-          <w:tcPr>
-            <w:tcW w:w="1189" w:type="dxa"/>
-            <w:tcBorders>
-              <w:top w:val="single" w:color="000000" w:sz="4" w:space="0"/>
-              <w:left w:val="single" w:color="000000" w:sz="4" w:space="0"/>
-              <w:bottom w:val="single" w:color="000000" w:sz="4" w:space="0"/>
-              <w:right w:val="single" w:color="000000" w:sz="4" w:space="0"/>
-            </w:tcBorders>
-            <w:shd w:val="clear" w:color="auto" w:fill="auto"/>
-            <w:vAlign w:val="center"/>
-          </w:tcPr>
-          <w:p>
-            <w:pPr>
-              <w:keepNext w:val="0"/>
-              <w:keepLines w:val="0"/>
-              <w:widowControl/>
-              <w:suppressLineNumbers w:val="0"/>
-              <w:jc w:val="both"/>
-              <w:textAlignment w:val="center"/>
-              <w:rPr>
-                <w:rFonts w:hint="eastAsia" w:ascii="宋体" w:hAnsi="宋体" w:eastAsia="宋体" w:cs="宋体"/>
-                <w:i w:val="0"/>
-                <w:iCs w:val="0"/>
-                <w:snapToGrid w:val="0"/>
-                <w:color w:val="000000"/>
-                <w:kern w:val="0"/>
-                <w:sz w:val="16"/>
-                <w:szCs w:val="16"/>
-                <w:u w:val="none"/>
-                <w:lang w:val="en-US" w:eastAsia="en-US" w:bidi="ar-SA"/>
-              </w:rPr>
-            </w:pPr>
-            <w:r>
-              <w:rPr>
-                <w:rFonts w:hint="eastAsia" w:ascii="宋体" w:hAnsi="宋体" w:eastAsia="宋体" w:cs="宋体"/>
-                <w:i w:val="0"/>
-                <w:iCs w:val="0"/>
-                <w:snapToGrid w:val="0"/>
-                <w:color w:val="000000"/>
-                <w:kern w:val="0"/>
-                <w:sz w:val="16"/>
-                <w:szCs w:val="16"/>
-                <w:u w:val="none"/>
-                <w:lang w:val="en-US" w:eastAsia="zh-CN"/>
-              </w:rPr>
-              <w:t>9月</w:t>
-            </w:r>
-          </w:p>
-        </w:tc>
-      </w:tr>
-      <w:tr>
-        <w:tblPrEx>
-          <w:tblBorders>
-            <w:top w:val="none" w:color="auto" w:sz="0" w:space="0"/>
-            <w:left w:val="none" w:color="auto" w:sz="0" w:space="0"/>
-            <w:bottom w:val="none" w:color="auto" w:sz="0" w:space="0"/>
-            <w:right w:val="none" w:color="auto" w:sz="0" w:space="0"/>
-            <w:insideH w:val="none" w:color="auto" w:sz="0" w:space="0"/>
-            <w:insideV w:val="none" w:color="auto" w:sz="0" w:space="0"/>
-          </w:tblBorders>
-          <w:tblCellMar>
-            <w:top w:w="0" w:type="dxa"/>
-            <w:left w:w="108" w:type="dxa"/>
-            <w:bottom w:w="0" w:type="dxa"/>
-            <w:right w:w="108" w:type="dxa"/>
-          </w:tblCellMar>
-        </w:tblPrEx>
-        <w:trPr>
-          <w:trHeight w:val="384" w:hRule="atLeast"/>
-          <w:jc w:val="center"/>
-        </w:trPr>
-        <w:tc>
-          <w:tcPr>
-            <w:tcW w:w="661" w:type="dxa"/>
-            <w:tcBorders>
-              <w:top w:val="single" w:color="000000" w:sz="4" w:space="0"/>
-              <w:left w:val="single" w:color="000000" w:sz="4" w:space="0"/>
-              <w:bottom w:val="single" w:color="000000" w:sz="4" w:space="0"/>
-              <w:right w:val="single" w:color="000000" w:sz="4" w:space="0"/>
-            </w:tcBorders>
-            <w:shd w:val="clear" w:color="auto" w:fill="auto"/>
-            <w:vAlign w:val="center"/>
-          </w:tcPr>
-          <w:p>
-            <w:pPr>
-              <w:keepNext w:val="0"/>
-              <w:keepLines w:val="0"/>
-              <w:widowControl/>
-              <w:numPr>
-                <w:ilvl w:val="0"/>
-                <w:numId w:val="4"/>
-              </w:numPr>
-              <w:suppressLineNumbers w:val="0"/>
-              <w:ind w:left="425" w:leftChars="0" w:hanging="425" w:firstLineChars="0"/>
-              <w:jc w:val="center"/>
-              <w:textAlignment w:val="center"/>
-              <w:rPr>
-                <w:rFonts w:hint="eastAsia" w:ascii="宋体" w:hAnsi="宋体" w:eastAsia="宋体" w:cs="宋体"/>
-                <w:i w:val="0"/>
-                <w:iCs w:val="0"/>
-                <w:snapToGrid w:val="0"/>
-                <w:color w:val="000000"/>
-                <w:kern w:val="0"/>
-                <w:sz w:val="16"/>
-                <w:szCs w:val="16"/>
-                <w:u w:val="none"/>
-                <w:lang w:val="en-US" w:eastAsia="zh-CN"/>
-              </w:rPr>
-            </w:pPr>
-          </w:p>
-        </w:tc>
-        <w:tc>
-          <w:tcPr>
-            <w:tcW w:w="2100" w:type="dxa"/>
-            <w:tcBorders>
-              <w:top w:val="single" w:color="000000" w:sz="4" w:space="0"/>
-              <w:left w:val="single" w:color="000000" w:sz="4" w:space="0"/>
-              <w:bottom w:val="single" w:color="000000" w:sz="4" w:space="0"/>
-              <w:right w:val="single" w:color="000000" w:sz="4" w:space="0"/>
-            </w:tcBorders>
-            <w:shd w:val="clear" w:color="auto" w:fill="auto"/>
-            <w:vAlign w:val="center"/>
-          </w:tcPr>
-          <w:p>
-            <w:pPr>
-              <w:keepNext w:val="0"/>
-              <w:keepLines w:val="0"/>
-              <w:widowControl/>
-              <w:suppressLineNumbers w:val="0"/>
-              <w:jc w:val="left"/>
-              <w:textAlignment w:val="center"/>
-              <w:rPr>
-                <w:rFonts w:hint="eastAsia" w:ascii="宋体" w:hAnsi="宋体" w:eastAsia="宋体" w:cs="宋体"/>
-                <w:i w:val="0"/>
-                <w:iCs w:val="0"/>
-                <w:snapToGrid w:val="0"/>
-                <w:color w:val="000000"/>
-                <w:kern w:val="0"/>
-                <w:sz w:val="16"/>
-                <w:szCs w:val="16"/>
-                <w:u w:val="none"/>
-                <w:lang w:val="en-US" w:eastAsia="en-US" w:bidi="ar-SA"/>
-              </w:rPr>
-            </w:pPr>
-            <w:r>
-              <w:rPr>
-                <w:rFonts w:hint="eastAsia" w:ascii="宋体" w:hAnsi="宋体" w:eastAsia="宋体" w:cs="宋体"/>
-                <w:i w:val="0"/>
-                <w:iCs w:val="0"/>
-                <w:snapToGrid w:val="0"/>
-                <w:color w:val="000000"/>
-                <w:kern w:val="0"/>
-                <w:sz w:val="16"/>
-                <w:szCs w:val="16"/>
-                <w:u w:val="none"/>
-                <w:lang w:val="en-US" w:eastAsia="zh-CN"/>
-              </w:rPr>
-              <w:t>公司产品培训</w:t>
-            </w:r>
-          </w:p>
-        </w:tc>
-        <w:tc>
-          <w:tcPr>
-            <w:tcW w:w="1850" w:type="dxa"/>
-            <w:tcBorders>
-              <w:top w:val="single" w:color="000000" w:sz="4" w:space="0"/>
-              <w:left w:val="single" w:color="000000" w:sz="4" w:space="0"/>
-              <w:bottom w:val="single" w:color="000000" w:sz="4" w:space="0"/>
-              <w:right w:val="single" w:color="000000" w:sz="4" w:space="0"/>
-            </w:tcBorders>
-            <w:shd w:val="clear" w:color="auto" w:fill="auto"/>
-            <w:vAlign w:val="center"/>
-          </w:tcPr>
-          <w:p>
-            <w:pPr>
-              <w:keepNext w:val="0"/>
-              <w:keepLines w:val="0"/>
-              <w:widowControl/>
-              <w:suppressLineNumbers w:val="0"/>
-              <w:jc w:val="left"/>
-              <w:textAlignment w:val="center"/>
-              <w:rPr>
-                <w:rFonts w:hint="eastAsia" w:ascii="宋体" w:hAnsi="宋体" w:eastAsia="宋体" w:cs="宋体"/>
-                <w:i w:val="0"/>
-                <w:iCs w:val="0"/>
-                <w:snapToGrid w:val="0"/>
-                <w:color w:val="000000"/>
-                <w:kern w:val="0"/>
-                <w:sz w:val="16"/>
-                <w:szCs w:val="16"/>
-                <w:u w:val="none"/>
-                <w:lang w:val="en-US" w:eastAsia="en-US" w:bidi="ar-SA"/>
-              </w:rPr>
-            </w:pPr>
-            <w:r>
-              <w:rPr>
-                <w:rFonts w:hint="eastAsia" w:ascii="宋体" w:hAnsi="宋体" w:eastAsia="宋体" w:cs="宋体"/>
-                <w:i w:val="0"/>
-                <w:iCs w:val="0"/>
-                <w:snapToGrid w:val="0"/>
-                <w:color w:val="000000"/>
-                <w:kern w:val="0"/>
-                <w:sz w:val="16"/>
-                <w:szCs w:val="16"/>
-                <w:u w:val="none"/>
-                <w:lang w:val="en-US" w:eastAsia="zh-CN"/>
-              </w:rPr>
-              <w:t>公司全员</w:t>
-            </w:r>
-          </w:p>
-        </w:tc>
-        <w:tc>
-          <w:tcPr>
-            <w:tcW w:w="750" w:type="dxa"/>
-            <w:tcBorders>
-              <w:top w:val="single" w:color="000000" w:sz="4" w:space="0"/>
-              <w:left w:val="single" w:color="000000" w:sz="4" w:space="0"/>
-              <w:bottom w:val="single" w:color="000000" w:sz="4" w:space="0"/>
-              <w:right w:val="single" w:color="000000" w:sz="4" w:space="0"/>
-            </w:tcBorders>
-            <w:shd w:val="clear" w:color="auto" w:fill="auto"/>
-            <w:vAlign w:val="center"/>
-          </w:tcPr>
-          <w:p>
-            <w:pPr>
-              <w:keepNext w:val="0"/>
-              <w:keepLines w:val="0"/>
-              <w:widowControl/>
-              <w:suppressLineNumbers w:val="0"/>
-              <w:jc w:val="both"/>
-              <w:textAlignment w:val="center"/>
-              <w:rPr>
-                <w:rFonts w:hint="eastAsia" w:ascii="宋体" w:hAnsi="宋体" w:eastAsia="宋体" w:cs="宋体"/>
-                <w:i w:val="0"/>
-                <w:iCs w:val="0"/>
-                <w:snapToGrid w:val="0"/>
-                <w:color w:val="000000"/>
-                <w:kern w:val="0"/>
-                <w:sz w:val="16"/>
-                <w:szCs w:val="16"/>
-                <w:u w:val="none"/>
-                <w:lang w:val="en-US" w:eastAsia="en-US" w:bidi="ar-SA"/>
-              </w:rPr>
-            </w:pPr>
-            <w:r>
-              <w:rPr>
-                <w:rFonts w:hint="eastAsia" w:ascii="宋体" w:hAnsi="宋体" w:eastAsia="宋体" w:cs="宋体"/>
-                <w:i w:val="0"/>
-                <w:iCs w:val="0"/>
-                <w:snapToGrid w:val="0"/>
-                <w:color w:val="000000"/>
-                <w:kern w:val="0"/>
-                <w:sz w:val="16"/>
-                <w:szCs w:val="16"/>
-                <w:u w:val="none"/>
-                <w:lang w:val="en-US" w:eastAsia="zh-CN"/>
-              </w:rPr>
-              <w:t>毛彦超</w:t>
-            </w:r>
-          </w:p>
-        </w:tc>
-        <w:tc>
-          <w:tcPr>
-            <w:tcW w:w="1189" w:type="dxa"/>
-            <w:tcBorders>
-              <w:top w:val="single" w:color="000000" w:sz="4" w:space="0"/>
-              <w:left w:val="single" w:color="000000" w:sz="4" w:space="0"/>
-              <w:bottom w:val="single" w:color="000000" w:sz="4" w:space="0"/>
-              <w:right w:val="single" w:color="000000" w:sz="4" w:space="0"/>
-            </w:tcBorders>
-            <w:shd w:val="clear" w:color="auto" w:fill="auto"/>
-            <w:vAlign w:val="center"/>
-          </w:tcPr>
-          <w:p>
-            <w:pPr>
-              <w:keepNext w:val="0"/>
-              <w:keepLines w:val="0"/>
-              <w:widowControl/>
-              <w:suppressLineNumbers w:val="0"/>
-              <w:jc w:val="both"/>
-              <w:textAlignment w:val="center"/>
-              <w:rPr>
-                <w:rFonts w:hint="eastAsia" w:ascii="宋体" w:hAnsi="宋体" w:eastAsia="宋体" w:cs="宋体"/>
-                <w:i w:val="0"/>
-                <w:iCs w:val="0"/>
-                <w:snapToGrid w:val="0"/>
-                <w:color w:val="000000"/>
-                <w:kern w:val="0"/>
-                <w:sz w:val="16"/>
-                <w:szCs w:val="16"/>
-                <w:u w:val="none"/>
-                <w:lang w:val="en-US" w:eastAsia="en-US" w:bidi="ar-SA"/>
-              </w:rPr>
-            </w:pPr>
-            <w:r>
-              <w:rPr>
-                <w:rFonts w:hint="eastAsia" w:ascii="宋体" w:hAnsi="宋体" w:eastAsia="宋体" w:cs="宋体"/>
-                <w:i w:val="0"/>
-                <w:iCs w:val="0"/>
-                <w:snapToGrid w:val="0"/>
-                <w:color w:val="000000"/>
-                <w:kern w:val="0"/>
-                <w:sz w:val="16"/>
-                <w:szCs w:val="16"/>
-                <w:u w:val="none"/>
-                <w:lang w:val="en-US" w:eastAsia="zh-CN"/>
-              </w:rPr>
-              <w:t>9月</w:t>
-            </w:r>
-          </w:p>
-        </w:tc>
-      </w:tr>
-      <w:tr>
-        <w:tblPrEx>
-          <w:tblBorders>
-            <w:top w:val="none" w:color="auto" w:sz="0" w:space="0"/>
-            <w:left w:val="none" w:color="auto" w:sz="0" w:space="0"/>
-            <w:bottom w:val="none" w:color="auto" w:sz="0" w:space="0"/>
-            <w:right w:val="none" w:color="auto" w:sz="0" w:space="0"/>
-            <w:insideH w:val="none" w:color="auto" w:sz="0" w:space="0"/>
-            <w:insideV w:val="none" w:color="auto" w:sz="0" w:space="0"/>
-          </w:tblBorders>
-          <w:tblCellMar>
-            <w:top w:w="0" w:type="dxa"/>
-            <w:left w:w="108" w:type="dxa"/>
-            <w:bottom w:w="0" w:type="dxa"/>
-            <w:right w:w="108" w:type="dxa"/>
-          </w:tblCellMar>
-        </w:tblPrEx>
-        <w:trPr>
-          <w:trHeight w:val="384" w:hRule="atLeast"/>
-          <w:jc w:val="center"/>
-        </w:trPr>
-        <w:tc>
-          <w:tcPr>
-            <w:tcW w:w="661" w:type="dxa"/>
-            <w:tcBorders>
-              <w:top w:val="single" w:color="000000" w:sz="4" w:space="0"/>
-              <w:left w:val="single" w:color="000000" w:sz="4" w:space="0"/>
-              <w:bottom w:val="single" w:color="000000" w:sz="4" w:space="0"/>
-              <w:right w:val="single" w:color="000000" w:sz="4" w:space="0"/>
-            </w:tcBorders>
-            <w:shd w:val="clear" w:color="auto" w:fill="auto"/>
-            <w:vAlign w:val="center"/>
-          </w:tcPr>
-          <w:p>
-            <w:pPr>
-              <w:keepNext w:val="0"/>
-              <w:keepLines w:val="0"/>
-              <w:widowControl/>
-              <w:numPr>
-                <w:ilvl w:val="0"/>
-                <w:numId w:val="4"/>
-              </w:numPr>
-              <w:suppressLineNumbers w:val="0"/>
-              <w:ind w:left="425" w:leftChars="0" w:hanging="425" w:firstLineChars="0"/>
-              <w:jc w:val="center"/>
-              <w:textAlignment w:val="center"/>
-              <w:rPr>
-                <w:rFonts w:hint="eastAsia" w:ascii="宋体" w:hAnsi="宋体" w:eastAsia="宋体" w:cs="宋体"/>
-                <w:i w:val="0"/>
-                <w:iCs w:val="0"/>
-                <w:snapToGrid w:val="0"/>
-                <w:color w:val="000000"/>
-                <w:kern w:val="0"/>
-                <w:sz w:val="16"/>
-                <w:szCs w:val="16"/>
-                <w:u w:val="none"/>
-                <w:lang w:val="en-US" w:eastAsia="zh-CN"/>
-              </w:rPr>
-            </w:pPr>
-          </w:p>
-        </w:tc>
-        <w:tc>
-          <w:tcPr>
-            <w:tcW w:w="2100" w:type="dxa"/>
-            <w:tcBorders>
-              <w:top w:val="single" w:color="000000" w:sz="4" w:space="0"/>
-              <w:left w:val="single" w:color="000000" w:sz="4" w:space="0"/>
-              <w:bottom w:val="single" w:color="000000" w:sz="4" w:space="0"/>
-              <w:right w:val="single" w:color="000000" w:sz="4" w:space="0"/>
-            </w:tcBorders>
-            <w:shd w:val="clear" w:color="auto" w:fill="auto"/>
-            <w:vAlign w:val="center"/>
-          </w:tcPr>
-          <w:p>
-            <w:pPr>
-              <w:keepNext w:val="0"/>
-              <w:keepLines w:val="0"/>
-              <w:widowControl/>
-              <w:suppressLineNumbers w:val="0"/>
-              <w:jc w:val="left"/>
-              <w:textAlignment w:val="center"/>
-              <w:rPr>
-                <w:rFonts w:hint="default" w:ascii="宋体" w:hAnsi="宋体" w:eastAsia="宋体" w:cs="宋体"/>
-                <w:i w:val="0"/>
-                <w:iCs w:val="0"/>
-                <w:snapToGrid w:val="0"/>
-                <w:color w:val="000000"/>
-                <w:kern w:val="0"/>
-                <w:sz w:val="16"/>
-                <w:szCs w:val="16"/>
-                <w:u w:val="none"/>
-                <w:lang w:val="en-US" w:eastAsia="en-US" w:bidi="ar-SA"/>
-              </w:rPr>
-            </w:pPr>
-            <w:r>
-              <w:rPr>
-                <w:rFonts w:hint="eastAsia" w:ascii="宋体" w:hAnsi="宋体" w:eastAsia="宋体" w:cs="宋体"/>
-                <w:i w:val="0"/>
-                <w:iCs w:val="0"/>
-                <w:snapToGrid w:val="0"/>
-                <w:color w:val="000000"/>
-                <w:kern w:val="0"/>
-                <w:sz w:val="16"/>
-                <w:szCs w:val="16"/>
-                <w:u w:val="none"/>
-                <w:lang w:val="en-US" w:eastAsia="zh-CN"/>
-              </w:rPr>
-              <w:t>信息、数据安全常识</w:t>
-            </w:r>
-            <w:r>
-              <w:rPr>
-                <w:rStyle w:val="42"/>
-                <w:snapToGrid w:val="0"/>
-                <w:color w:val="000000"/>
-                <w:lang w:val="en-US" w:eastAsia="zh-CN"/>
-              </w:rPr>
-              <w:t>及应对策略</w:t>
-            </w:r>
-          </w:p>
-        </w:tc>
-        <w:tc>
-          <w:tcPr>
-            <w:tcW w:w="1850" w:type="dxa"/>
-            <w:tcBorders>
-              <w:top w:val="single" w:color="000000" w:sz="4" w:space="0"/>
-              <w:left w:val="single" w:color="000000" w:sz="4" w:space="0"/>
-              <w:bottom w:val="single" w:color="000000" w:sz="4" w:space="0"/>
-              <w:right w:val="single" w:color="000000" w:sz="4" w:space="0"/>
-            </w:tcBorders>
-            <w:shd w:val="clear" w:color="auto" w:fill="auto"/>
-            <w:vAlign w:val="center"/>
-          </w:tcPr>
-          <w:p>
-            <w:pPr>
-              <w:keepNext w:val="0"/>
-              <w:keepLines w:val="0"/>
-              <w:widowControl/>
-              <w:suppressLineNumbers w:val="0"/>
-              <w:jc w:val="left"/>
-              <w:textAlignment w:val="center"/>
-              <w:rPr>
-                <w:rFonts w:hint="eastAsia" w:ascii="宋体" w:hAnsi="宋体" w:eastAsia="宋体" w:cs="宋体"/>
-                <w:i w:val="0"/>
-                <w:iCs w:val="0"/>
-                <w:snapToGrid w:val="0"/>
-                <w:color w:val="000000"/>
-                <w:kern w:val="0"/>
-                <w:sz w:val="16"/>
-                <w:szCs w:val="16"/>
-                <w:u w:val="none"/>
-                <w:lang w:val="en-US" w:eastAsia="en-US" w:bidi="ar-SA"/>
-              </w:rPr>
-            </w:pPr>
-            <w:r>
-              <w:rPr>
-                <w:rFonts w:hint="eastAsia" w:ascii="宋体" w:hAnsi="宋体" w:eastAsia="宋体" w:cs="宋体"/>
-                <w:i w:val="0"/>
-                <w:iCs w:val="0"/>
-                <w:snapToGrid w:val="0"/>
-                <w:color w:val="000000"/>
-                <w:kern w:val="0"/>
-                <w:sz w:val="16"/>
-                <w:szCs w:val="16"/>
-                <w:u w:val="none"/>
-                <w:lang w:val="en-US" w:eastAsia="zh-CN"/>
-              </w:rPr>
-              <w:t>运维项目经理、安全检</w:t>
-            </w:r>
-            <w:r>
-              <w:rPr>
-                <w:rStyle w:val="42"/>
-                <w:snapToGrid w:val="0"/>
-                <w:color w:val="000000"/>
-                <w:lang w:val="en-US" w:eastAsia="zh-CN"/>
-              </w:rPr>
-              <w:t>测工程师</w:t>
-            </w:r>
-          </w:p>
-        </w:tc>
-        <w:tc>
-          <w:tcPr>
-            <w:tcW w:w="750" w:type="dxa"/>
-            <w:tcBorders>
-              <w:top w:val="single" w:color="000000" w:sz="4" w:space="0"/>
-              <w:left w:val="single" w:color="000000" w:sz="4" w:space="0"/>
-              <w:bottom w:val="single" w:color="000000" w:sz="4" w:space="0"/>
-              <w:right w:val="single" w:color="000000" w:sz="4" w:space="0"/>
-            </w:tcBorders>
-            <w:shd w:val="clear" w:color="auto" w:fill="auto"/>
-            <w:vAlign w:val="center"/>
-          </w:tcPr>
-          <w:p>
-            <w:pPr>
-              <w:keepNext w:val="0"/>
-              <w:keepLines w:val="0"/>
-              <w:widowControl/>
-              <w:suppressLineNumbers w:val="0"/>
-              <w:jc w:val="both"/>
-              <w:textAlignment w:val="center"/>
-              <w:rPr>
-                <w:rFonts w:hint="eastAsia" w:ascii="宋体" w:hAnsi="宋体" w:eastAsia="宋体" w:cs="宋体"/>
-                <w:i w:val="0"/>
-                <w:iCs w:val="0"/>
-                <w:snapToGrid w:val="0"/>
-                <w:color w:val="000000"/>
-                <w:kern w:val="0"/>
-                <w:sz w:val="16"/>
-                <w:szCs w:val="16"/>
-                <w:u w:val="none"/>
-                <w:lang w:val="en-US" w:eastAsia="en-US" w:bidi="ar-SA"/>
-              </w:rPr>
-            </w:pPr>
-            <w:r>
-              <w:rPr>
-                <w:rFonts w:hint="eastAsia" w:ascii="宋体" w:hAnsi="宋体" w:eastAsia="宋体" w:cs="宋体"/>
-                <w:i w:val="0"/>
-                <w:iCs w:val="0"/>
-                <w:snapToGrid w:val="0"/>
-                <w:color w:val="000000"/>
-                <w:kern w:val="0"/>
-                <w:sz w:val="16"/>
-                <w:szCs w:val="16"/>
-                <w:u w:val="none"/>
-                <w:lang w:val="en-US" w:eastAsia="zh-CN"/>
-              </w:rPr>
-              <w:t>毛彦超</w:t>
-            </w:r>
-          </w:p>
-        </w:tc>
-        <w:tc>
-          <w:tcPr>
-            <w:tcW w:w="1189" w:type="dxa"/>
-            <w:tcBorders>
-              <w:top w:val="single" w:color="000000" w:sz="4" w:space="0"/>
-              <w:left w:val="single" w:color="000000" w:sz="4" w:space="0"/>
-              <w:bottom w:val="single" w:color="000000" w:sz="4" w:space="0"/>
-              <w:right w:val="single" w:color="000000" w:sz="4" w:space="0"/>
-            </w:tcBorders>
-            <w:shd w:val="clear" w:color="auto" w:fill="auto"/>
-            <w:vAlign w:val="center"/>
-          </w:tcPr>
-          <w:p>
-            <w:pPr>
-              <w:keepNext w:val="0"/>
-              <w:keepLines w:val="0"/>
-              <w:widowControl/>
-              <w:suppressLineNumbers w:val="0"/>
-              <w:jc w:val="both"/>
-              <w:textAlignment w:val="center"/>
-              <w:rPr>
-                <w:rFonts w:hint="eastAsia" w:ascii="宋体" w:hAnsi="宋体" w:eastAsia="宋体" w:cs="宋体"/>
-                <w:i w:val="0"/>
-                <w:iCs w:val="0"/>
-                <w:snapToGrid w:val="0"/>
-                <w:color w:val="000000"/>
-                <w:kern w:val="0"/>
-                <w:sz w:val="16"/>
-                <w:szCs w:val="16"/>
-                <w:u w:val="none"/>
-                <w:lang w:val="en-US" w:eastAsia="en-US" w:bidi="ar-SA"/>
-              </w:rPr>
-            </w:pPr>
-            <w:r>
-              <w:rPr>
-                <w:rFonts w:hint="eastAsia" w:ascii="宋体" w:hAnsi="宋体" w:eastAsia="宋体" w:cs="宋体"/>
-                <w:i w:val="0"/>
-                <w:iCs w:val="0"/>
-                <w:snapToGrid w:val="0"/>
-                <w:color w:val="000000"/>
-                <w:kern w:val="0"/>
-                <w:sz w:val="16"/>
-                <w:szCs w:val="16"/>
-                <w:u w:val="none"/>
-                <w:lang w:val="en-US" w:eastAsia="zh-CN"/>
-              </w:rPr>
-              <w:t>9月</w:t>
-            </w:r>
-          </w:p>
-        </w:tc>
-      </w:tr>
-      <w:tr>
-        <w:tblPrEx>
-          <w:tblBorders>
-            <w:top w:val="none" w:color="auto" w:sz="0" w:space="0"/>
-            <w:left w:val="none" w:color="auto" w:sz="0" w:space="0"/>
-            <w:bottom w:val="none" w:color="auto" w:sz="0" w:space="0"/>
-            <w:right w:val="none" w:color="auto" w:sz="0" w:space="0"/>
-            <w:insideH w:val="none" w:color="auto" w:sz="0" w:space="0"/>
-            <w:insideV w:val="none" w:color="auto" w:sz="0" w:space="0"/>
-          </w:tblBorders>
-          <w:tblCellMar>
-            <w:top w:w="0" w:type="dxa"/>
-            <w:left w:w="108" w:type="dxa"/>
-            <w:bottom w:w="0" w:type="dxa"/>
-            <w:right w:w="108" w:type="dxa"/>
-          </w:tblCellMar>
-        </w:tblPrEx>
-        <w:trPr>
-          <w:trHeight w:val="384" w:hRule="atLeast"/>
-          <w:jc w:val="center"/>
-        </w:trPr>
-        <w:tc>
-          <w:tcPr>
-            <w:tcW w:w="661" w:type="dxa"/>
-            <w:tcBorders>
-              <w:top w:val="single" w:color="000000" w:sz="4" w:space="0"/>
-              <w:left w:val="single" w:color="000000" w:sz="4" w:space="0"/>
-              <w:bottom w:val="single" w:color="000000" w:sz="4" w:space="0"/>
-              <w:right w:val="single" w:color="000000" w:sz="4" w:space="0"/>
-            </w:tcBorders>
-            <w:shd w:val="clear" w:color="auto" w:fill="auto"/>
-            <w:vAlign w:val="center"/>
-          </w:tcPr>
-          <w:p>
-            <w:pPr>
-              <w:keepNext w:val="0"/>
-              <w:keepLines w:val="0"/>
-              <w:widowControl/>
-              <w:numPr>
-                <w:ilvl w:val="0"/>
-                <w:numId w:val="4"/>
-              </w:numPr>
-              <w:suppressLineNumbers w:val="0"/>
-              <w:ind w:left="425" w:leftChars="0" w:hanging="425" w:firstLineChars="0"/>
-              <w:jc w:val="center"/>
-              <w:textAlignment w:val="center"/>
-              <w:rPr>
-                <w:rFonts w:hint="eastAsia" w:ascii="宋体" w:hAnsi="宋体" w:eastAsia="宋体" w:cs="宋体"/>
-                <w:i w:val="0"/>
-                <w:iCs w:val="0"/>
-                <w:snapToGrid w:val="0"/>
-                <w:color w:val="000000"/>
-                <w:kern w:val="0"/>
-                <w:sz w:val="16"/>
-                <w:szCs w:val="16"/>
-                <w:u w:val="none"/>
-                <w:lang w:val="en-US" w:eastAsia="zh-CN"/>
-              </w:rPr>
-            </w:pPr>
-          </w:p>
-        </w:tc>
-        <w:tc>
-          <w:tcPr>
-            <w:tcW w:w="2100" w:type="dxa"/>
-            <w:tcBorders>
-              <w:top w:val="single" w:color="000000" w:sz="4" w:space="0"/>
-              <w:left w:val="single" w:color="000000" w:sz="4" w:space="0"/>
-              <w:bottom w:val="single" w:color="000000" w:sz="4" w:space="0"/>
-              <w:right w:val="single" w:color="000000" w:sz="4" w:space="0"/>
-            </w:tcBorders>
-            <w:shd w:val="clear" w:color="auto" w:fill="auto"/>
-            <w:vAlign w:val="center"/>
-          </w:tcPr>
-          <w:p>
-            <w:pPr>
-              <w:keepNext w:val="0"/>
-              <w:keepLines w:val="0"/>
-              <w:widowControl/>
-              <w:suppressLineNumbers w:val="0"/>
-              <w:jc w:val="left"/>
-              <w:textAlignment w:val="center"/>
-              <w:rPr>
-                <w:rFonts w:hint="eastAsia" w:ascii="宋体" w:hAnsi="宋体" w:eastAsia="宋体" w:cs="宋体"/>
-                <w:i w:val="0"/>
-                <w:iCs w:val="0"/>
-                <w:snapToGrid w:val="0"/>
-                <w:color w:val="000000"/>
-                <w:kern w:val="0"/>
-                <w:sz w:val="16"/>
-                <w:szCs w:val="16"/>
-                <w:u w:val="none"/>
-                <w:lang w:val="en-US" w:eastAsia="en-US" w:bidi="ar-SA"/>
-              </w:rPr>
-            </w:pPr>
-            <w:r>
-              <w:rPr>
-                <w:rFonts w:hint="eastAsia" w:ascii="宋体" w:hAnsi="宋体" w:eastAsia="宋体" w:cs="宋体"/>
-                <w:i w:val="0"/>
-                <w:iCs w:val="0"/>
-                <w:snapToGrid w:val="0"/>
-                <w:color w:val="000000"/>
-                <w:kern w:val="0"/>
-                <w:sz w:val="16"/>
-                <w:szCs w:val="16"/>
-                <w:u w:val="none"/>
-                <w:lang w:val="en-US" w:eastAsia="zh-CN"/>
-              </w:rPr>
-              <w:t>产品测试用例编写</w:t>
-            </w:r>
-          </w:p>
-        </w:tc>
-        <w:tc>
-          <w:tcPr>
-            <w:tcW w:w="1850" w:type="dxa"/>
-            <w:tcBorders>
-              <w:top w:val="single" w:color="000000" w:sz="4" w:space="0"/>
-              <w:left w:val="single" w:color="000000" w:sz="4" w:space="0"/>
-              <w:bottom w:val="single" w:color="000000" w:sz="4" w:space="0"/>
-              <w:right w:val="single" w:color="000000" w:sz="4" w:space="0"/>
-            </w:tcBorders>
-            <w:shd w:val="clear" w:color="auto" w:fill="auto"/>
-            <w:vAlign w:val="center"/>
-          </w:tcPr>
-          <w:p>
-            <w:pPr>
-              <w:keepNext w:val="0"/>
-              <w:keepLines w:val="0"/>
-              <w:widowControl/>
-              <w:suppressLineNumbers w:val="0"/>
-              <w:jc w:val="left"/>
-              <w:textAlignment w:val="center"/>
-              <w:rPr>
-                <w:rFonts w:hint="eastAsia" w:ascii="宋体" w:hAnsi="宋体" w:eastAsia="宋体" w:cs="宋体"/>
-                <w:i w:val="0"/>
-                <w:iCs w:val="0"/>
-                <w:snapToGrid w:val="0"/>
-                <w:color w:val="000000"/>
-                <w:kern w:val="0"/>
-                <w:sz w:val="16"/>
-                <w:szCs w:val="16"/>
-                <w:u w:val="none"/>
-                <w:lang w:val="en-US" w:eastAsia="en-US" w:bidi="ar-SA"/>
-              </w:rPr>
-            </w:pPr>
-            <w:r>
-              <w:rPr>
-                <w:rFonts w:hint="eastAsia" w:ascii="宋体" w:hAnsi="宋体" w:eastAsia="宋体" w:cs="宋体"/>
-                <w:i w:val="0"/>
-                <w:iCs w:val="0"/>
-                <w:snapToGrid w:val="0"/>
-                <w:color w:val="000000"/>
-                <w:kern w:val="0"/>
-                <w:sz w:val="16"/>
-                <w:szCs w:val="16"/>
-                <w:u w:val="none"/>
-                <w:lang w:val="en-US" w:eastAsia="zh-CN"/>
-              </w:rPr>
-              <w:t>运维部、研发部</w:t>
-            </w:r>
-          </w:p>
-        </w:tc>
-        <w:tc>
-          <w:tcPr>
-            <w:tcW w:w="750" w:type="dxa"/>
-            <w:tcBorders>
-              <w:top w:val="single" w:color="000000" w:sz="4" w:space="0"/>
-              <w:left w:val="single" w:color="000000" w:sz="4" w:space="0"/>
-              <w:bottom w:val="single" w:color="000000" w:sz="4" w:space="0"/>
-              <w:right w:val="single" w:color="000000" w:sz="4" w:space="0"/>
-            </w:tcBorders>
-            <w:shd w:val="clear" w:color="auto" w:fill="auto"/>
-            <w:vAlign w:val="center"/>
-          </w:tcPr>
-          <w:p>
-            <w:pPr>
-              <w:keepNext w:val="0"/>
-              <w:keepLines w:val="0"/>
-              <w:widowControl/>
-              <w:suppressLineNumbers w:val="0"/>
-              <w:jc w:val="both"/>
-              <w:textAlignment w:val="center"/>
-              <w:rPr>
-                <w:rFonts w:hint="eastAsia" w:ascii="宋体" w:hAnsi="宋体" w:eastAsia="宋体" w:cs="宋体"/>
-                <w:i w:val="0"/>
-                <w:iCs w:val="0"/>
-                <w:snapToGrid w:val="0"/>
-                <w:color w:val="000000"/>
-                <w:kern w:val="0"/>
-                <w:sz w:val="16"/>
-                <w:szCs w:val="16"/>
-                <w:u w:val="none"/>
-                <w:lang w:val="en-US" w:eastAsia="en-US" w:bidi="ar-SA"/>
-              </w:rPr>
-            </w:pPr>
-            <w:r>
-              <w:rPr>
-                <w:rFonts w:hint="eastAsia" w:ascii="宋体" w:hAnsi="宋体" w:eastAsia="宋体" w:cs="宋体"/>
-                <w:i w:val="0"/>
-                <w:iCs w:val="0"/>
-                <w:snapToGrid w:val="0"/>
-                <w:color w:val="000000"/>
-                <w:kern w:val="0"/>
-                <w:sz w:val="16"/>
-                <w:szCs w:val="16"/>
-                <w:u w:val="none"/>
-                <w:lang w:val="en-US" w:eastAsia="zh-CN"/>
-              </w:rPr>
-              <w:t>毛彦超</w:t>
-            </w:r>
-          </w:p>
-        </w:tc>
-        <w:tc>
-          <w:tcPr>
-            <w:tcW w:w="1189" w:type="dxa"/>
-            <w:tcBorders>
-              <w:top w:val="single" w:color="000000" w:sz="4" w:space="0"/>
-              <w:left w:val="single" w:color="000000" w:sz="4" w:space="0"/>
-              <w:bottom w:val="single" w:color="000000" w:sz="4" w:space="0"/>
-              <w:right w:val="single" w:color="000000" w:sz="4" w:space="0"/>
-            </w:tcBorders>
-            <w:shd w:val="clear" w:color="auto" w:fill="auto"/>
-            <w:vAlign w:val="center"/>
-          </w:tcPr>
-          <w:p>
-            <w:pPr>
-              <w:keepNext w:val="0"/>
-              <w:keepLines w:val="0"/>
-              <w:widowControl/>
-              <w:suppressLineNumbers w:val="0"/>
-              <w:jc w:val="both"/>
-              <w:textAlignment w:val="center"/>
-              <w:rPr>
-                <w:rFonts w:hint="eastAsia" w:ascii="宋体" w:hAnsi="宋体" w:eastAsia="宋体" w:cs="宋体"/>
-                <w:i w:val="0"/>
-                <w:iCs w:val="0"/>
-                <w:snapToGrid w:val="0"/>
-                <w:color w:val="000000"/>
-                <w:kern w:val="0"/>
-                <w:sz w:val="16"/>
-                <w:szCs w:val="16"/>
-                <w:u w:val="none"/>
-                <w:lang w:val="en-US" w:eastAsia="en-US" w:bidi="ar-SA"/>
               </w:rPr>
             </w:pPr>
             <w:r>
@@ -14199,23 +14733,32 @@
                 <w:sz w:val="16"/>
                 <w:szCs w:val="16"/>
                 <w:u w:val="none"/>
-                <w:lang w:val="en-US" w:eastAsia="en-US" w:bidi="ar-SA"/>
-              </w:rPr>
-            </w:pPr>
-            <w:r>
-              <w:rPr>
-                <w:rFonts w:hint="eastAsia" w:ascii="宋体" w:hAnsi="宋体" w:eastAsia="宋体" w:cs="宋体"/>
-                <w:i w:val="0"/>
-                <w:iCs w:val="0"/>
-                <w:snapToGrid w:val="0"/>
-                <w:color w:val="000000"/>
-                <w:kern w:val="0"/>
-                <w:sz w:val="16"/>
-                <w:szCs w:val="16"/>
-                <w:u w:val="none"/>
-                <w:lang w:val="en-US" w:eastAsia="zh-CN"/>
-              </w:rPr>
-              <w:t>运维服务服务知识</w:t>
+                <w:lang w:val="en-US" w:eastAsia="zh-CN" w:bidi="ar-SA"/>
+              </w:rPr>
+            </w:pPr>
+            <w:r>
+              <w:rPr>
+                <w:rFonts w:hint="eastAsia" w:ascii="宋体" w:hAnsi="宋体" w:eastAsia="宋体" w:cs="宋体"/>
+                <w:i w:val="0"/>
+                <w:iCs w:val="0"/>
+                <w:snapToGrid w:val="0"/>
+                <w:color w:val="000000"/>
+                <w:kern w:val="0"/>
+                <w:sz w:val="16"/>
+                <w:szCs w:val="16"/>
+                <w:u w:val="none"/>
+                <w:lang w:val="en-US" w:eastAsia="zh-CN"/>
+              </w:rPr>
+              <w:t>应急响应规范与应急</w:t>
+            </w:r>
+            <w:r>
+              <w:rPr>
+                <w:rStyle w:val="42"/>
+                <w:snapToGrid w:val="0"/>
+                <w:color w:val="000000"/>
+                <w:lang w:val="en-US" w:eastAsia="zh-CN"/>
+              </w:rPr>
+              <w:t>预案培训</w:t>
             </w:r>
           </w:p>
         </w:tc>
@@ -14249,23 +14792,23 @@
                 <w:sz w:val="16"/>
                 <w:szCs w:val="16"/>
                 <w:u w:val="none"/>
-                <w:lang w:val="en-US" w:eastAsia="en-US" w:bidi="ar-SA"/>
-              </w:rPr>
-            </w:pPr>
-            <w:r>
-              <w:rPr>
-                <w:rFonts w:hint="eastAsia" w:ascii="宋体" w:hAnsi="宋体" w:eastAsia="宋体" w:cs="宋体"/>
-                <w:i w:val="0"/>
-                <w:iCs w:val="0"/>
-                <w:snapToGrid w:val="0"/>
-                <w:color w:val="000000"/>
-                <w:kern w:val="0"/>
-                <w:sz w:val="16"/>
-                <w:szCs w:val="16"/>
-                <w:u w:val="none"/>
-                <w:lang w:val="en-US" w:eastAsia="zh-CN"/>
-              </w:rPr>
-              <w:t>全体运维人员</w:t>
+                <w:lang w:val="en-US" w:eastAsia="zh-CN" w:bidi="ar-SA"/>
+              </w:rPr>
+            </w:pPr>
+            <w:r>
+              <w:rPr>
+                <w:rFonts w:hint="eastAsia" w:ascii="宋体" w:hAnsi="宋体" w:eastAsia="宋体" w:cs="宋体"/>
+                <w:i w:val="0"/>
+                <w:iCs w:val="0"/>
+                <w:snapToGrid w:val="0"/>
+                <w:color w:val="000000"/>
+                <w:kern w:val="0"/>
+                <w:sz w:val="16"/>
+                <w:szCs w:val="16"/>
+                <w:u w:val="none"/>
+                <w:lang w:val="en-US" w:eastAsia="zh-CN"/>
+              </w:rPr>
+              <w:t>运维项目经理</w:t>
             </w:r>
           </w:p>
         </w:tc>
@@ -14299,23 +14842,23 @@
                 <w:sz w:val="16"/>
                 <w:szCs w:val="16"/>
                 <w:u w:val="none"/>
-                <w:lang w:val="en-US" w:eastAsia="en-US" w:bidi="ar-SA"/>
-              </w:rPr>
-            </w:pPr>
-            <w:r>
-              <w:rPr>
-                <w:rFonts w:hint="eastAsia" w:ascii="宋体" w:hAnsi="宋体" w:eastAsia="宋体" w:cs="宋体"/>
-                <w:i w:val="0"/>
-                <w:iCs w:val="0"/>
-                <w:snapToGrid w:val="0"/>
-                <w:color w:val="000000"/>
-                <w:kern w:val="0"/>
-                <w:sz w:val="16"/>
-                <w:szCs w:val="16"/>
-                <w:u w:val="none"/>
-                <w:lang w:val="en-US" w:eastAsia="zh-CN"/>
-              </w:rPr>
-              <w:t>毛彦超</w:t>
+                <w:lang w:val="en-US" w:eastAsia="zh-CN" w:bidi="ar-SA"/>
+              </w:rPr>
+            </w:pPr>
+            <w:r>
+              <w:rPr>
+                <w:rFonts w:hint="eastAsia" w:ascii="宋体" w:hAnsi="宋体" w:eastAsia="宋体" w:cs="宋体"/>
+                <w:i w:val="0"/>
+                <w:iCs w:val="0"/>
+                <w:snapToGrid w:val="0"/>
+                <w:color w:val="000000"/>
+                <w:kern w:val="0"/>
+                <w:sz w:val="16"/>
+                <w:szCs w:val="16"/>
+                <w:u w:val="none"/>
+                <w:lang w:val="en-US" w:eastAsia="zh-CN"/>
+              </w:rPr>
+              <w:t>孙文</w:t>
             </w:r>
           </w:p>
         </w:tc>
@@ -14349,7 +14892,7 @@
                 <w:sz w:val="16"/>
                 <w:szCs w:val="16"/>
                 <w:u w:val="none"/>
-                <w:lang w:val="en-US" w:eastAsia="en-US" w:bidi="ar-SA"/>
+                <w:lang w:val="en-US" w:eastAsia="zh-CN" w:bidi="ar-SA"/>
               </w:rPr>
             </w:pPr>
             <w:r>
@@ -14380,539 +14923,7 @@
             <w:insideH w:val="none" w:color="auto" w:sz="0" w:space="0"/>
             <w:insideV w:val="none" w:color="auto" w:sz="0" w:space="0"/>
           </w:tblBorders>
-          <w:tblCellMar>
-            <w:top w:w="0" w:type="dxa"/>
-            <w:left w:w="108" w:type="dxa"/>
-            <w:bottom w:w="0" w:type="dxa"/>
-            <w:right w:w="108" w:type="dxa"/>
-          </w:tblCellMar>
-        </w:tblPrEx>
-        <w:trPr>
-          <w:trHeight w:val="576" w:hRule="atLeast"/>
-          <w:jc w:val="center"/>
-        </w:trPr>
-        <w:tc>
-          <w:tcPr>
-            <w:tcW w:w="661" w:type="dxa"/>
-            <w:tcBorders>
-              <w:top w:val="single" w:color="000000" w:sz="4" w:space="0"/>
-              <w:left w:val="single" w:color="000000" w:sz="4" w:space="0"/>
-              <w:bottom w:val="single" w:color="000000" w:sz="4" w:space="0"/>
-              <w:right w:val="single" w:color="000000" w:sz="4" w:space="0"/>
-            </w:tcBorders>
-            <w:shd w:val="clear" w:color="auto" w:fill="auto"/>
-            <w:vAlign w:val="center"/>
-          </w:tcPr>
-          <w:p>
-            <w:pPr>
-              <w:keepNext w:val="0"/>
-              <w:keepLines w:val="0"/>
-              <w:widowControl/>
-              <w:numPr>
-                <w:ilvl w:val="0"/>
-                <w:numId w:val="4"/>
-              </w:numPr>
-              <w:suppressLineNumbers w:val="0"/>
-              <w:ind w:left="425" w:leftChars="0" w:hanging="425" w:firstLineChars="0"/>
-              <w:jc w:val="center"/>
-              <w:textAlignment w:val="center"/>
-              <w:rPr>
-                <w:rFonts w:hint="eastAsia" w:ascii="宋体" w:hAnsi="宋体" w:eastAsia="宋体" w:cs="宋体"/>
-                <w:i w:val="0"/>
-                <w:iCs w:val="0"/>
-                <w:snapToGrid w:val="0"/>
-                <w:color w:val="000000"/>
-                <w:kern w:val="0"/>
-                <w:sz w:val="16"/>
-                <w:szCs w:val="16"/>
-                <w:u w:val="none"/>
-                <w:lang w:val="en-US" w:eastAsia="zh-CN"/>
-              </w:rPr>
-            </w:pPr>
-          </w:p>
-        </w:tc>
-        <w:tc>
-          <w:tcPr>
-            <w:tcW w:w="2100" w:type="dxa"/>
-            <w:tcBorders>
-              <w:top w:val="single" w:color="000000" w:sz="4" w:space="0"/>
-              <w:left w:val="single" w:color="000000" w:sz="4" w:space="0"/>
-              <w:bottom w:val="single" w:color="000000" w:sz="4" w:space="0"/>
-              <w:right w:val="single" w:color="000000" w:sz="4" w:space="0"/>
-            </w:tcBorders>
-            <w:shd w:val="clear" w:color="auto" w:fill="auto"/>
-            <w:vAlign w:val="center"/>
-          </w:tcPr>
-          <w:p>
-            <w:pPr>
-              <w:keepNext w:val="0"/>
-              <w:keepLines w:val="0"/>
-              <w:widowControl/>
-              <w:suppressLineNumbers w:val="0"/>
-              <w:jc w:val="left"/>
-              <w:textAlignment w:val="center"/>
-              <w:rPr>
-                <w:rFonts w:hint="eastAsia" w:ascii="宋体" w:hAnsi="宋体" w:eastAsia="宋体" w:cs="宋体"/>
-                <w:i w:val="0"/>
-                <w:iCs w:val="0"/>
-                <w:snapToGrid w:val="0"/>
-                <w:color w:val="000000"/>
-                <w:kern w:val="0"/>
-                <w:sz w:val="16"/>
-                <w:szCs w:val="16"/>
-                <w:u w:val="none"/>
-                <w:lang w:val="en-US" w:eastAsia="zh-CN" w:bidi="ar-SA"/>
-              </w:rPr>
-            </w:pPr>
-            <w:r>
-              <w:rPr>
-                <w:rFonts w:hint="eastAsia" w:ascii="宋体" w:hAnsi="宋体" w:eastAsia="宋体" w:cs="宋体"/>
-                <w:i w:val="0"/>
-                <w:iCs w:val="0"/>
-                <w:snapToGrid w:val="0"/>
-                <w:color w:val="000000"/>
-                <w:kern w:val="0"/>
-                <w:sz w:val="16"/>
-                <w:szCs w:val="16"/>
-                <w:u w:val="none"/>
-                <w:lang w:val="en-US" w:eastAsia="zh-CN"/>
-              </w:rPr>
-              <w:t>服务台人员操作流程</w:t>
-            </w:r>
-          </w:p>
-        </w:tc>
-        <w:tc>
-          <w:tcPr>
-            <w:tcW w:w="1850" w:type="dxa"/>
-            <w:tcBorders>
-              <w:top w:val="single" w:color="000000" w:sz="4" w:space="0"/>
-              <w:left w:val="single" w:color="000000" w:sz="4" w:space="0"/>
-              <w:bottom w:val="single" w:color="000000" w:sz="4" w:space="0"/>
-              <w:right w:val="single" w:color="000000" w:sz="4" w:space="0"/>
-            </w:tcBorders>
-            <w:shd w:val="clear" w:color="auto" w:fill="auto"/>
-            <w:vAlign w:val="center"/>
-          </w:tcPr>
-          <w:p>
-            <w:pPr>
-              <w:keepNext w:val="0"/>
-              <w:keepLines w:val="0"/>
-              <w:widowControl/>
-              <w:suppressLineNumbers w:val="0"/>
-              <w:jc w:val="left"/>
-              <w:textAlignment w:val="center"/>
-              <w:rPr>
-                <w:rFonts w:hint="eastAsia" w:ascii="宋体" w:hAnsi="宋体" w:eastAsia="宋体" w:cs="宋体"/>
-                <w:i w:val="0"/>
-                <w:iCs w:val="0"/>
-                <w:snapToGrid w:val="0"/>
-                <w:color w:val="000000"/>
-                <w:kern w:val="0"/>
-                <w:sz w:val="16"/>
-                <w:szCs w:val="16"/>
-                <w:u w:val="none"/>
-                <w:lang w:val="en-US" w:eastAsia="zh-CN" w:bidi="ar-SA"/>
-              </w:rPr>
-            </w:pPr>
-            <w:r>
-              <w:rPr>
-                <w:rFonts w:hint="eastAsia" w:ascii="宋体" w:hAnsi="宋体" w:eastAsia="宋体" w:cs="宋体"/>
-                <w:i w:val="0"/>
-                <w:iCs w:val="0"/>
-                <w:snapToGrid w:val="0"/>
-                <w:color w:val="000000"/>
-                <w:kern w:val="0"/>
-                <w:sz w:val="16"/>
-                <w:szCs w:val="16"/>
-                <w:u w:val="none"/>
-                <w:lang w:val="en-US" w:eastAsia="zh-CN"/>
-              </w:rPr>
-              <w:t>服务台全员</w:t>
-            </w:r>
-          </w:p>
-        </w:tc>
-        <w:tc>
-          <w:tcPr>
-            <w:tcW w:w="750" w:type="dxa"/>
-            <w:tcBorders>
-              <w:top w:val="single" w:color="000000" w:sz="4" w:space="0"/>
-              <w:left w:val="single" w:color="000000" w:sz="4" w:space="0"/>
-              <w:bottom w:val="single" w:color="000000" w:sz="4" w:space="0"/>
-              <w:right w:val="single" w:color="000000" w:sz="4" w:space="0"/>
-            </w:tcBorders>
-            <w:shd w:val="clear" w:color="auto" w:fill="auto"/>
-            <w:vAlign w:val="center"/>
-          </w:tcPr>
-          <w:p>
-            <w:pPr>
-              <w:keepNext w:val="0"/>
-              <w:keepLines w:val="0"/>
-              <w:widowControl/>
-              <w:suppressLineNumbers w:val="0"/>
-              <w:jc w:val="both"/>
-              <w:textAlignment w:val="center"/>
-              <w:rPr>
-                <w:rFonts w:hint="eastAsia" w:ascii="宋体" w:hAnsi="宋体" w:eastAsia="宋体" w:cs="宋体"/>
-                <w:i w:val="0"/>
-                <w:iCs w:val="0"/>
-                <w:snapToGrid w:val="0"/>
-                <w:color w:val="000000"/>
-                <w:kern w:val="0"/>
-                <w:sz w:val="16"/>
-                <w:szCs w:val="16"/>
-                <w:u w:val="none"/>
-                <w:lang w:val="en-US" w:eastAsia="zh-CN" w:bidi="ar-SA"/>
-              </w:rPr>
-            </w:pPr>
-            <w:r>
-              <w:rPr>
-                <w:rFonts w:hint="eastAsia" w:ascii="宋体" w:hAnsi="宋体" w:eastAsia="宋体" w:cs="宋体"/>
-                <w:i w:val="0"/>
-                <w:iCs w:val="0"/>
-                <w:snapToGrid w:val="0"/>
-                <w:color w:val="000000"/>
-                <w:kern w:val="0"/>
-                <w:sz w:val="16"/>
-                <w:szCs w:val="16"/>
-                <w:u w:val="none"/>
-                <w:lang w:val="en-US" w:eastAsia="zh-CN"/>
-              </w:rPr>
-              <w:t>毛彦超</w:t>
-            </w:r>
-          </w:p>
-        </w:tc>
-        <w:tc>
-          <w:tcPr>
-            <w:tcW w:w="1189" w:type="dxa"/>
-            <w:tcBorders>
-              <w:top w:val="single" w:color="000000" w:sz="4" w:space="0"/>
-              <w:left w:val="single" w:color="000000" w:sz="4" w:space="0"/>
-              <w:bottom w:val="single" w:color="000000" w:sz="4" w:space="0"/>
-              <w:right w:val="single" w:color="000000" w:sz="4" w:space="0"/>
-            </w:tcBorders>
-            <w:shd w:val="clear" w:color="auto" w:fill="auto"/>
-            <w:vAlign w:val="center"/>
-          </w:tcPr>
-          <w:p>
-            <w:pPr>
-              <w:keepNext w:val="0"/>
-              <w:keepLines w:val="0"/>
-              <w:widowControl/>
-              <w:suppressLineNumbers w:val="0"/>
-              <w:jc w:val="both"/>
-              <w:textAlignment w:val="center"/>
-              <w:rPr>
-                <w:rFonts w:hint="eastAsia" w:ascii="宋体" w:hAnsi="宋体" w:eastAsia="宋体" w:cs="宋体"/>
-                <w:i w:val="0"/>
-                <w:iCs w:val="0"/>
-                <w:snapToGrid w:val="0"/>
-                <w:color w:val="000000"/>
-                <w:kern w:val="0"/>
-                <w:sz w:val="16"/>
-                <w:szCs w:val="16"/>
-                <w:u w:val="none"/>
-                <w:lang w:val="en-US" w:eastAsia="zh-CN" w:bidi="ar-SA"/>
-              </w:rPr>
-            </w:pPr>
-            <w:r>
-              <w:rPr>
-                <w:rFonts w:hint="eastAsia" w:ascii="宋体" w:hAnsi="宋体" w:eastAsia="宋体" w:cs="宋体"/>
-                <w:i w:val="0"/>
-                <w:iCs w:val="0"/>
-                <w:snapToGrid w:val="0"/>
-                <w:color w:val="000000"/>
-                <w:kern w:val="0"/>
-                <w:sz w:val="16"/>
-                <w:szCs w:val="16"/>
-                <w:u w:val="none"/>
-                <w:lang w:val="en-US" w:eastAsia="zh-CN"/>
-              </w:rPr>
-              <w:t>9月</w:t>
-            </w:r>
-          </w:p>
-        </w:tc>
-      </w:tr>
-      <w:tr>
-        <w:tblPrEx>
-          <w:tblBorders>
-            <w:top w:val="none" w:color="auto" w:sz="0" w:space="0"/>
-            <w:left w:val="none" w:color="auto" w:sz="0" w:space="0"/>
-            <w:bottom w:val="none" w:color="auto" w:sz="0" w:space="0"/>
-            <w:right w:val="none" w:color="auto" w:sz="0" w:space="0"/>
-            <w:insideH w:val="none" w:color="auto" w:sz="0" w:space="0"/>
-            <w:insideV w:val="none" w:color="auto" w:sz="0" w:space="0"/>
-          </w:tblBorders>
-          <w:tblCellMar>
-            <w:top w:w="0" w:type="dxa"/>
-            <w:left w:w="108" w:type="dxa"/>
-            <w:bottom w:w="0" w:type="dxa"/>
-            <w:right w:w="108" w:type="dxa"/>
-          </w:tblCellMar>
-        </w:tblPrEx>
-        <w:trPr>
-          <w:trHeight w:val="576" w:hRule="atLeast"/>
-          <w:jc w:val="center"/>
-        </w:trPr>
-        <w:tc>
-          <w:tcPr>
-            <w:tcW w:w="661" w:type="dxa"/>
-            <w:tcBorders>
-              <w:top w:val="single" w:color="000000" w:sz="4" w:space="0"/>
-              <w:left w:val="single" w:color="000000" w:sz="4" w:space="0"/>
-              <w:bottom w:val="single" w:color="000000" w:sz="4" w:space="0"/>
-              <w:right w:val="single" w:color="000000" w:sz="4" w:space="0"/>
-            </w:tcBorders>
-            <w:shd w:val="clear" w:color="auto" w:fill="auto"/>
-            <w:vAlign w:val="center"/>
-          </w:tcPr>
-          <w:p>
-            <w:pPr>
-              <w:keepNext w:val="0"/>
-              <w:keepLines w:val="0"/>
-              <w:widowControl/>
-              <w:numPr>
-                <w:ilvl w:val="0"/>
-                <w:numId w:val="4"/>
-              </w:numPr>
-              <w:suppressLineNumbers w:val="0"/>
-              <w:ind w:left="425" w:leftChars="0" w:hanging="425" w:firstLineChars="0"/>
-              <w:jc w:val="center"/>
-              <w:textAlignment w:val="center"/>
-              <w:rPr>
-                <w:rFonts w:hint="eastAsia" w:ascii="宋体" w:hAnsi="宋体" w:eastAsia="宋体" w:cs="宋体"/>
-                <w:i w:val="0"/>
-                <w:iCs w:val="0"/>
-                <w:snapToGrid w:val="0"/>
-                <w:color w:val="000000"/>
-                <w:kern w:val="0"/>
-                <w:sz w:val="16"/>
-                <w:szCs w:val="16"/>
-                <w:u w:val="none"/>
-                <w:lang w:val="en-US" w:eastAsia="zh-CN"/>
-              </w:rPr>
-            </w:pPr>
-          </w:p>
-        </w:tc>
-        <w:tc>
-          <w:tcPr>
-            <w:tcW w:w="2100" w:type="dxa"/>
-            <w:tcBorders>
-              <w:top w:val="single" w:color="000000" w:sz="4" w:space="0"/>
-              <w:left w:val="single" w:color="000000" w:sz="4" w:space="0"/>
-              <w:bottom w:val="single" w:color="000000" w:sz="4" w:space="0"/>
-              <w:right w:val="single" w:color="000000" w:sz="4" w:space="0"/>
-            </w:tcBorders>
-            <w:shd w:val="clear" w:color="auto" w:fill="auto"/>
-            <w:vAlign w:val="center"/>
-          </w:tcPr>
-          <w:p>
-            <w:pPr>
-              <w:keepNext w:val="0"/>
-              <w:keepLines w:val="0"/>
-              <w:widowControl/>
-              <w:suppressLineNumbers w:val="0"/>
-              <w:jc w:val="left"/>
-              <w:textAlignment w:val="center"/>
-              <w:rPr>
-                <w:rFonts w:hint="eastAsia" w:ascii="宋体" w:hAnsi="宋体" w:eastAsia="宋体" w:cs="宋体"/>
-                <w:i w:val="0"/>
-                <w:iCs w:val="0"/>
-                <w:snapToGrid w:val="0"/>
-                <w:color w:val="000000"/>
-                <w:kern w:val="0"/>
-                <w:sz w:val="16"/>
-                <w:szCs w:val="16"/>
-                <w:u w:val="none"/>
-                <w:lang w:val="en-US" w:eastAsia="zh-CN" w:bidi="ar-SA"/>
-              </w:rPr>
-            </w:pPr>
-            <w:r>
-              <w:rPr>
-                <w:rFonts w:hint="eastAsia" w:ascii="宋体" w:hAnsi="宋体" w:eastAsia="宋体" w:cs="宋体"/>
-                <w:i w:val="0"/>
-                <w:iCs w:val="0"/>
-                <w:snapToGrid w:val="0"/>
-                <w:color w:val="000000"/>
-                <w:kern w:val="0"/>
-                <w:sz w:val="16"/>
-                <w:szCs w:val="16"/>
-                <w:u w:val="none"/>
-                <w:lang w:val="en-US" w:eastAsia="zh-CN"/>
-              </w:rPr>
-              <w:t>应急响应规范与应急</w:t>
-            </w:r>
-            <w:r>
-              <w:rPr>
-                <w:rStyle w:val="42"/>
-                <w:snapToGrid w:val="0"/>
-                <w:color w:val="000000"/>
-                <w:lang w:val="en-US" w:eastAsia="zh-CN"/>
-              </w:rPr>
-              <w:t>预案培训</w:t>
-            </w:r>
-          </w:p>
-        </w:tc>
-        <w:tc>
-          <w:tcPr>
-            <w:tcW w:w="1850" w:type="dxa"/>
-            <w:tcBorders>
-              <w:top w:val="single" w:color="000000" w:sz="4" w:space="0"/>
-              <w:left w:val="single" w:color="000000" w:sz="4" w:space="0"/>
-              <w:bottom w:val="single" w:color="000000" w:sz="4" w:space="0"/>
-              <w:right w:val="single" w:color="000000" w:sz="4" w:space="0"/>
-            </w:tcBorders>
-            <w:shd w:val="clear" w:color="auto" w:fill="auto"/>
-            <w:vAlign w:val="center"/>
-          </w:tcPr>
-          <w:p>
-            <w:pPr>
-              <w:keepNext w:val="0"/>
-              <w:keepLines w:val="0"/>
-              <w:widowControl/>
-              <w:suppressLineNumbers w:val="0"/>
-              <w:jc w:val="left"/>
-              <w:textAlignment w:val="center"/>
-              <w:rPr>
-                <w:rFonts w:hint="eastAsia" w:ascii="宋体" w:hAnsi="宋体" w:eastAsia="宋体" w:cs="宋体"/>
-                <w:i w:val="0"/>
-                <w:iCs w:val="0"/>
-                <w:snapToGrid w:val="0"/>
-                <w:color w:val="000000"/>
-                <w:kern w:val="0"/>
-                <w:sz w:val="16"/>
-                <w:szCs w:val="16"/>
-                <w:u w:val="none"/>
-                <w:lang w:val="en-US" w:eastAsia="zh-CN" w:bidi="ar-SA"/>
-              </w:rPr>
-            </w:pPr>
-            <w:r>
-              <w:rPr>
-                <w:rFonts w:hint="eastAsia" w:ascii="宋体" w:hAnsi="宋体" w:eastAsia="宋体" w:cs="宋体"/>
-                <w:i w:val="0"/>
-                <w:iCs w:val="0"/>
-                <w:snapToGrid w:val="0"/>
-                <w:color w:val="000000"/>
-                <w:kern w:val="0"/>
-                <w:sz w:val="16"/>
-                <w:szCs w:val="16"/>
-                <w:u w:val="none"/>
-                <w:lang w:val="en-US" w:eastAsia="zh-CN"/>
-              </w:rPr>
-              <w:t>运维项目经理</w:t>
-            </w:r>
-          </w:p>
-        </w:tc>
-        <w:tc>
-          <w:tcPr>
-            <w:tcW w:w="750" w:type="dxa"/>
-            <w:tcBorders>
-              <w:top w:val="single" w:color="000000" w:sz="4" w:space="0"/>
-              <w:left w:val="single" w:color="000000" w:sz="4" w:space="0"/>
-              <w:bottom w:val="single" w:color="000000" w:sz="4" w:space="0"/>
-              <w:right w:val="single" w:color="000000" w:sz="4" w:space="0"/>
-            </w:tcBorders>
-            <w:shd w:val="clear" w:color="auto" w:fill="auto"/>
-            <w:vAlign w:val="center"/>
-          </w:tcPr>
-          <w:p>
-            <w:pPr>
-              <w:keepNext w:val="0"/>
-              <w:keepLines w:val="0"/>
-              <w:widowControl/>
-              <w:suppressLineNumbers w:val="0"/>
-              <w:jc w:val="both"/>
-              <w:textAlignment w:val="center"/>
-              <w:rPr>
-                <w:rFonts w:hint="eastAsia" w:ascii="宋体" w:hAnsi="宋体" w:eastAsia="宋体" w:cs="宋体"/>
-                <w:i w:val="0"/>
-                <w:iCs w:val="0"/>
-                <w:snapToGrid w:val="0"/>
-                <w:color w:val="000000"/>
-                <w:kern w:val="0"/>
-                <w:sz w:val="16"/>
-                <w:szCs w:val="16"/>
-                <w:u w:val="none"/>
-                <w:lang w:val="en-US" w:eastAsia="zh-CN" w:bidi="ar-SA"/>
-              </w:rPr>
-            </w:pPr>
-            <w:r>
-              <w:rPr>
-                <w:rFonts w:hint="eastAsia" w:ascii="宋体" w:hAnsi="宋体" w:eastAsia="宋体" w:cs="宋体"/>
-                <w:i w:val="0"/>
-                <w:iCs w:val="0"/>
-                <w:snapToGrid w:val="0"/>
-                <w:color w:val="000000"/>
-                <w:kern w:val="0"/>
-                <w:sz w:val="16"/>
-                <w:szCs w:val="16"/>
-                <w:u w:val="none"/>
-                <w:lang w:val="en-US" w:eastAsia="zh-CN"/>
-              </w:rPr>
-              <w:t>孙文</w:t>
-            </w:r>
-          </w:p>
-        </w:tc>
-        <w:tc>
-          <w:tcPr>
-            <w:tcW w:w="1189" w:type="dxa"/>
-            <w:tcBorders>
-              <w:top w:val="single" w:color="000000" w:sz="4" w:space="0"/>
-              <w:left w:val="single" w:color="000000" w:sz="4" w:space="0"/>
-              <w:bottom w:val="single" w:color="000000" w:sz="4" w:space="0"/>
-              <w:right w:val="single" w:color="000000" w:sz="4" w:space="0"/>
-            </w:tcBorders>
-            <w:shd w:val="clear" w:color="auto" w:fill="auto"/>
-            <w:vAlign w:val="center"/>
-          </w:tcPr>
-          <w:p>
-            <w:pPr>
-              <w:keepNext w:val="0"/>
-              <w:keepLines w:val="0"/>
-              <w:widowControl/>
-              <w:suppressLineNumbers w:val="0"/>
-              <w:jc w:val="both"/>
-              <w:textAlignment w:val="center"/>
-              <w:rPr>
-                <w:rFonts w:hint="eastAsia" w:ascii="宋体" w:hAnsi="宋体" w:eastAsia="宋体" w:cs="宋体"/>
-                <w:i w:val="0"/>
-                <w:iCs w:val="0"/>
-                <w:snapToGrid w:val="0"/>
-                <w:color w:val="000000"/>
-                <w:kern w:val="0"/>
-                <w:sz w:val="16"/>
-                <w:szCs w:val="16"/>
-                <w:u w:val="none"/>
-                <w:lang w:val="en-US" w:eastAsia="zh-CN" w:bidi="ar-SA"/>
-              </w:rPr>
-            </w:pPr>
-            <w:r>
-              <w:rPr>
-                <w:rFonts w:hint="eastAsia" w:ascii="宋体" w:hAnsi="宋体" w:eastAsia="宋体" w:cs="宋体"/>
-                <w:i w:val="0"/>
-                <w:iCs w:val="0"/>
-                <w:snapToGrid w:val="0"/>
-                <w:color w:val="000000"/>
-                <w:kern w:val="0"/>
-                <w:sz w:val="16"/>
-                <w:szCs w:val="16"/>
-                <w:u w:val="none"/>
-                <w:lang w:val="en-US" w:eastAsia="zh-CN"/>
-              </w:rPr>
-              <w:t>9月</w:t>
-            </w:r>
-          </w:p>
-        </w:tc>
-      </w:tr>
-      <w:tr>
-        <w:tblPrEx>
-          <w:tblBorders>
-            <w:top w:val="none" w:color="auto" w:sz="0" w:space="0"/>
-            <w:left w:val="none" w:color="auto" w:sz="0" w:space="0"/>
-            <w:bottom w:val="none" w:color="auto" w:sz="0" w:space="0"/>
-            <w:right w:val="none" w:color="auto" w:sz="0" w:space="0"/>
-            <w:insideH w:val="none" w:color="auto" w:sz="0" w:space="0"/>
-            <w:insideV w:val="none" w:color="auto" w:sz="0" w:space="0"/>
-          </w:tblBorders>
+          <w:shd w:val="clear" w:color="auto" w:fill="auto"/>
           <w:tblCellMar>
             <w:top w:w="0" w:type="dxa"/>
             <w:left w:w="108" w:type="dxa"/>
@@ -16162,9 +16173,10 @@
         <w:spacing w:before="113" w:line="219" w:lineRule="auto"/>
         <w:ind w:left="24"/>
         <w:rPr>
-          <w:rFonts w:ascii="宋体" w:hAnsi="宋体" w:eastAsia="宋体" w:cs="宋体"/>
+          <w:rFonts w:hint="eastAsia" w:ascii="宋体" w:hAnsi="宋体" w:eastAsia="宋体" w:cs="宋体"/>
           <w:sz w:val="24"/>
           <w:szCs w:val="24"/>
+          <w:lang w:eastAsia="zh-CN"/>
         </w:rPr>
       </w:pPr>
       <w:r>
@@ -16211,6 +16223,16 @@
           <w:szCs w:val="24"/>
         </w:rPr>
         <w:t>开发提升等</w:t>
+      </w:r>
+      <w:r>
+        <w:rPr>
+          <w:rFonts w:hint="eastAsia" w:ascii="宋体" w:hAnsi="宋体" w:cs="宋体"/>
+          <w:spacing w:val="-1"/>
+          <w:sz w:val="24"/>
+          <w:szCs w:val="24"/>
+          <w:lang w:eastAsia="zh-CN"/>
+        </w:rPr>
+        <w:t>。</w:t>
       </w:r>
     </w:p>
     <w:p>
@@ -16218,11 +16240,11 @@
         <w:pStyle w:val="31"/>
         <w:bidi w:val="0"/>
       </w:pPr>
-      <w:bookmarkStart w:id="18" w:name="bookmark66"/>
+      <w:bookmarkStart w:id="18" w:name="bookmark17"/>
       <w:bookmarkEnd w:id="18"/>
-      <w:bookmarkStart w:id="19" w:name="bookmark17"/>
+      <w:bookmarkStart w:id="19" w:name="bookmark16"/>
       <w:bookmarkEnd w:id="19"/>
-      <w:bookmarkStart w:id="20" w:name="bookmark16"/>
+      <w:bookmarkStart w:id="20" w:name="bookmark66"/>
       <w:bookmarkEnd w:id="20"/>
       <w:bookmarkStart w:id="21" w:name="_Toc638"/>
       <w:r>
@@ -17849,8 +17871,6 @@
         </w:rPr>
         <w:t>组织级应急管理制度</w:t>
       </w:r>
-      <w:bookmarkStart w:id="50" w:name="_GoBack"/>
-      <w:bookmarkEnd w:id="50"/>
       <w:r>
         <w:rPr>
           <w:rFonts w:hint="eastAsia"/>
@@ -18112,7 +18132,18 @@
           <w:sz w:val="24"/>
           <w:szCs w:val="24"/>
         </w:rPr>
-        <w:t>持续的适宜性、充分性和有效性。</w:t>
+        <w:t>持续的适宜性、充分性和有效性</w:t>
+      </w:r>
+      <w:bookmarkStart w:id="50" w:name="_GoBack"/>
+      <w:bookmarkEnd w:id="50"/>
+      <w:r>
+        <w:rPr>
+          <w:rFonts w:ascii="宋体" w:hAnsi="宋体" w:eastAsia="宋体" w:cs="宋体"/>
+          <w:spacing w:val="-2"/>
+          <w:sz w:val="24"/>
+          <w:szCs w:val="24"/>
+        </w:rPr>
+        <w:t>。</w:t>
       </w:r>
     </w:p>
     <w:p>
